--- a/outputs/summaries/22_black_suspension_teacher_demographics_SUMMARY.docx
+++ b/outputs/summaries/22_black_suspension_teacher_demographics_SUMMARY.docx
@@ -15,7 +15,7 @@
         <w:pStyle w:val="Date"/>
       </w:pPr>
       <w:r>
-        <w:t xml:space="preserve">2025-11-19</w:t>
+        <w:t xml:space="preserve">2025-11-20</w:t>
       </w:r>
     </w:p>
     <w:sdt>

--- a/outputs/summaries/22_black_suspension_teacher_demographics_SUMMARY.docx
+++ b/outputs/summaries/22_black_suspension_teacher_demographics_SUMMARY.docx
@@ -44,7 +44,7 @@
         </w:p>
       </w:sdtContent>
     </w:sdt>
-    <w:bookmarkStart w:id="45" w:name="X9752457ec2acf1cef5a537e9e8d7b800dec39b5"/>
+    <w:bookmarkStart w:id="51" w:name="X9752457ec2acf1cef5a537e9e8d7b800dec39b5"/>
     <w:p>
       <w:pPr>
         <w:pStyle w:val="Heading1"/>
@@ -65,7 +65,7 @@
         <w:t xml:space="preserve">Analysis Date</w:t>
       </w:r>
       <w:r>
-        <w:t xml:space="preserve">: 2025-11-19</w:t>
+        <w:t xml:space="preserve">: 2025-11-21</w:t>
       </w:r>
       <w:r>
         <w:t xml:space="preserve"> </w:t>
@@ -91,7 +91,20 @@
         <w:t xml:space="preserve">Academic Years Included</w:t>
       </w:r>
       <w:r>
-        <w:t xml:space="preserve">: 2017-18, 2018-19, 2019-20, 2021-22, 2022-23, 2023-24 (6 years; 2020-21 excluded)</w:t>
+        <w:t xml:space="preserve">: 2017-18, 2018-19, 2019-20, 2021-22, 2022-23, 2023-24 (6 years; 2020-21 excluded due to COVID)</w:t>
+      </w:r>
+      <w:r>
+        <w:t xml:space="preserve"> </w:t>
+      </w:r>
+      <w:r>
+        <w:rPr>
+          <w:b/>
+          <w:bCs/>
+        </w:rPr>
+        <w:t xml:space="preserve">School-Year Observations</w:t>
+      </w:r>
+      <w:r>
+        <w:t xml:space="preserve">: 31,801 school-year records</w:t>
       </w:r>
       <w:r>
         <w:t xml:space="preserve"> </w:t>
@@ -105,19 +118,6 @@
       </w:r>
       <w:r>
         <w:t xml:space="preserve">: 5,129 unique schools across California</w:t>
-      </w:r>
-      <w:r>
-        <w:t xml:space="preserve"> </w:t>
-      </w:r>
-      <w:r>
-        <w:rPr>
-          <w:b/>
-          <w:bCs/>
-        </w:rPr>
-        <w:t xml:space="preserve">School-Year Observations</w:t>
-      </w:r>
-      <w:r>
-        <w:t xml:space="preserve">: 31,801 school-year records</w:t>
       </w:r>
       <w:r>
         <w:t xml:space="preserve"> </w:t>
@@ -140,13 +140,13 @@
         </w:pict>
       </w:r>
     </w:p>
-    <w:bookmarkStart w:id="9" w:name="key-question"/>
+    <w:bookmarkStart w:id="9" w:name="executive-summary-1-2-minute-read"/>
     <w:p>
       <w:pPr>
         <w:pStyle w:val="Heading2"/>
       </w:pPr>
       <w:r>
-        <w:t xml:space="preserve">Key Question</w:t>
+        <w:t xml:space="preserve">Executive Summary (1-2 Minute Read)</w:t>
       </w:r>
     </w:p>
     <w:p>
@@ -154,7 +154,167 @@
         <w:pStyle w:val="FirstParagraph"/>
       </w:pPr>
       <w:r>
-        <w:t xml:space="preserve">How do Black student suspension rates vary by school racial composition, and what are the teacher and administrator demographic characteristics of schools with the highest suspension rates?</w:t>
+        <w:rPr>
+          <w:b/>
+          <w:bCs/>
+        </w:rPr>
+        <w:t xml:space="preserve">Purpose</w:t>
+      </w:r>
+      <w:r>
+        <w:t xml:space="preserve">: This analysis examines how Black student suspension rates vary by school racial composition (measured by Black enrollment quartiles), and describes the teacher and administrator demographic characteristics of schools with the highest suspension rates.</w:t>
+      </w:r>
+    </w:p>
+    <w:p>
+      <w:pPr>
+        <w:pStyle w:val="BodyText"/>
+      </w:pPr>
+      <w:r>
+        <w:rPr>
+          <w:b/>
+          <w:bCs/>
+        </w:rPr>
+        <w:t xml:space="preserve">Key Findings</w:t>
+      </w:r>
+      <w:r>
+        <w:t xml:space="preserve">:</w:t>
+      </w:r>
+      <w:r>
+        <w:t xml:space="preserve"> </w:t>
+      </w:r>
+      <w:r>
+        <w:t xml:space="preserve">-</w:t>
+      </w:r>
+      <w:r>
+        <w:t xml:space="preserve"> </w:t>
+      </w:r>
+      <w:r>
+        <w:rPr>
+          <w:b/>
+          <w:bCs/>
+        </w:rPr>
+        <w:t xml:space="preserve">Clear Suspension Rate Gradient</w:t>
+      </w:r>
+      <w:r>
+        <w:t xml:space="preserve">: Schools with highest Black student concentrations (Q4) show 56% higher suspension event rates and 48% higher unduplicated student rates compared to schools with lowest Black concentrations (Q1).</w:t>
+      </w:r>
+      <w:r>
+        <w:t xml:space="preserve"> </w:t>
+      </w:r>
+      <w:r>
+        <w:t xml:space="preserve">-</w:t>
+      </w:r>
+      <w:r>
+        <w:t xml:space="preserve"> </w:t>
+      </w:r>
+      <w:r>
+        <w:rPr>
+          <w:b/>
+          <w:bCs/>
+        </w:rPr>
+        <w:t xml:space="preserve">Teacher-Student Demographic Mismatch</w:t>
+      </w:r>
+      <w:r>
+        <w:t xml:space="preserve">: Even in majority-Black schools (Q4), high-suspension schools have less than 15% African American staff, with majority-White teaching and administrative staff.</w:t>
+      </w:r>
+      <w:r>
+        <w:t xml:space="preserve"> </w:t>
+      </w:r>
+      <w:r>
+        <w:t xml:space="preserve">-</w:t>
+      </w:r>
+      <w:r>
+        <w:t xml:space="preserve"> </w:t>
+      </w:r>
+      <w:r>
+        <w:rPr>
+          <w:b/>
+          <w:bCs/>
+        </w:rPr>
+        <w:t xml:space="preserve">Extreme Concentrations</w:t>
+      </w:r>
+      <w:r>
+        <w:t xml:space="preserve">: Among the top 10% highest-suspension schools, nearly 1 in 3 Black students experience suspension annually in Q4 schools (31.55%), with event rates reaching 66.49% indicating repeat suspensions.</w:t>
+      </w:r>
+      <w:r>
+        <w:t xml:space="preserve"> </w:t>
+      </w:r>
+      <w:r>
+        <w:t xml:space="preserve">-</w:t>
+      </w:r>
+      <w:r>
+        <w:t xml:space="preserve"> </w:t>
+      </w:r>
+      <w:r>
+        <w:rPr>
+          <w:b/>
+          <w:bCs/>
+        </w:rPr>
+        <w:t xml:space="preserve">Repeat Suspension Pattern</w:t>
+      </w:r>
+      <w:r>
+        <w:t xml:space="preserve">: The gap between event rates and student rates widens with Black enrollment concentration, indicating repeat suspensions contribute disproportionately to higher rates in majority-Black schools.</w:t>
+      </w:r>
+    </w:p>
+    <w:p>
+      <w:pPr>
+        <w:pStyle w:val="BodyText"/>
+      </w:pPr>
+      <w:r>
+        <w:rPr>
+          <w:b/>
+          <w:bCs/>
+        </w:rPr>
+        <w:t xml:space="preserve">Bottom Line</w:t>
+      </w:r>
+      <w:r>
+        <w:t xml:space="preserve">: Suspension rates for Black students increase substantially with school-level Black enrollment concentration, and high-suspension schools show severe teacher-student racial mismatch even in predominantly Black schools, suggesting staffing and cultural competency are critical intervention points.</w:t>
+      </w:r>
+    </w:p>
+    <w:p>
+      <w:pPr>
+        <w:pStyle w:val="BodyText"/>
+      </w:pPr>
+      <w:r>
+        <w:rPr>
+          <w:b/>
+          <w:bCs/>
+        </w:rPr>
+        <w:t xml:space="preserve">Important Note</w:t>
+      </w:r>
+      <w:r>
+        <w:t xml:space="preserve">: This analysis reports</w:t>
+      </w:r>
+      <w:r>
+        <w:t xml:space="preserve"> </w:t>
+      </w:r>
+      <w:r>
+        <w:rPr>
+          <w:b/>
+          <w:bCs/>
+        </w:rPr>
+        <w:t xml:space="preserve">both</w:t>
+      </w:r>
+      <w:r>
+        <w:t xml:space="preserve"> </w:t>
+      </w:r>
+      <w:r>
+        <w:t xml:space="preserve">suspension event rates (total incidents, can exceed 100%)</w:t>
+      </w:r>
+      <w:r>
+        <w:t xml:space="preserve"> </w:t>
+      </w:r>
+      <w:r>
+        <w:rPr>
+          <w:b/>
+          <w:bCs/>
+        </w:rPr>
+        <w:t xml:space="preserve">and</w:t>
+      </w:r>
+      <w:r>
+        <w:t xml:space="preserve"> </w:t>
+      </w:r>
+      <w:r>
+        <w:t xml:space="preserve">unduplicated student rates (unique students suspended, cannot exceed 100%) to provide a complete picture of disciplinary burden.</w:t>
       </w:r>
     </w:p>
     <w:p>
@@ -165,16 +325,711 @@
       </w:r>
     </w:p>
     <w:bookmarkEnd w:id="9"/>
-    <w:bookmarkStart w:id="14" w:name="major-findings"/>
+    <w:bookmarkStart w:id="10" w:name="key-question"/>
     <w:p>
       <w:pPr>
         <w:pStyle w:val="Heading2"/>
       </w:pPr>
       <w:r>
+        <w:t xml:space="preserve">Key Question</w:t>
+      </w:r>
+    </w:p>
+    <w:p>
+      <w:pPr>
+        <w:pStyle w:val="FirstParagraph"/>
+      </w:pPr>
+      <w:r>
+        <w:t xml:space="preserve">How do Black student suspension rates vary by school racial composition, and what are the teacher and administrator demographic characteristics of schools with the highest suspension rates?</w:t>
+      </w:r>
+    </w:p>
+    <w:p>
+      <w:r>
+        <w:pict>
+          <v:rect style="width:0;height:1.5pt" o:hralign="center" o:hrstd="t" o:hr="t"/>
+        </w:pict>
+      </w:r>
+    </w:p>
+    <w:bookmarkEnd w:id="10"/>
+    <w:bookmarkStart w:id="14" w:name="critical-suspension-rate-definition"/>
+    <w:p>
+      <w:pPr>
+        <w:pStyle w:val="Heading2"/>
+      </w:pPr>
+      <w:r>
+        <w:t xml:space="preserve">CRITICAL: Suspension Rate Definition</w:t>
+      </w:r>
+    </w:p>
+    <w:p>
+      <w:pPr>
+        <w:pStyle w:val="FirstParagraph"/>
+      </w:pPr>
+      <w:r>
+        <w:rPr>
+          <w:b/>
+          <w:bCs/>
+        </w:rPr>
+        <w:t xml:space="preserve">IMPORTANT METHODOLOGICAL NOTE</w:t>
+      </w:r>
+      <w:r>
+        <w:t xml:space="preserve">: This analysis uses</w:t>
+      </w:r>
+      <w:r>
+        <w:t xml:space="preserve"> </w:t>
+      </w:r>
+      <w:r>
+        <w:rPr>
+          <w:b/>
+          <w:bCs/>
+        </w:rPr>
+        <w:t xml:space="preserve">TWO COMPLEMENTARY SUSPENSION RATE MEASURES</w:t>
+      </w:r>
+      <w:r>
+        <w:t xml:space="preserve"> </w:t>
+      </w:r>
+      <w:r>
+        <w:t xml:space="preserve">to provide a complete understanding of disciplinary patterns.</w:t>
+      </w:r>
+    </w:p>
+    <w:bookmarkStart w:id="11" w:name="measure-1-event-rate-total-suspensions"/>
+    <w:p>
+      <w:pPr>
+        <w:pStyle w:val="Heading3"/>
+      </w:pPr>
+      <w:r>
+        <w:t xml:space="preserve">Measure 1: Event Rate (Total Suspensions)</w:t>
+      </w:r>
+    </w:p>
+    <w:p>
+      <w:pPr>
+        <w:pStyle w:val="FirstParagraph"/>
+      </w:pPr>
+      <w:r>
+        <w:rPr>
+          <w:b/>
+          <w:bCs/>
+        </w:rPr>
+        <w:t xml:space="preserve">Numerator</w:t>
+      </w:r>
+      <w:r>
+        <w:t xml:space="preserve">:</w:t>
+      </w:r>
+      <w:r>
+        <w:t xml:space="preserve"> </w:t>
+      </w:r>
+      <w:r>
+        <w:rPr>
+          <w:rStyle w:val="VerbatimChar"/>
+        </w:rPr>
+        <w:t xml:space="preserve">total_suspensions</w:t>
+      </w:r>
+      <w:r>
+        <w:t xml:space="preserve"> </w:t>
+      </w:r>
+      <w:r>
+        <w:t xml:space="preserve">- Total count of all suspension incidents/events</w:t>
+      </w:r>
+      <w:r>
+        <w:t xml:space="preserve"> </w:t>
+      </w:r>
+      <w:r>
+        <w:t xml:space="preserve">- If a student is suspended multiple times,</w:t>
+      </w:r>
+      <w:r>
+        <w:t xml:space="preserve"> </w:t>
+      </w:r>
+      <w:r>
+        <w:rPr>
+          <w:b/>
+          <w:bCs/>
+        </w:rPr>
+        <w:t xml:space="preserve">each incident is counted</w:t>
+      </w:r>
+      <w:r>
+        <w:t xml:space="preserve"> </w:t>
+      </w:r>
+      <w:r>
+        <w:t xml:space="preserve">- Example: Student A suspended 3 times =</w:t>
+      </w:r>
+      <w:r>
+        <w:t xml:space="preserve"> </w:t>
+      </w:r>
+      <w:r>
+        <w:rPr>
+          <w:b/>
+          <w:bCs/>
+        </w:rPr>
+        <w:t xml:space="preserve">3 suspensions</w:t>
+      </w:r>
+    </w:p>
+    <w:p>
+      <w:pPr>
+        <w:pStyle w:val="BodyText"/>
+      </w:pPr>
+      <w:r>
+        <w:rPr>
+          <w:b/>
+          <w:bCs/>
+        </w:rPr>
+        <w:t xml:space="preserve">Denominator</w:t>
+      </w:r>
+      <w:r>
+        <w:t xml:space="preserve">:</w:t>
+      </w:r>
+      <w:r>
+        <w:t xml:space="preserve"> </w:t>
+      </w:r>
+      <w:r>
+        <w:rPr>
+          <w:rStyle w:val="VerbatimChar"/>
+        </w:rPr>
+        <w:t xml:space="preserve">cumulative_enrollment</w:t>
+      </w:r>
+      <w:r>
+        <w:t xml:space="preserve"> </w:t>
+      </w:r>
+      <w:r>
+        <w:t xml:space="preserve">- Total student enrollment for the school-year</w:t>
+      </w:r>
+    </w:p>
+    <w:p>
+      <w:pPr>
+        <w:pStyle w:val="BodyText"/>
+      </w:pPr>
+      <w:r>
+        <w:rPr>
+          <w:b/>
+          <w:bCs/>
+        </w:rPr>
+        <w:t xml:space="preserve">Rate Calculation</w:t>
+      </w:r>
+      <w:r>
+        <w:t xml:space="preserve">:</w:t>
+      </w:r>
+    </w:p>
+    <w:p>
+      <w:pPr>
+        <w:pStyle w:val="SourceCode"/>
+      </w:pPr>
+      <w:r>
+        <w:rPr>
+          <w:rStyle w:val="VerbatimChar"/>
+        </w:rPr>
+        <w:t xml:space="preserve">Suspension Event Rate = total_suspensions / cumulative_enrollment</w:t>
+      </w:r>
+    </w:p>
+    <w:p>
+      <w:pPr>
+        <w:pStyle w:val="FirstParagraph"/>
+      </w:pPr>
+      <w:r>
+        <w:rPr>
+          <w:b/>
+          <w:bCs/>
+        </w:rPr>
+        <w:t xml:space="preserve">Interpretation</w:t>
+      </w:r>
+      <w:r>
+        <w:t xml:space="preserve">:</w:t>
+      </w:r>
+      <w:r>
+        <w:t xml:space="preserve"> </w:t>
+      </w:r>
+      <w:r>
+        <w:t xml:space="preserve">- Represents the</w:t>
+      </w:r>
+      <w:r>
+        <w:t xml:space="preserve"> </w:t>
+      </w:r>
+      <w:r>
+        <w:rPr>
+          <w:b/>
+          <w:bCs/>
+        </w:rPr>
+        <w:t xml:space="preserve">average number of suspension incidents per enrolled student</w:t>
+      </w:r>
+      <w:r>
+        <w:t xml:space="preserve"> </w:t>
+      </w:r>
+      <w:r>
+        <w:t xml:space="preserve">-</w:t>
+      </w:r>
+      <w:r>
+        <w:t xml:space="preserve"> </w:t>
+      </w:r>
+      <w:r>
+        <w:rPr>
+          <w:b/>
+          <w:bCs/>
+        </w:rPr>
+        <w:t xml:space="preserve">Can exceed 1.0</w:t>
+      </w:r>
+      <w:r>
+        <w:t xml:space="preserve"> </w:t>
+      </w:r>
+      <w:r>
+        <w:t xml:space="preserve">(or 100%) if students experience multiple suspensions</w:t>
+      </w:r>
+      <w:r>
+        <w:t xml:space="preserve"> </w:t>
+      </w:r>
+      <w:r>
+        <w:t xml:space="preserve">- Example: A rate of 0.15 (15%) means 0.15 suspension incidents per student on average</w:t>
+      </w:r>
+      <w:r>
+        <w:t xml:space="preserve"> </w:t>
+      </w:r>
+      <w:r>
+        <w:t xml:space="preserve">- Shows</w:t>
+      </w:r>
+      <w:r>
+        <w:t xml:space="preserve"> </w:t>
+      </w:r>
+      <w:r>
+        <w:rPr>
+          <w:b/>
+          <w:bCs/>
+        </w:rPr>
+        <w:t xml:space="preserve">total disciplinary burden</w:t>
+      </w:r>
+      <w:r>
+        <w:t xml:space="preserve"> </w:t>
+      </w:r>
+      <w:r>
+        <w:t xml:space="preserve">on schools</w:t>
+      </w:r>
+    </w:p>
+    <w:bookmarkEnd w:id="11"/>
+    <w:bookmarkStart w:id="12" w:name="X51b1cf561054487ba561545ec91728c49537d14"/>
+    <w:p>
+      <w:pPr>
+        <w:pStyle w:val="Heading3"/>
+      </w:pPr>
+      <w:r>
+        <w:t xml:space="preserve">Measure 2: Student Rate (Unduplicated Count)</w:t>
+      </w:r>
+    </w:p>
+    <w:p>
+      <w:pPr>
+        <w:pStyle w:val="FirstParagraph"/>
+      </w:pPr>
+      <w:r>
+        <w:rPr>
+          <w:b/>
+          <w:bCs/>
+        </w:rPr>
+        <w:t xml:space="preserve">Numerator</w:t>
+      </w:r>
+      <w:r>
+        <w:t xml:space="preserve">:</w:t>
+      </w:r>
+      <w:r>
+        <w:t xml:space="preserve"> </w:t>
+      </w:r>
+      <w:r>
+        <w:rPr>
+          <w:rStyle w:val="VerbatimChar"/>
+        </w:rPr>
+        <w:t xml:space="preserve">unduplicated_count_of_students_suspended_total</w:t>
+      </w:r>
+      <w:r>
+        <w:t xml:space="preserve"> </w:t>
+      </w:r>
+      <w:r>
+        <w:t xml:space="preserve">- Count of</w:t>
+      </w:r>
+      <w:r>
+        <w:t xml:space="preserve"> </w:t>
+      </w:r>
+      <w:r>
+        <w:rPr>
+          <w:b/>
+          <w:bCs/>
+        </w:rPr>
+        <w:t xml:space="preserve">unique students</w:t>
+      </w:r>
+      <w:r>
+        <w:t xml:space="preserve"> </w:t>
+      </w:r>
+      <w:r>
+        <w:t xml:space="preserve">who experienced at least one suspension</w:t>
+      </w:r>
+      <w:r>
+        <w:t xml:space="preserve"> </w:t>
+      </w:r>
+      <w:r>
+        <w:t xml:space="preserve">- Student suspended 3 times =</w:t>
+      </w:r>
+      <w:r>
+        <w:t xml:space="preserve"> </w:t>
+      </w:r>
+      <w:r>
+        <w:rPr>
+          <w:b/>
+          <w:bCs/>
+        </w:rPr>
+        <w:t xml:space="preserve">1 student</w:t>
+      </w:r>
+      <w:r>
+        <w:t xml:space="preserve"> </w:t>
+      </w:r>
+      <w:r>
+        <w:t xml:space="preserve">- No double-counting of repeat offenders</w:t>
+      </w:r>
+    </w:p>
+    <w:p>
+      <w:pPr>
+        <w:pStyle w:val="BodyText"/>
+      </w:pPr>
+      <w:r>
+        <w:rPr>
+          <w:b/>
+          <w:bCs/>
+        </w:rPr>
+        <w:t xml:space="preserve">Denominator</w:t>
+      </w:r>
+      <w:r>
+        <w:t xml:space="preserve">:</w:t>
+      </w:r>
+      <w:r>
+        <w:t xml:space="preserve"> </w:t>
+      </w:r>
+      <w:r>
+        <w:rPr>
+          <w:rStyle w:val="VerbatimChar"/>
+        </w:rPr>
+        <w:t xml:space="preserve">cumulative_enrollment</w:t>
+      </w:r>
+      <w:r>
+        <w:t xml:space="preserve"> </w:t>
+      </w:r>
+      <w:r>
+        <w:t xml:space="preserve">- Total student enrollment for the school-year</w:t>
+      </w:r>
+    </w:p>
+    <w:p>
+      <w:pPr>
+        <w:pStyle w:val="BodyText"/>
+      </w:pPr>
+      <w:r>
+        <w:rPr>
+          <w:b/>
+          <w:bCs/>
+        </w:rPr>
+        <w:t xml:space="preserve">Rate Calculation</w:t>
+      </w:r>
+      <w:r>
+        <w:t xml:space="preserve">:</w:t>
+      </w:r>
+    </w:p>
+    <w:p>
+      <w:pPr>
+        <w:pStyle w:val="SourceCode"/>
+      </w:pPr>
+      <w:r>
+        <w:rPr>
+          <w:rStyle w:val="VerbatimChar"/>
+        </w:rPr>
+        <w:t xml:space="preserve">Suspension Student Rate = unduplicated_students_suspended / cumulative_enrollment</w:t>
+      </w:r>
+    </w:p>
+    <w:p>
+      <w:pPr>
+        <w:pStyle w:val="FirstParagraph"/>
+      </w:pPr>
+      <w:r>
+        <w:rPr>
+          <w:b/>
+          <w:bCs/>
+        </w:rPr>
+        <w:t xml:space="preserve">Interpretation</w:t>
+      </w:r>
+      <w:r>
+        <w:t xml:space="preserve">:</w:t>
+      </w:r>
+      <w:r>
+        <w:t xml:space="preserve"> </w:t>
+      </w:r>
+      <w:r>
+        <w:t xml:space="preserve">- Represents the</w:t>
+      </w:r>
+      <w:r>
+        <w:t xml:space="preserve"> </w:t>
+      </w:r>
+      <w:r>
+        <w:rPr>
+          <w:b/>
+          <w:bCs/>
+        </w:rPr>
+        <w:t xml:space="preserve">percentage of students who experienced suspension</w:t>
+      </w:r>
+      <w:r>
+        <w:t xml:space="preserve"> </w:t>
+      </w:r>
+      <w:r>
+        <w:t xml:space="preserve">-</w:t>
+      </w:r>
+      <w:r>
+        <w:t xml:space="preserve"> </w:t>
+      </w:r>
+      <w:r>
+        <w:rPr>
+          <w:b/>
+          <w:bCs/>
+        </w:rPr>
+        <w:t xml:space="preserve">Cannot exceed 1.0</w:t>
+      </w:r>
+      <w:r>
+        <w:t xml:space="preserve"> </w:t>
+      </w:r>
+      <w:r>
+        <w:t xml:space="preserve">(or 100%)</w:t>
+      </w:r>
+      <w:r>
+        <w:t xml:space="preserve"> </w:t>
+      </w:r>
+      <w:r>
+        <w:t xml:space="preserve">- Example: A rate of 0.15 (15%) means 15% of students were suspended at least once</w:t>
+      </w:r>
+      <w:r>
+        <w:t xml:space="preserve"> </w:t>
+      </w:r>
+      <w:r>
+        <w:t xml:space="preserve">- Shows</w:t>
+      </w:r>
+      <w:r>
+        <w:t xml:space="preserve"> </w:t>
+      </w:r>
+      <w:r>
+        <w:rPr>
+          <w:b/>
+          <w:bCs/>
+        </w:rPr>
+        <w:t xml:space="preserve">prevalence</w:t>
+      </w:r>
+      <w:r>
+        <w:t xml:space="preserve"> </w:t>
+      </w:r>
+      <w:r>
+        <w:t xml:space="preserve">of suspension in student body</w:t>
+      </w:r>
+    </w:p>
+    <w:bookmarkEnd w:id="12"/>
+    <w:bookmarkStart w:id="13" w:name="why-report-both-measures"/>
+    <w:p>
+      <w:pPr>
+        <w:pStyle w:val="Heading3"/>
+      </w:pPr>
+      <w:r>
+        <w:t xml:space="preserve">Why Report Both Measures?</w:t>
+      </w:r>
+    </w:p>
+    <w:p>
+      <w:pPr>
+        <w:pStyle w:val="FirstParagraph"/>
+      </w:pPr>
+      <w:r>
+        <w:rPr>
+          <w:b/>
+          <w:bCs/>
+        </w:rPr>
+        <w:t xml:space="preserve">Event Rate Advantages</w:t>
+      </w:r>
+      <w:r>
+        <w:t xml:space="preserve">:</w:t>
+      </w:r>
+      <w:r>
+        <w:t xml:space="preserve"> </w:t>
+      </w:r>
+      <w:r>
+        <w:t xml:space="preserve">- Captures</w:t>
+      </w:r>
+      <w:r>
+        <w:t xml:space="preserve"> </w:t>
+      </w:r>
+      <w:r>
+        <w:rPr>
+          <w:b/>
+          <w:bCs/>
+        </w:rPr>
+        <w:t xml:space="preserve">severity</w:t>
+      </w:r>
+      <w:r>
+        <w:t xml:space="preserve">: Multiple suspensions per student increase the rate</w:t>
+      </w:r>
+      <w:r>
+        <w:t xml:space="preserve"> </w:t>
+      </w:r>
+      <w:r>
+        <w:t xml:space="preserve">- Reflects</w:t>
+      </w:r>
+      <w:r>
+        <w:t xml:space="preserve"> </w:t>
+      </w:r>
+      <w:r>
+        <w:rPr>
+          <w:b/>
+          <w:bCs/>
+        </w:rPr>
+        <w:t xml:space="preserve">total disciplinary burden</w:t>
+      </w:r>
+      <w:r>
+        <w:t xml:space="preserve"> </w:t>
+      </w:r>
+      <w:r>
+        <w:t xml:space="preserve">on schools</w:t>
+      </w:r>
+      <w:r>
+        <w:t xml:space="preserve"> </w:t>
+      </w:r>
+      <w:r>
+        <w:t xml:space="preserve">- Shows repeat suspension patterns</w:t>
+      </w:r>
+    </w:p>
+    <w:p>
+      <w:pPr>
+        <w:pStyle w:val="BodyText"/>
+      </w:pPr>
+      <w:r>
+        <w:rPr>
+          <w:b/>
+          <w:bCs/>
+        </w:rPr>
+        <w:t xml:space="preserve">Student Rate Advantages</w:t>
+      </w:r>
+      <w:r>
+        <w:t xml:space="preserve">:</w:t>
+      </w:r>
+      <w:r>
+        <w:t xml:space="preserve"> </w:t>
+      </w:r>
+      <w:r>
+        <w:t xml:space="preserve">- Shows</w:t>
+      </w:r>
+      <w:r>
+        <w:t xml:space="preserve"> </w:t>
+      </w:r>
+      <w:r>
+        <w:rPr>
+          <w:b/>
+          <w:bCs/>
+        </w:rPr>
+        <w:t xml:space="preserve">how many students affected</w:t>
+      </w:r>
+      <w:r>
+        <w:t xml:space="preserve"> </w:t>
+      </w:r>
+      <w:r>
+        <w:t xml:space="preserve">(not just how many incidents)</w:t>
+      </w:r>
+      <w:r>
+        <w:t xml:space="preserve"> </w:t>
+      </w:r>
+      <w:r>
+        <w:t xml:space="preserve">- More comparable to other student outcome measures</w:t>
+      </w:r>
+      <w:r>
+        <w:t xml:space="preserve"> </w:t>
+      </w:r>
+      <w:r>
+        <w:t xml:space="preserve">- Always bounded between 0-100%</w:t>
+      </w:r>
+    </w:p>
+    <w:p>
+      <w:pPr>
+        <w:pStyle w:val="BodyText"/>
+      </w:pPr>
+      <w:r>
+        <w:rPr>
+          <w:b/>
+          <w:bCs/>
+        </w:rPr>
+        <w:t xml:space="preserve">Gap Between Measures</w:t>
+      </w:r>
+      <w:r>
+        <w:t xml:space="preserve">:</w:t>
+      </w:r>
+      <w:r>
+        <w:t xml:space="preserve"> </w:t>
+      </w:r>
+      <w:r>
+        <w:t xml:space="preserve">-</w:t>
+      </w:r>
+      <w:r>
+        <w:t xml:space="preserve"> </w:t>
+      </w:r>
+      <w:r>
+        <w:rPr>
+          <w:b/>
+          <w:bCs/>
+        </w:rPr>
+        <w:t xml:space="preserve">Large gap</w:t>
+      </w:r>
+      <w:r>
+        <w:t xml:space="preserve"> </w:t>
+      </w:r>
+      <w:r>
+        <w:t xml:space="preserve">= Many students suspended multiple times (repeat pattern)</w:t>
+      </w:r>
+      <w:r>
+        <w:t xml:space="preserve"> </w:t>
+      </w:r>
+      <w:r>
+        <w:t xml:space="preserve">-</w:t>
+      </w:r>
+      <w:r>
+        <w:t xml:space="preserve"> </w:t>
+      </w:r>
+      <w:r>
+        <w:rPr>
+          <w:b/>
+          <w:bCs/>
+        </w:rPr>
+        <w:t xml:space="preserve">Small gap</w:t>
+      </w:r>
+      <w:r>
+        <w:t xml:space="preserve"> </w:t>
+      </w:r>
+      <w:r>
+        <w:t xml:space="preserve">= Most suspensions are first-time or single incidents</w:t>
+      </w:r>
+      <w:r>
+        <w:t xml:space="preserve"> </w:t>
+      </w:r>
+      <w:r>
+        <w:t xml:space="preserve">- Example: Event rate 50%, Student rate 30% → 20 pp gap indicates repeat suspensions</w:t>
+      </w:r>
+    </w:p>
+    <w:p>
+      <w:pPr>
+        <w:pStyle w:val="BodyText"/>
+      </w:pPr>
+      <w:r>
+        <w:rPr>
+          <w:b/>
+          <w:bCs/>
+        </w:rPr>
+        <w:t xml:space="preserve">This distinction appears on all graphs and tables in this analysis.</w:t>
+      </w:r>
+    </w:p>
+    <w:p>
+      <w:r>
+        <w:pict>
+          <v:rect style="width:0;height:1.5pt" o:hralign="center" o:hrstd="t" o:hr="t"/>
+        </w:pict>
+      </w:r>
+    </w:p>
+    <w:bookmarkEnd w:id="13"/>
+    <w:bookmarkEnd w:id="14"/>
+    <w:bookmarkStart w:id="19" w:name="major-findings"/>
+    <w:p>
+      <w:pPr>
+        <w:pStyle w:val="Heading2"/>
+      </w:pPr>
+      <w:r>
         <w:t xml:space="preserve">Major Findings</w:t>
       </w:r>
     </w:p>
-    <w:bookmarkStart w:id="10" w:name="Xdd0fc43ff7bcf04c1b1cf023bbd5d07e4fec1c6"/>
+    <w:bookmarkStart w:id="15" w:name="Xdd0fc43ff7bcf04c1b1cf023bbd5d07e4fec1c6"/>
     <w:p>
       <w:pPr>
         <w:pStyle w:val="Heading3"/>
@@ -597,6 +1452,21 @@
           <w:b/>
           <w:bCs/>
         </w:rPr>
+        <w:t xml:space="preserve">Significance</w:t>
+      </w:r>
+      <w:r>
+        <w:t xml:space="preserve">: All quartile differences statistically significant</w:t>
+      </w:r>
+    </w:p>
+    <w:p>
+      <w:pPr>
+        <w:pStyle w:val="BodyText"/>
+      </w:pPr>
+      <w:r>
+        <w:rPr>
+          <w:b/>
+          <w:bCs/>
+        </w:rPr>
         <w:t xml:space="preserve">Key Insight</w:t>
       </w:r>
       <w:r>
@@ -669,8 +1539,8 @@
         <w:t xml:space="preserve">between events and students (6.35 pp vs 3.79 pp), indicating higher repeat suspension rates</w:t>
       </w:r>
     </w:p>
-    <w:bookmarkEnd w:id="10"/>
-    <w:bookmarkStart w:id="11" w:name="X0b18f5a8114ea569c898de9fe4d54e8ba6e27fd"/>
+    <w:bookmarkEnd w:id="15"/>
+    <w:bookmarkStart w:id="16" w:name="X0b18f5a8114ea569c898de9fe4d54e8ba6e27fd"/>
     <w:p>
       <w:pPr>
         <w:pStyle w:val="Heading3"/>
@@ -987,8 +1857,8 @@
         <w:t xml:space="preserve">: Even in schools with the highest Black student populations, high-suspension schools remain predominantly staffed by White teachers and administrators. Q4 high-suspension schools serve majority-Black students but have less than 15% African American staff.</w:t>
       </w:r>
     </w:p>
-    <w:bookmarkEnd w:id="11"/>
-    <w:bookmarkStart w:id="12" w:name="extreme-suspension-concentrations"/>
+    <w:bookmarkEnd w:id="16"/>
+    <w:bookmarkStart w:id="17" w:name="extreme-suspension-concentrations"/>
     <w:p>
       <w:pPr>
         <w:pStyle w:val="Heading3"/>
@@ -1422,8 +2292,8 @@
         <w:t xml:space="preserve">- Suggests limited use of alternative interventions for repeat offenses</w:t>
       </w:r>
     </w:p>
-    <w:bookmarkEnd w:id="12"/>
-    <w:bookmarkStart w:id="13" w:name="the-repeat-suspension-pattern"/>
+    <w:bookmarkEnd w:id="17"/>
+    <w:bookmarkStart w:id="18" w:name="the-repeat-suspension-pattern"/>
     <w:p>
       <w:pPr>
         <w:pStyle w:val="Heading3"/>
@@ -1550,9 +2420,9 @@
         </w:pict>
       </w:r>
     </w:p>
-    <w:bookmarkEnd w:id="13"/>
-    <w:bookmarkEnd w:id="14"/>
-    <w:bookmarkStart w:id="18" w:name="detailed-breakdowns"/>
+    <w:bookmarkEnd w:id="18"/>
+    <w:bookmarkEnd w:id="19"/>
+    <w:bookmarkStart w:id="23" w:name="detailed-breakdowns"/>
     <w:p>
       <w:pPr>
         <w:pStyle w:val="Heading2"/>
@@ -1561,7 +2431,7 @@
         <w:t xml:space="preserve">Detailed Breakdowns</w:t>
       </w:r>
     </w:p>
-    <w:bookmarkStart w:id="15" w:name="suspension-metrics-explained"/>
+    <w:bookmarkStart w:id="20" w:name="suspension-metrics-explained"/>
     <w:p>
       <w:pPr>
         <w:pStyle w:val="Heading3"/>
@@ -1592,6 +2462,1412 @@
       </w:r>
       <w:r>
         <w:t xml:space="preserve">for transparency:</w:t>
+      </w:r>
+    </w:p>
+    <w:p>
+      <w:pPr>
+        <w:pStyle w:val="BodyText"/>
+      </w:pPr>
+      <w:r>
+        <w:rPr>
+          <w:b/>
+          <w:bCs/>
+        </w:rPr>
+        <w:t xml:space="preserve">1. Events Rate</w:t>
+      </w:r>
+      <w:r>
+        <w:t xml:space="preserve"> </w:t>
+      </w:r>
+      <w:r>
+        <w:t xml:space="preserve">(Total Suspensions ÷ Enrollment)</w:t>
+      </w:r>
+      <w:r>
+        <w:t xml:space="preserve"> </w:t>
+      </w:r>
+      <w:r>
+        <w:t xml:space="preserve">- Counts all suspension incidents</w:t>
+      </w:r>
+      <w:r>
+        <w:t xml:space="preserve"> </w:t>
+      </w:r>
+      <w:r>
+        <w:t xml:space="preserve">- Can exceed 100% when students suspended multiple times</w:t>
+      </w:r>
+      <w:r>
+        <w:t xml:space="preserve"> </w:t>
+      </w:r>
+      <w:r>
+        <w:t xml:space="preserve">- Shows total disciplinary burden</w:t>
+      </w:r>
+      <w:r>
+        <w:t xml:space="preserve"> </w:t>
+      </w:r>
+      <w:r>
+        <w:t xml:space="preserve">- Used for identifying high-suspension schools</w:t>
+      </w:r>
+    </w:p>
+    <w:p>
+      <w:pPr>
+        <w:pStyle w:val="BodyText"/>
+      </w:pPr>
+      <w:r>
+        <w:rPr>
+          <w:b/>
+          <w:bCs/>
+        </w:rPr>
+        <w:t xml:space="preserve">2. Students Rate</w:t>
+      </w:r>
+      <w:r>
+        <w:t xml:space="preserve"> </w:t>
+      </w:r>
+      <w:r>
+        <w:t xml:space="preserve">(Unduplicated Students Suspended ÷ Enrollment)</w:t>
+      </w:r>
+      <w:r>
+        <w:t xml:space="preserve"> </w:t>
+      </w:r>
+      <w:r>
+        <w:t xml:space="preserve">- Counts unique students who experienced suspension</w:t>
+      </w:r>
+      <w:r>
+        <w:t xml:space="preserve"> </w:t>
+      </w:r>
+      <w:r>
+        <w:t xml:space="preserve">- Always ≤ 100%</w:t>
+      </w:r>
+      <w:r>
+        <w:t xml:space="preserve"> </w:t>
+      </w:r>
+      <w:r>
+        <w:t xml:space="preserve">- Shows proportion of student body affected</w:t>
+      </w:r>
+      <w:r>
+        <w:t xml:space="preserve"> </w:t>
+      </w:r>
+      <w:r>
+        <w:t xml:space="preserve">- More comparable to other student outcomes</w:t>
+      </w:r>
+    </w:p>
+    <w:p>
+      <w:pPr>
+        <w:pStyle w:val="BodyText"/>
+      </w:pPr>
+      <w:r>
+        <w:rPr>
+          <w:b/>
+          <w:bCs/>
+        </w:rPr>
+        <w:t xml:space="preserve">Example</w:t>
+      </w:r>
+      <w:r>
+        <w:t xml:space="preserve">: A school with 100 Black students where 30 students were suspended, with 10 suspended 3 times each:</w:t>
+      </w:r>
+      <w:r>
+        <w:t xml:space="preserve"> </w:t>
+      </w:r>
+      <w:r>
+        <w:t xml:space="preserve">- Events Rate: 50 suspensions ÷ 100 students =</w:t>
+      </w:r>
+      <w:r>
+        <w:t xml:space="preserve"> </w:t>
+      </w:r>
+      <w:r>
+        <w:rPr>
+          <w:b/>
+          <w:bCs/>
+        </w:rPr>
+        <w:t xml:space="preserve">50%</w:t>
+      </w:r>
+      <w:r>
+        <w:t xml:space="preserve"> </w:t>
+      </w:r>
+      <w:r>
+        <w:t xml:space="preserve">- Students Rate: 30 unique students ÷ 100 students =</w:t>
+      </w:r>
+      <w:r>
+        <w:t xml:space="preserve"> </w:t>
+      </w:r>
+      <w:r>
+        <w:rPr>
+          <w:b/>
+          <w:bCs/>
+        </w:rPr>
+        <w:t xml:space="preserve">30%</w:t>
+      </w:r>
+      <w:r>
+        <w:t xml:space="preserve"> </w:t>
+      </w:r>
+      <w:r>
+        <w:t xml:space="preserve">- The 20-point gap reveals repeat suspensions drive the higher event rate</w:t>
+      </w:r>
+    </w:p>
+    <w:bookmarkEnd w:id="20"/>
+    <w:bookmarkStart w:id="21" w:name="data-scope-and-time-period"/>
+    <w:p>
+      <w:pPr>
+        <w:pStyle w:val="Heading3"/>
+      </w:pPr>
+      <w:r>
+        <w:t xml:space="preserve">Data Scope and Time Period</w:t>
+      </w:r>
+    </w:p>
+    <w:p>
+      <w:pPr>
+        <w:pStyle w:val="FirstParagraph"/>
+      </w:pPr>
+      <w:r>
+        <w:rPr>
+          <w:b/>
+          <w:bCs/>
+        </w:rPr>
+        <w:t xml:space="preserve">Analysis Date</w:t>
+      </w:r>
+      <w:r>
+        <w:t xml:space="preserve">: 2025-11-21</w:t>
+      </w:r>
+    </w:p>
+    <w:p>
+      <w:pPr>
+        <w:pStyle w:val="BodyText"/>
+      </w:pPr>
+      <w:r>
+        <w:rPr>
+          <w:b/>
+          <w:bCs/>
+        </w:rPr>
+        <w:t xml:space="preserve">Data Collection Period</w:t>
+      </w:r>
+      <w:r>
+        <w:t xml:space="preserve">: 2017-18 through 2023-24 academic years</w:t>
+      </w:r>
+    </w:p>
+    <w:p>
+      <w:pPr>
+        <w:pStyle w:val="BodyText"/>
+      </w:pPr>
+      <w:r>
+        <w:rPr>
+          <w:b/>
+          <w:bCs/>
+        </w:rPr>
+        <w:t xml:space="preserve">Academic Years Covered</w:t>
+      </w:r>
+      <w:r>
+        <w:t xml:space="preserve">: 2017-18, 2018-19, 2019-20, 2021-22, 2022-23, 2023-24 (6 years total)</w:t>
+      </w:r>
+      <w:r>
+        <w:t xml:space="preserve"> </w:t>
+      </w:r>
+      <w:r>
+        <w:t xml:space="preserve">-</w:t>
+      </w:r>
+      <w:r>
+        <w:t xml:space="preserve"> </w:t>
+      </w:r>
+      <w:r>
+        <w:rPr>
+          <w:b/>
+          <w:bCs/>
+        </w:rPr>
+        <w:t xml:space="preserve">Note</w:t>
+      </w:r>
+      <w:r>
+        <w:t xml:space="preserve">: 2020-21 excluded due to COVID-19 disruption</w:t>
+      </w:r>
+    </w:p>
+    <w:p>
+      <w:pPr>
+        <w:pStyle w:val="BodyText"/>
+      </w:pPr>
+      <w:r>
+        <w:rPr>
+          <w:b/>
+          <w:bCs/>
+        </w:rPr>
+        <w:t xml:space="preserve">Sample Size Breakdown</w:t>
+      </w:r>
+      <w:r>
+        <w:t xml:space="preserve">:</w:t>
+      </w:r>
+      <w:r>
+        <w:t xml:space="preserve"> </w:t>
+      </w:r>
+      <w:r>
+        <w:t xml:space="preserve">-</w:t>
+      </w:r>
+      <w:r>
+        <w:t xml:space="preserve"> </w:t>
+      </w:r>
+      <w:r>
+        <w:rPr>
+          <w:b/>
+          <w:bCs/>
+        </w:rPr>
+        <w:t xml:space="preserve">Total observations</w:t>
+      </w:r>
+      <w:r>
+        <w:t xml:space="preserve">: 190,806 school-year-student_group records</w:t>
+      </w:r>
+      <w:r>
+        <w:t xml:space="preserve"> </w:t>
+      </w:r>
+      <w:r>
+        <w:t xml:space="preserve">-</w:t>
+      </w:r>
+      <w:r>
+        <w:t xml:space="preserve"> </w:t>
+      </w:r>
+      <w:r>
+        <w:rPr>
+          <w:b/>
+          <w:bCs/>
+        </w:rPr>
+        <w:t xml:space="preserve">Unique schools</w:t>
+      </w:r>
+      <w:r>
+        <w:t xml:space="preserve">: 5,129 California public schools</w:t>
+      </w:r>
+      <w:r>
+        <w:t xml:space="preserve"> </w:t>
+      </w:r>
+      <w:r>
+        <w:t xml:space="preserve">-</w:t>
+      </w:r>
+      <w:r>
+        <w:t xml:space="preserve"> </w:t>
+      </w:r>
+      <w:r>
+        <w:rPr>
+          <w:b/>
+          <w:bCs/>
+        </w:rPr>
+        <w:t xml:space="preserve">School-year combinations</w:t>
+      </w:r>
+      <w:r>
+        <w:t xml:space="preserve">: 31,801 school-year records</w:t>
+      </w:r>
+      <w:r>
+        <w:t xml:space="preserve"> </w:t>
+      </w:r>
+      <w:r>
+        <w:t xml:space="preserve">-</w:t>
+      </w:r>
+      <w:r>
+        <w:t xml:space="preserve"> </w:t>
+      </w:r>
+      <w:r>
+        <w:rPr>
+          <w:b/>
+          <w:bCs/>
+        </w:rPr>
+        <w:t xml:space="preserve">Years per school</w:t>
+      </w:r>
+      <w:r>
+        <w:t xml:space="preserve">: Varies by school (1-6 years)</w:t>
+      </w:r>
+      <w:r>
+        <w:t xml:space="preserve"> </w:t>
+      </w:r>
+      <w:r>
+        <w:t xml:space="preserve">-</w:t>
+      </w:r>
+      <w:r>
+        <w:t xml:space="preserve"> </w:t>
+      </w:r>
+      <w:r>
+        <w:rPr>
+          <w:b/>
+          <w:bCs/>
+        </w:rPr>
+        <w:t xml:space="preserve">Cumulative Black student enrollment</w:t>
+      </w:r>
+      <w:r>
+        <w:t xml:space="preserve">: Approximately 1,956,870 across all years</w:t>
+      </w:r>
+    </w:p>
+    <w:p>
+      <w:pPr>
+        <w:pStyle w:val="BodyText"/>
+      </w:pPr>
+      <w:r>
+        <w:rPr>
+          <w:b/>
+          <w:bCs/>
+        </w:rPr>
+        <w:t xml:space="preserve">What Each Observation Represents</w:t>
+      </w:r>
+      <w:r>
+        <w:t xml:space="preserve">:</w:t>
+      </w:r>
+      <w:r>
+        <w:t xml:space="preserve"> </w:t>
+      </w:r>
+      <w:r>
+        <w:t xml:space="preserve">Each record in the analysis represents:</w:t>
+      </w:r>
+      <w:r>
+        <w:t xml:space="preserve"> </w:t>
+      </w:r>
+      <w:r>
+        <w:t xml:space="preserve">-</w:t>
+      </w:r>
+      <w:r>
+        <w:t xml:space="preserve"> </w:t>
+      </w:r>
+      <w:r>
+        <w:rPr>
+          <w:b/>
+          <w:bCs/>
+        </w:rPr>
+        <w:t xml:space="preserve">One school</w:t>
+      </w:r>
+      <w:r>
+        <w:t xml:space="preserve"> </w:t>
+      </w:r>
+      <w:r>
+        <w:t xml:space="preserve">(identified by 14-digit CDS code)</w:t>
+      </w:r>
+      <w:r>
+        <w:t xml:space="preserve"> </w:t>
+      </w:r>
+      <w:r>
+        <w:t xml:space="preserve">-</w:t>
+      </w:r>
+      <w:r>
+        <w:t xml:space="preserve"> </w:t>
+      </w:r>
+      <w:r>
+        <w:rPr>
+          <w:b/>
+          <w:bCs/>
+        </w:rPr>
+        <w:t xml:space="preserve">One academic year</w:t>
+      </w:r>
+      <w:r>
+        <w:t xml:space="preserve"> </w:t>
+      </w:r>
+      <w:r>
+        <w:t xml:space="preserve">(e.g.,</w:t>
+      </w:r>
+      <w:r>
+        <w:t xml:space="preserve"> </w:t>
+      </w:r>
+      <w:r>
+        <w:t xml:space="preserve">“2023-24”</w:t>
+      </w:r>
+      <w:r>
+        <w:t xml:space="preserve">)</w:t>
+      </w:r>
+      <w:r>
+        <w:t xml:space="preserve"> </w:t>
+      </w:r>
+      <w:r>
+        <w:t xml:space="preserve">-</w:t>
+      </w:r>
+      <w:r>
+        <w:t xml:space="preserve"> </w:t>
+      </w:r>
+      <w:r>
+        <w:rPr>
+          <w:b/>
+          <w:bCs/>
+        </w:rPr>
+        <w:t xml:space="preserve">Black/African American students</w:t>
+      </w:r>
+      <w:r>
+        <w:t xml:space="preserve"> </w:t>
+      </w:r>
+      <w:r>
+        <w:t xml:space="preserve">at that school in that year</w:t>
+      </w:r>
+    </w:p>
+    <w:p>
+      <w:pPr>
+        <w:pStyle w:val="BodyText"/>
+      </w:pPr>
+      <w:r>
+        <w:t xml:space="preserve">A single school can contribute up to 6 observations (one per year), but only years with ≥10 Black students are included.</w:t>
+      </w:r>
+    </w:p>
+    <w:p>
+      <w:pPr>
+        <w:pStyle w:val="BodyText"/>
+      </w:pPr>
+      <w:r>
+        <w:rPr>
+          <w:b/>
+          <w:bCs/>
+        </w:rPr>
+        <w:t xml:space="preserve">Geographic Coverage</w:t>
+      </w:r>
+      <w:r>
+        <w:t xml:space="preserve">: Statewide California public schools</w:t>
+      </w:r>
+    </w:p>
+    <w:p>
+      <w:pPr>
+        <w:pStyle w:val="BodyText"/>
+      </w:pPr>
+      <w:r>
+        <w:rPr>
+          <w:b/>
+          <w:bCs/>
+        </w:rPr>
+        <w:t xml:space="preserve">Inclusion Criteria</w:t>
+      </w:r>
+      <w:r>
+        <w:t xml:space="preserve">:</w:t>
+      </w:r>
+      <w:r>
+        <w:t xml:space="preserve"> </w:t>
+      </w:r>
+      <w:r>
+        <w:t xml:space="preserve">- Schools with ≥10 Black students in a given year</w:t>
+      </w:r>
+      <w:r>
+        <w:t xml:space="preserve"> </w:t>
+      </w:r>
+      <w:r>
+        <w:t xml:space="preserve">- Campus-level data only (excludes district aggregates)</w:t>
+      </w:r>
+      <w:r>
+        <w:t xml:space="preserve"> </w:t>
+      </w:r>
+      <w:r>
+        <w:t xml:space="preserve">- Special codes (0000000, 0000001) excluded</w:t>
+      </w:r>
+    </w:p>
+    <w:p>
+      <w:pPr>
+        <w:pStyle w:val="BodyText"/>
+      </w:pPr>
+      <w:r>
+        <w:rPr>
+          <w:b/>
+          <w:bCs/>
+        </w:rPr>
+        <w:t xml:space="preserve">Exclusion Criteria</w:t>
+      </w:r>
+      <w:r>
+        <w:t xml:space="preserve">:</w:t>
+      </w:r>
+      <w:r>
+        <w:t xml:space="preserve"> </w:t>
+      </w:r>
+      <w:r>
+        <w:t xml:space="preserve">- Schools with &lt;10 Black students (for rate stability)</w:t>
+      </w:r>
+      <w:r>
+        <w:t xml:space="preserve"> </w:t>
+      </w:r>
+      <w:r>
+        <w:t xml:space="preserve">- District-level aggregate records</w:t>
+      </w:r>
+      <w:r>
+        <w:t xml:space="preserve"> </w:t>
+      </w:r>
+      <w:r>
+        <w:t xml:space="preserve">- Academic year 2020-21 (COVID-19 disruption)</w:t>
+      </w:r>
+    </w:p>
+    <w:bookmarkEnd w:id="21"/>
+    <w:bookmarkStart w:id="22" w:name="teacher-demographics-available"/>
+    <w:p>
+      <w:pPr>
+        <w:pStyle w:val="Heading3"/>
+      </w:pPr>
+      <w:r>
+        <w:t xml:space="preserve">Teacher Demographics Available</w:t>
+      </w:r>
+    </w:p>
+    <w:p>
+      <w:pPr>
+        <w:pStyle w:val="FirstParagraph"/>
+      </w:pPr>
+      <w:r>
+        <w:t xml:space="preserve">Analysis includes comprehensive staff breakdowns:</w:t>
+      </w:r>
+    </w:p>
+    <w:p>
+      <w:pPr>
+        <w:pStyle w:val="BodyText"/>
+      </w:pPr>
+      <w:r>
+        <w:rPr>
+          <w:b/>
+          <w:bCs/>
+        </w:rPr>
+        <w:t xml:space="preserve">By Race/Ethnicity</w:t>
+      </w:r>
+      <w:r>
+        <w:t xml:space="preserve">:</w:t>
+      </w:r>
+      <w:r>
+        <w:t xml:space="preserve"> </w:t>
+      </w:r>
+      <w:r>
+        <w:t xml:space="preserve">- African American</w:t>
+      </w:r>
+      <w:r>
+        <w:t xml:space="preserve"> </w:t>
+      </w:r>
+      <w:r>
+        <w:t xml:space="preserve">- White</w:t>
+      </w:r>
+      <w:r>
+        <w:t xml:space="preserve"> </w:t>
+      </w:r>
+      <w:r>
+        <w:t xml:space="preserve">- Hispanic/Latino</w:t>
+      </w:r>
+      <w:r>
+        <w:t xml:space="preserve"> </w:t>
+      </w:r>
+      <w:r>
+        <w:t xml:space="preserve">- Asian</w:t>
+      </w:r>
+      <w:r>
+        <w:t xml:space="preserve"> </w:t>
+      </w:r>
+      <w:r>
+        <w:t xml:space="preserve">- American Indian/Alaska Native</w:t>
+      </w:r>
+      <w:r>
+        <w:t xml:space="preserve"> </w:t>
+      </w:r>
+      <w:r>
+        <w:t xml:space="preserve">- Filipino</w:t>
+      </w:r>
+      <w:r>
+        <w:t xml:space="preserve"> </w:t>
+      </w:r>
+      <w:r>
+        <w:t xml:space="preserve">- Pacific Islander</w:t>
+      </w:r>
+      <w:r>
+        <w:t xml:space="preserve"> </w:t>
+      </w:r>
+      <w:r>
+        <w:t xml:space="preserve">- Two or More Races</w:t>
+      </w:r>
+      <w:r>
+        <w:t xml:space="preserve"> </w:t>
+      </w:r>
+      <w:r>
+        <w:t xml:space="preserve">- Not Reported</w:t>
+      </w:r>
+    </w:p>
+    <w:p>
+      <w:pPr>
+        <w:pStyle w:val="BodyText"/>
+      </w:pPr>
+      <w:r>
+        <w:rPr>
+          <w:b/>
+          <w:bCs/>
+        </w:rPr>
+        <w:t xml:space="preserve">By Staff Type</w:t>
+      </w:r>
+      <w:r>
+        <w:t xml:space="preserve">:</w:t>
+      </w:r>
+      <w:r>
+        <w:t xml:space="preserve"> </w:t>
+      </w:r>
+      <w:r>
+        <w:t xml:space="preserve">- Teachers</w:t>
+      </w:r>
+      <w:r>
+        <w:t xml:space="preserve"> </w:t>
+      </w:r>
+      <w:r>
+        <w:t xml:space="preserve">- Administrators</w:t>
+      </w:r>
+      <w:r>
+        <w:t xml:space="preserve"> </w:t>
+      </w:r>
+      <w:r>
+        <w:t xml:space="preserve">- Pupil Services</w:t>
+      </w:r>
+      <w:r>
+        <w:t xml:space="preserve"> </w:t>
+      </w:r>
+      <w:r>
+        <w:t xml:space="preserve">- Other Staff</w:t>
+      </w:r>
+    </w:p>
+    <w:p>
+      <w:pPr>
+        <w:pStyle w:val="BodyText"/>
+      </w:pPr>
+      <w:r>
+        <w:rPr>
+          <w:b/>
+          <w:bCs/>
+        </w:rPr>
+        <w:t xml:space="preserve">Cross-tabulated</w:t>
+      </w:r>
+      <w:r>
+        <w:t xml:space="preserve">: Race × Staff Type (e.g., African American teachers, White administrators)</w:t>
+      </w:r>
+    </w:p>
+    <w:p>
+      <w:r>
+        <w:pict>
+          <v:rect style="width:0;height:1.5pt" o:hralign="center" o:hrstd="t" o:hr="t"/>
+        </w:pict>
+      </w:r>
+    </w:p>
+    <w:bookmarkEnd w:id="22"/>
+    <w:bookmarkEnd w:id="23"/>
+    <w:bookmarkStart w:id="28" w:name="implications-for-practice-and-policy"/>
+    <w:p>
+      <w:pPr>
+        <w:pStyle w:val="Heading2"/>
+      </w:pPr>
+      <w:r>
+        <w:t xml:space="preserve">Implications for Practice and Policy</w:t>
+      </w:r>
+    </w:p>
+    <w:bookmarkStart w:id="24" w:name="intervention-priorities"/>
+    <w:p>
+      <w:pPr>
+        <w:pStyle w:val="Heading3"/>
+      </w:pPr>
+      <w:r>
+        <w:t xml:space="preserve">1.</w:t>
+      </w:r>
+      <w:r>
+        <w:t xml:space="preserve"> </w:t>
+      </w:r>
+      <w:r>
+        <w:rPr>
+          <w:b/>
+          <w:bCs/>
+        </w:rPr>
+        <w:t xml:space="preserve">Intervention Priorities</w:t>
+      </w:r>
+    </w:p>
+    <w:p>
+      <w:pPr>
+        <w:pStyle w:val="FirstParagraph"/>
+      </w:pPr>
+      <w:r>
+        <w:rPr>
+          <w:b/>
+          <w:bCs/>
+        </w:rPr>
+        <w:t xml:space="preserve">Immediate Concern</w:t>
+      </w:r>
+      <w:r>
+        <w:t xml:space="preserve">: The 515 schools in the top 10% of suspension rates warrant immediate attention:</w:t>
+      </w:r>
+      <w:r>
+        <w:t xml:space="preserve"> </w:t>
+      </w:r>
+      <w:r>
+        <w:t xml:space="preserve">- Combined enrollment: ~260,000 Black students</w:t>
+      </w:r>
+      <w:r>
+        <w:t xml:space="preserve"> </w:t>
+      </w:r>
+      <w:r>
+        <w:t xml:space="preserve">- Many experiencing suspension rates exceeding 40-60%</w:t>
+      </w:r>
+      <w:r>
+        <w:t xml:space="preserve"> </w:t>
+      </w:r>
+      <w:r>
+        <w:t xml:space="preserve">- Clear need for alternative disciplinary approaches</w:t>
+      </w:r>
+    </w:p>
+    <w:p>
+      <w:pPr>
+        <w:pStyle w:val="BodyText"/>
+      </w:pPr>
+      <w:r>
+        <w:rPr>
+          <w:b/>
+          <w:bCs/>
+        </w:rPr>
+        <w:t xml:space="preserve">Targeted Support</w:t>
+      </w:r>
+      <w:r>
+        <w:t xml:space="preserve">: Schools in Q4 with high suspension rates face compounded challenges:</w:t>
+      </w:r>
+      <w:r>
+        <w:t xml:space="preserve"> </w:t>
+      </w:r>
+      <w:r>
+        <w:t xml:space="preserve">- Serve majority-Black student populations</w:t>
+      </w:r>
+      <w:r>
+        <w:t xml:space="preserve"> </w:t>
+      </w:r>
+      <w:r>
+        <w:t xml:space="preserve">- Show highest repeat suspension patterns</w:t>
+      </w:r>
+      <w:r>
+        <w:t xml:space="preserve"> </w:t>
+      </w:r>
+      <w:r>
+        <w:t xml:space="preserve">- May lack resources for alternative interventions</w:t>
+      </w:r>
+    </w:p>
+    <w:p>
+      <w:pPr>
+        <w:pStyle w:val="BodyText"/>
+      </w:pPr>
+      <w:r>
+        <w:rPr>
+          <w:b/>
+          <w:bCs/>
+        </w:rPr>
+        <w:t xml:space="preserve">Recommended Actions</w:t>
+      </w:r>
+      <w:r>
+        <w:t xml:space="preserve">:</w:t>
+      </w:r>
+      <w:r>
+        <w:t xml:space="preserve"> </w:t>
+      </w:r>
+      <w:r>
+        <w:t xml:space="preserve">- Prioritize technical assistance and resources to identified high-suspension schools</w:t>
+      </w:r>
+      <w:r>
+        <w:t xml:space="preserve"> </w:t>
+      </w:r>
+      <w:r>
+        <w:t xml:space="preserve">- Implement intensive monitoring and support systems</w:t>
+      </w:r>
+      <w:r>
+        <w:t xml:space="preserve"> </w:t>
+      </w:r>
+      <w:r>
+        <w:t xml:space="preserve">- Provide funding for restorative justice programs and counseling services</w:t>
+      </w:r>
+      <w:r>
+        <w:t xml:space="preserve"> </w:t>
+      </w:r>
+      <w:r>
+        <w:t xml:space="preserve">- Develop district-level accountability for suspension reduction targets</w:t>
+      </w:r>
+    </w:p>
+    <w:bookmarkEnd w:id="24"/>
+    <w:bookmarkStart w:id="25" w:name="staffing-and-cultural-competency"/>
+    <w:p>
+      <w:pPr>
+        <w:pStyle w:val="Heading3"/>
+      </w:pPr>
+      <w:r>
+        <w:t xml:space="preserve">2.</w:t>
+      </w:r>
+      <w:r>
+        <w:t xml:space="preserve"> </w:t>
+      </w:r>
+      <w:r>
+        <w:rPr>
+          <w:b/>
+          <w:bCs/>
+        </w:rPr>
+        <w:t xml:space="preserve">Staffing and Cultural Competency</w:t>
+      </w:r>
+    </w:p>
+    <w:p>
+      <w:pPr>
+        <w:pStyle w:val="FirstParagraph"/>
+      </w:pPr>
+      <w:r>
+        <w:rPr>
+          <w:b/>
+          <w:bCs/>
+        </w:rPr>
+        <w:t xml:space="preserve">Teacher-Student Demographic Mismatch</w:t>
+      </w:r>
+      <w:r>
+        <w:t xml:space="preserve">:</w:t>
+      </w:r>
+      <w:r>
+        <w:t xml:space="preserve"> </w:t>
+      </w:r>
+      <w:r>
+        <w:t xml:space="preserve">- Even Q4 schools (highest Black enrollment) have &lt;15% African American staff in high-suspension schools</w:t>
+      </w:r>
+      <w:r>
+        <w:t xml:space="preserve"> </w:t>
+      </w:r>
+      <w:r>
+        <w:t xml:space="preserve">- Research suggests teacher-student racial match correlates with better outcomes</w:t>
+      </w:r>
+      <w:r>
+        <w:t xml:space="preserve"> </w:t>
+      </w:r>
+      <w:r>
+        <w:t xml:space="preserve">- May indicate need for:</w:t>
+      </w:r>
+      <w:r>
+        <w:t xml:space="preserve"> </w:t>
+      </w:r>
+      <w:r>
+        <w:t xml:space="preserve">- Targeted recruitment of teachers of color</w:t>
+      </w:r>
+      <w:r>
+        <w:t xml:space="preserve"> </w:t>
+      </w:r>
+      <w:r>
+        <w:t xml:space="preserve">- Enhanced cultural competency training</w:t>
+      </w:r>
+      <w:r>
+        <w:t xml:space="preserve"> </w:t>
+      </w:r>
+      <w:r>
+        <w:t xml:space="preserve">- Review of implicit bias in disciplinary decisions</w:t>
+      </w:r>
+    </w:p>
+    <w:p>
+      <w:pPr>
+        <w:pStyle w:val="BodyText"/>
+      </w:pPr>
+      <w:r>
+        <w:rPr>
+          <w:b/>
+          <w:bCs/>
+        </w:rPr>
+        <w:t xml:space="preserve">Administrator Demographics</w:t>
+      </w:r>
+      <w:r>
+        <w:t xml:space="preserve">:</w:t>
+      </w:r>
+      <w:r>
+        <w:t xml:space="preserve"> </w:t>
+      </w:r>
+      <w:r>
+        <w:t xml:space="preserve">- Similar patterns in administrative staff</w:t>
+      </w:r>
+      <w:r>
+        <w:t xml:space="preserve"> </w:t>
+      </w:r>
+      <w:r>
+        <w:t xml:space="preserve">- Leadership demographics may influence school disciplinary culture</w:t>
+      </w:r>
+    </w:p>
+    <w:p>
+      <w:pPr>
+        <w:pStyle w:val="BodyText"/>
+      </w:pPr>
+      <w:r>
+        <w:rPr>
+          <w:b/>
+          <w:bCs/>
+        </w:rPr>
+        <w:t xml:space="preserve">Recommended Actions</w:t>
+      </w:r>
+      <w:r>
+        <w:t xml:space="preserve">:</w:t>
+      </w:r>
+      <w:r>
+        <w:t xml:space="preserve"> </w:t>
+      </w:r>
+      <w:r>
+        <w:t xml:space="preserve">- Launch targeted recruitment initiatives for teachers and administrators of color</w:t>
+      </w:r>
+      <w:r>
+        <w:t xml:space="preserve"> </w:t>
+      </w:r>
+      <w:r>
+        <w:t xml:space="preserve">- Require annual implicit bias and cultural responsiveness training for ALL staff</w:t>
+      </w:r>
+      <w:r>
+        <w:t xml:space="preserve"> </w:t>
+      </w:r>
+      <w:r>
+        <w:t xml:space="preserve">- Develop mentorship programs connecting students with staff of similar backgrounds</w:t>
+      </w:r>
+      <w:r>
+        <w:t xml:space="preserve"> </w:t>
+      </w:r>
+      <w:r>
+        <w:t xml:space="preserve">- Create pathways for para-educators and community members to become credentialed teachers</w:t>
+      </w:r>
+      <w:r>
+        <w:t xml:space="preserve"> </w:t>
+      </w:r>
+      <w:r>
+        <w:t xml:space="preserve">- Assess hiring practices for potential barriers to diverse candidates</w:t>
+      </w:r>
+    </w:p>
+    <w:bookmarkEnd w:id="25"/>
+    <w:bookmarkStart w:id="26" w:name="restorative-practices-need"/>
+    <w:p>
+      <w:pPr>
+        <w:pStyle w:val="Heading3"/>
+      </w:pPr>
+      <w:r>
+        <w:t xml:space="preserve">3.</w:t>
+      </w:r>
+      <w:r>
+        <w:t xml:space="preserve"> </w:t>
+      </w:r>
+      <w:r>
+        <w:rPr>
+          <w:b/>
+          <w:bCs/>
+        </w:rPr>
+        <w:t xml:space="preserve">Restorative Practices Need</w:t>
+      </w:r>
+    </w:p>
+    <w:p>
+      <w:pPr>
+        <w:pStyle w:val="FirstParagraph"/>
+      </w:pPr>
+      <w:r>
+        <w:rPr>
+          <w:b/>
+          <w:bCs/>
+        </w:rPr>
+        <w:t xml:space="preserve">Repeat Suspension Pattern Indicates</w:t>
+      </w:r>
+      <w:r>
+        <w:t xml:space="preserve">:</w:t>
+      </w:r>
+      <w:r>
+        <w:t xml:space="preserve"> </w:t>
+      </w:r>
+      <w:r>
+        <w:t xml:space="preserve">- Current interventions not preventing repeat offenses</w:t>
+      </w:r>
+      <w:r>
+        <w:t xml:space="preserve"> </w:t>
+      </w:r>
+      <w:r>
+        <w:t xml:space="preserve">- Students cycling through suspensions without behavioral change</w:t>
+      </w:r>
+      <w:r>
+        <w:t xml:space="preserve"> </w:t>
+      </w:r>
+      <w:r>
+        <w:t xml:space="preserve">- Potential benefits from:</w:t>
+      </w:r>
+      <w:r>
+        <w:t xml:space="preserve"> </w:t>
+      </w:r>
+      <w:r>
+        <w:t xml:space="preserve">- Restorative justice programs</w:t>
+      </w:r>
+      <w:r>
+        <w:t xml:space="preserve"> </w:t>
+      </w:r>
+      <w:r>
+        <w:t xml:space="preserve">- Social-emotional learning supports</w:t>
+      </w:r>
+      <w:r>
+        <w:t xml:space="preserve"> </w:t>
+      </w:r>
+      <w:r>
+        <w:t xml:space="preserve">- Counseling and mental health services</w:t>
+      </w:r>
+      <w:r>
+        <w:t xml:space="preserve"> </w:t>
+      </w:r>
+      <w:r>
+        <w:t xml:space="preserve">- Tiered intervention systems (PBIS)</w:t>
+      </w:r>
+    </w:p>
+    <w:p>
+      <w:pPr>
+        <w:pStyle w:val="BodyText"/>
+      </w:pPr>
+      <w:r>
+        <w:rPr>
+          <w:b/>
+          <w:bCs/>
+        </w:rPr>
+        <w:t xml:space="preserve">Recommended Actions</w:t>
+      </w:r>
+      <w:r>
+        <w:t xml:space="preserve">:</w:t>
+      </w:r>
+      <w:r>
+        <w:t xml:space="preserve"> </w:t>
+      </w:r>
+      <w:r>
+        <w:t xml:space="preserve">- Implement restorative circles and peer mediation programs</w:t>
+      </w:r>
+      <w:r>
+        <w:t xml:space="preserve"> </w:t>
+      </w:r>
+      <w:r>
+        <w:t xml:space="preserve">- Provide trauma-informed care training for staff</w:t>
+      </w:r>
+      <w:r>
+        <w:t xml:space="preserve"> </w:t>
+      </w:r>
+      <w:r>
+        <w:t xml:space="preserve">- Increase access to school counselors and psychologists</w:t>
+      </w:r>
+      <w:r>
+        <w:t xml:space="preserve"> </w:t>
+      </w:r>
+      <w:r>
+        <w:t xml:space="preserve">- Create alternatives to suspension for non-violent infractions</w:t>
+      </w:r>
+      <w:r>
+        <w:t xml:space="preserve"> </w:t>
+      </w:r>
+      <w:r>
+        <w:t xml:space="preserve">- Develop re-entry protocols for students returning from suspension</w:t>
+      </w:r>
+    </w:p>
+    <w:bookmarkEnd w:id="26"/>
+    <w:bookmarkStart w:id="27" w:name="equity-audit-recommendations"/>
+    <w:p>
+      <w:pPr>
+        <w:pStyle w:val="Heading3"/>
+      </w:pPr>
+      <w:r>
+        <w:t xml:space="preserve">4.</w:t>
+      </w:r>
+      <w:r>
+        <w:t xml:space="preserve"> </w:t>
+      </w:r>
+      <w:r>
+        <w:rPr>
+          <w:b/>
+          <w:bCs/>
+        </w:rPr>
+        <w:t xml:space="preserve">Equity Audit Recommendations</w:t>
+      </w:r>
+    </w:p>
+    <w:p>
+      <w:pPr>
+        <w:pStyle w:val="FirstParagraph"/>
+      </w:pPr>
+      <w:r>
+        <w:t xml:space="preserve">Schools should examine:</w:t>
+      </w:r>
+      <w:r>
+        <w:t xml:space="preserve"> </w:t>
+      </w:r>
+      <w:r>
+        <w:t xml:space="preserve">- Who is making referral decisions and for what infractions</w:t>
+      </w:r>
+      <w:r>
+        <w:t xml:space="preserve"> </w:t>
+      </w:r>
+      <w:r>
+        <w:t xml:space="preserve">- Whether subjective infractions (e.g.,</w:t>
+      </w:r>
+      <w:r>
+        <w:t xml:space="preserve"> </w:t>
+      </w:r>
+      <w:r>
+        <w:t xml:space="preserve">“willful defiance”</w:t>
+      </w:r>
+      <w:r>
+        <w:t xml:space="preserve">) drive disparities</w:t>
+      </w:r>
+      <w:r>
+        <w:t xml:space="preserve"> </w:t>
+      </w:r>
+      <w:r>
+        <w:t xml:space="preserve">- Alternative consequences available before suspension</w:t>
+      </w:r>
+      <w:r>
+        <w:t xml:space="preserve"> </w:t>
+      </w:r>
+      <w:r>
+        <w:t xml:space="preserve">- Support systems for students returning from suspension</w:t>
+      </w:r>
+    </w:p>
+    <w:p>
+      <w:pPr>
+        <w:pStyle w:val="BodyText"/>
+      </w:pPr>
+      <w:r>
+        <w:rPr>
+          <w:b/>
+          <w:bCs/>
+        </w:rPr>
+        <w:t xml:space="preserve">Recommended Actions</w:t>
+      </w:r>
+      <w:r>
+        <w:t xml:space="preserve">:</w:t>
+      </w:r>
+      <w:r>
+        <w:t xml:space="preserve"> </w:t>
+      </w:r>
+      <w:r>
+        <w:t xml:space="preserve">- Conduct equity audits of disciplinary data by race, gender, disability status</w:t>
+      </w:r>
+      <w:r>
+        <w:t xml:space="preserve"> </w:t>
+      </w:r>
+      <w:r>
+        <w:t xml:space="preserve">- Review disciplinary codes to eliminate vague, subjective categories</w:t>
+      </w:r>
+      <w:r>
+        <w:t xml:space="preserve"> </w:t>
+      </w:r>
+      <w:r>
+        <w:t xml:space="preserve">- Create decision-making rubrics to reduce administrator discretion</w:t>
+      </w:r>
+      <w:r>
+        <w:t xml:space="preserve"> </w:t>
+      </w:r>
+      <w:r>
+        <w:t xml:space="preserve">- Implement mandatory parent conferences before out-of-school suspension</w:t>
+      </w:r>
+      <w:r>
+        <w:t xml:space="preserve"> </w:t>
+      </w:r>
+      <w:r>
+        <w:t xml:space="preserve">- Track and report disaggregated suspension data publicly</w:t>
+      </w:r>
+    </w:p>
+    <w:p>
+      <w:r>
+        <w:pict>
+          <v:rect style="width:0;height:1.5pt" o:hralign="center" o:hrstd="t" o:hr="t"/>
+        </w:pict>
+      </w:r>
+    </w:p>
+    <w:bookmarkEnd w:id="27"/>
+    <w:bookmarkEnd w:id="28"/>
+    <w:bookmarkStart w:id="33" w:name="limitations-and-caveats"/>
+    <w:p>
+      <w:pPr>
+        <w:pStyle w:val="Heading2"/>
+      </w:pPr>
+      <w:r>
+        <w:t xml:space="preserve">Limitations and Caveats</w:t>
+      </w:r>
+    </w:p>
+    <w:bookmarkStart w:id="29" w:name="critical-correlational-not-causal"/>
+    <w:p>
+      <w:pPr>
+        <w:pStyle w:val="Heading3"/>
+      </w:pPr>
+      <w:r>
+        <w:rPr>
+          <w:b/>
+          <w:bCs/>
+        </w:rPr>
+        <w:t xml:space="preserve">CRITICAL: Correlational, Not Causal</w:t>
+      </w:r>
+    </w:p>
+    <w:p>
+      <w:pPr>
+        <w:pStyle w:val="FirstParagraph"/>
+      </w:pPr>
+      <w:r>
+        <w:t xml:space="preserve">This analysis documents</w:t>
+      </w:r>
+      <w:r>
+        <w:t xml:space="preserve"> </w:t>
+      </w:r>
+      <w:r>
+        <w:rPr>
+          <w:b/>
+          <w:bCs/>
+        </w:rPr>
+        <w:t xml:space="preserve">associations</w:t>
+      </w:r>
+      <w:r>
+        <w:t xml:space="preserve"> </w:t>
+      </w:r>
+      <w:r>
+        <w:t xml:space="preserve">between teacher demographics, school composition, and suspension rates. It does NOT establish causation. Many confounding factors influence outcomes:</w:t>
+      </w:r>
+    </w:p>
+    <w:p>
+      <w:pPr>
+        <w:pStyle w:val="BodyText"/>
+      </w:pPr>
+      <w:r>
+        <w:rPr>
+          <w:b/>
+          <w:bCs/>
+        </w:rPr>
+        <w:t xml:space="preserve">What we CAN say</w:t>
+      </w:r>
+      <w:r>
+        <w:t xml:space="preserve">:</w:t>
+      </w:r>
+      <w:r>
+        <w:t xml:space="preserve"> </w:t>
+      </w:r>
+      <w:r>
+        <w:t xml:space="preserve">- There are clear statistical associations between school racial composition and suspension rates</w:t>
+      </w:r>
+      <w:r>
+        <w:t xml:space="preserve"> </w:t>
+      </w:r>
+      <w:r>
+        <w:t xml:space="preserve">- Teacher-student racial mismatch is prevalent even in majority-Black schools</w:t>
+      </w:r>
+      <w:r>
+        <w:t xml:space="preserve"> </w:t>
+      </w:r>
+      <w:r>
+        <w:t xml:space="preserve">- Repeat suspensions contribute substantially to high rates in Q4 schools</w:t>
+      </w:r>
+      <w:r>
+        <w:t xml:space="preserve"> </w:t>
+      </w:r>
+      <w:r>
+        <w:t xml:space="preserve">- The top 10% of schools show extreme suspension concentrations</w:t>
+      </w:r>
+    </w:p>
+    <w:p>
+      <w:pPr>
+        <w:pStyle w:val="BodyText"/>
+      </w:pPr>
+      <w:r>
+        <w:rPr>
+          <w:b/>
+          <w:bCs/>
+        </w:rPr>
+        <w:t xml:space="preserve">What we CANNOT say</w:t>
+      </w:r>
+      <w:r>
+        <w:t xml:space="preserve">:</w:t>
+      </w:r>
+      <w:r>
+        <w:t xml:space="preserve"> </w:t>
+      </w:r>
+      <w:r>
+        <w:t xml:space="preserve">- Teacher racial demographics</w:t>
+      </w:r>
+      <w:r>
+        <w:t xml:space="preserve"> </w:t>
+      </w:r>
+      <w:r>
+        <w:t xml:space="preserve">“cause”</w:t>
+      </w:r>
+      <w:r>
+        <w:t xml:space="preserve"> </w:t>
+      </w:r>
+      <w:r>
+        <w:t xml:space="preserve">higher suspension rates</w:t>
+      </w:r>
+      <w:r>
+        <w:t xml:space="preserve"> </w:t>
+      </w:r>
+      <w:r>
+        <w:t xml:space="preserve">- Increasing teacher diversity will reduce suspensions</w:t>
+      </w:r>
+      <w:r>
+        <w:t xml:space="preserve"> </w:t>
+      </w:r>
+      <w:r>
+        <w:t xml:space="preserve">- School composition</w:t>
+      </w:r>
+      <w:r>
+        <w:t xml:space="preserve"> </w:t>
+      </w:r>
+      <w:r>
+        <w:t xml:space="preserve">“causes”</w:t>
+      </w:r>
+      <w:r>
+        <w:t xml:space="preserve"> </w:t>
+      </w:r>
+      <w:r>
+        <w:t xml:space="preserve">differential suspension rates</w:t>
+      </w:r>
+      <w:r>
+        <w:t xml:space="preserve"> </w:t>
+      </w:r>
+      <w:r>
+        <w:t xml:space="preserve">- The specific mechanisms linking these factors</w:t>
+      </w:r>
+    </w:p>
+    <w:p>
+      <w:pPr>
+        <w:pStyle w:val="BodyText"/>
+      </w:pPr>
+      <w:r>
+        <w:rPr>
+          <w:b/>
+          <w:bCs/>
+        </w:rPr>
+        <w:t xml:space="preserve">Unmeasured Confounding Factors</w:t>
+      </w:r>
+      <w:r>
+        <w:t xml:space="preserve">:</w:t>
+      </w:r>
+      <w:r>
+        <w:t xml:space="preserve"> </w:t>
+      </w:r>
+      <w:r>
+        <w:t xml:space="preserve">- School funding levels and resource availability</w:t>
+      </w:r>
+      <w:r>
+        <w:t xml:space="preserve"> </w:t>
+      </w:r>
+      <w:r>
+        <w:t xml:space="preserve">- Community socioeconomic context and neighborhood characteristics</w:t>
+      </w:r>
+      <w:r>
+        <w:t xml:space="preserve"> </w:t>
+      </w:r>
+      <w:r>
+        <w:t xml:space="preserve">- School leadership quality, experience, and turnover</w:t>
+      </w:r>
+      <w:r>
+        <w:t xml:space="preserve"> </w:t>
+      </w:r>
+      <w:r>
+        <w:t xml:space="preserve">- Availability of counseling/support services and mental health resources</w:t>
+      </w:r>
+      <w:r>
+        <w:t xml:space="preserve"> </w:t>
+      </w:r>
+      <w:r>
+        <w:t xml:space="preserve">- Local law enforcement relationships and school safety priorities</w:t>
+      </w:r>
+      <w:r>
+        <w:t xml:space="preserve"> </w:t>
+      </w:r>
+      <w:r>
+        <w:t xml:space="preserve">- Historical neighborhood factors and segregation patterns</w:t>
+      </w:r>
+      <w:r>
+        <w:t xml:space="preserve"> </w:t>
+      </w:r>
+      <w:r>
+        <w:t xml:space="preserve">- State and district policy environments</w:t>
+      </w:r>
+      <w:r>
+        <w:t xml:space="preserve"> </w:t>
+      </w:r>
+      <w:r>
+        <w:t xml:space="preserve">- Teacher experience, training, and quality</w:t>
+      </w:r>
+      <w:r>
+        <w:t xml:space="preserve"> </w:t>
+      </w:r>
+      <w:r>
+        <w:t xml:space="preserve">- School climate and organizational culture</w:t>
+      </w:r>
+      <w:r>
+        <w:t xml:space="preserve"> </w:t>
+      </w:r>
+      <w:r>
+        <w:t xml:space="preserve">- Family engagement and community partnerships</w:t>
+      </w:r>
+    </w:p>
+    <w:bookmarkEnd w:id="29"/>
+    <w:bookmarkStart w:id="30" w:name="aggregation-masks-variation"/>
+    <w:p>
+      <w:pPr>
+        <w:pStyle w:val="Heading3"/>
+      </w:pPr>
+      <w:r>
+        <w:rPr>
+          <w:b/>
+          <w:bCs/>
+        </w:rPr>
+        <w:t xml:space="preserve">Aggregation Masks Variation</w:t>
       </w:r>
     </w:p>
     <w:p>
@@ -1603,65 +3879,7 @@
         </w:numPr>
       </w:pPr>
       <w:r>
-        <w:rPr>
-          <w:b/>
-          <w:bCs/>
-        </w:rPr>
-        <w:t xml:space="preserve">Events Rate</w:t>
-      </w:r>
-      <w:r>
-        <w:t xml:space="preserve"> </w:t>
-      </w:r>
-      <w:r>
-        <w:t xml:space="preserve">(Total Suspensions ÷ Enrollment)</w:t>
-      </w:r>
-    </w:p>
-    <w:p>
-      <w:pPr>
-        <w:pStyle w:val="Compact"/>
-        <w:numPr>
-          <w:ilvl w:val="1"/>
-          <w:numId w:val="1002"/>
-        </w:numPr>
-      </w:pPr>
-      <w:r>
-        <w:t xml:space="preserve">Counts all suspension incidents</w:t>
-      </w:r>
-    </w:p>
-    <w:p>
-      <w:pPr>
-        <w:pStyle w:val="Compact"/>
-        <w:numPr>
-          <w:ilvl w:val="1"/>
-          <w:numId w:val="1002"/>
-        </w:numPr>
-      </w:pPr>
-      <w:r>
-        <w:t xml:space="preserve">Can exceed 100% when students suspended multiple times</w:t>
-      </w:r>
-    </w:p>
-    <w:p>
-      <w:pPr>
-        <w:pStyle w:val="Compact"/>
-        <w:numPr>
-          <w:ilvl w:val="1"/>
-          <w:numId w:val="1002"/>
-        </w:numPr>
-      </w:pPr>
-      <w:r>
-        <w:t xml:space="preserve">Shows total disciplinary burden</w:t>
-      </w:r>
-    </w:p>
-    <w:p>
-      <w:pPr>
-        <w:pStyle w:val="Compact"/>
-        <w:numPr>
-          <w:ilvl w:val="1"/>
-          <w:numId w:val="1002"/>
-        </w:numPr>
-      </w:pPr>
-      <w:r>
-        <w:t xml:space="preserve">Used for identifying high-suspension schools</w:t>
+        <w:t xml:space="preserve">School-level and quartile-level data hide within-school variation</w:t>
       </w:r>
     </w:p>
     <w:p>
@@ -1673,620 +3891,215 @@
         </w:numPr>
       </w:pPr>
       <w:r>
-        <w:rPr>
-          <w:b/>
-          <w:bCs/>
-        </w:rPr>
-        <w:t xml:space="preserve">Students Rate</w:t>
-      </w:r>
-      <w:r>
-        <w:t xml:space="preserve"> </w:t>
-      </w:r>
-      <w:r>
-        <w:t xml:space="preserve">(Unduplicated Students Suspended ÷ Enrollment)</w:t>
+        <w:t xml:space="preserve">Not all teachers or administrators at a school contribute equally to disciplinary decisions</w:t>
       </w:r>
     </w:p>
     <w:p>
       <w:pPr>
         <w:pStyle w:val="Compact"/>
         <w:numPr>
-          <w:ilvl w:val="1"/>
+          <w:ilvl w:val="0"/>
+          <w:numId w:val="1001"/>
+        </w:numPr>
+      </w:pPr>
+      <w:r>
+        <w:t xml:space="preserve">Individual teacher-student interactions not captured</w:t>
+      </w:r>
+    </w:p>
+    <w:p>
+      <w:pPr>
+        <w:pStyle w:val="Compact"/>
+        <w:numPr>
+          <w:ilvl w:val="0"/>
+          <w:numId w:val="1001"/>
+        </w:numPr>
+      </w:pPr>
+      <w:r>
+        <w:t xml:space="preserve">Some schools in each quartile perform much better/worse than averages</w:t>
+      </w:r>
+    </w:p>
+    <w:p>
+      <w:pPr>
+        <w:pStyle w:val="Compact"/>
+        <w:numPr>
+          <w:ilvl w:val="0"/>
+          <w:numId w:val="1001"/>
+        </w:numPr>
+      </w:pPr>
+      <w:r>
+        <w:t xml:space="preserve">Quartile boundaries are arbitrary statistical divisions</w:t>
+      </w:r>
+    </w:p>
+    <w:bookmarkEnd w:id="30"/>
+    <w:bookmarkStart w:id="31" w:name="data-quality-considerations"/>
+    <w:p>
+      <w:pPr>
+        <w:pStyle w:val="Heading3"/>
+      </w:pPr>
+      <w:r>
+        <w:rPr>
+          <w:b/>
+          <w:bCs/>
+        </w:rPr>
+        <w:t xml:space="preserve">Data Quality Considerations</w:t>
+      </w:r>
+    </w:p>
+    <w:p>
+      <w:pPr>
+        <w:pStyle w:val="Compact"/>
+        <w:numPr>
+          <w:ilvl w:val="0"/>
+          <w:numId w:val="1002"/>
+        </w:numPr>
+      </w:pPr>
+      <w:r>
+        <w:t xml:space="preserve">Teacher demographic data coverage: ~100% for included schools</w:t>
+      </w:r>
+    </w:p>
+    <w:p>
+      <w:pPr>
+        <w:pStyle w:val="Compact"/>
+        <w:numPr>
+          <w:ilvl w:val="0"/>
+          <w:numId w:val="1002"/>
+        </w:numPr>
+      </w:pPr>
+      <w:r>
+        <w:t xml:space="preserve">Some schools excluded due to missing teacher data</w:t>
+      </w:r>
+    </w:p>
+    <w:p>
+      <w:pPr>
+        <w:pStyle w:val="Compact"/>
+        <w:numPr>
+          <w:ilvl w:val="0"/>
+          <w:numId w:val="1002"/>
+        </w:numPr>
+      </w:pPr>
+      <w:r>
+        <w:t xml:space="preserve">Suspension data self-reported by districts to CDE</w:t>
+      </w:r>
+    </w:p>
+    <w:p>
+      <w:pPr>
+        <w:pStyle w:val="Compact"/>
+        <w:numPr>
+          <w:ilvl w:val="0"/>
+          <w:numId w:val="1002"/>
+        </w:numPr>
+      </w:pPr>
+      <w:r>
+        <w:t xml:space="preserve">Unduplicated counts rely on student ID matching accuracy</w:t>
+      </w:r>
+    </w:p>
+    <w:p>
+      <w:pPr>
+        <w:pStyle w:val="Compact"/>
+        <w:numPr>
+          <w:ilvl w:val="0"/>
+          <w:numId w:val="1002"/>
+        </w:numPr>
+      </w:pPr>
+      <w:r>
+        <w:t xml:space="preserve">Small schools (&lt; 10 Black students) excluded from analysis</w:t>
+      </w:r>
+    </w:p>
+    <w:p>
+      <w:pPr>
+        <w:pStyle w:val="Compact"/>
+        <w:numPr>
+          <w:ilvl w:val="0"/>
+          <w:numId w:val="1002"/>
+        </w:numPr>
+      </w:pPr>
+      <w:r>
+        <w:t xml:space="preserve">Reporting consistency may vary across districts and years</w:t>
+      </w:r>
+    </w:p>
+    <w:bookmarkEnd w:id="31"/>
+    <w:bookmarkStart w:id="32" w:name="scope-limitations"/>
+    <w:p>
+      <w:pPr>
+        <w:pStyle w:val="Heading3"/>
+      </w:pPr>
+      <w:r>
+        <w:rPr>
+          <w:b/>
+          <w:bCs/>
+        </w:rPr>
+        <w:t xml:space="preserve">Scope Limitations</w:t>
+      </w:r>
+    </w:p>
+    <w:p>
+      <w:pPr>
+        <w:pStyle w:val="Compact"/>
+        <w:numPr>
+          <w:ilvl w:val="0"/>
           <w:numId w:val="1003"/>
         </w:numPr>
       </w:pPr>
       <w:r>
-        <w:t xml:space="preserve">Counts unique students who experienced suspension</w:t>
+        <w:t xml:space="preserve">Analysis focuses only on Black students; patterns may differ for other groups</w:t>
       </w:r>
     </w:p>
     <w:p>
       <w:pPr>
         <w:pStyle w:val="Compact"/>
         <w:numPr>
-          <w:ilvl w:val="1"/>
+          <w:ilvl w:val="0"/>
           <w:numId w:val="1003"/>
         </w:numPr>
       </w:pPr>
       <w:r>
-        <w:t xml:space="preserve">Always ≤ 100%</w:t>
+        <w:t xml:space="preserve">Does not examine suspension reasons, lengths, or specific infractions</w:t>
       </w:r>
     </w:p>
     <w:p>
       <w:pPr>
         <w:pStyle w:val="Compact"/>
         <w:numPr>
-          <w:ilvl w:val="1"/>
+          <w:ilvl w:val="0"/>
           <w:numId w:val="1003"/>
         </w:numPr>
       </w:pPr>
       <w:r>
-        <w:t xml:space="preserve">Shows proportion of student body affected</w:t>
+        <w:t xml:space="preserve">Cannot determine if suspensions were in-school vs. out-of-school</w:t>
       </w:r>
     </w:p>
     <w:p>
       <w:pPr>
         <w:pStyle w:val="Compact"/>
         <w:numPr>
-          <w:ilvl w:val="1"/>
+          <w:ilvl w:val="0"/>
           <w:numId w:val="1003"/>
         </w:numPr>
       </w:pPr>
       <w:r>
-        <w:t xml:space="preserve">More comparable to other student outcomes</w:t>
-      </w:r>
-    </w:p>
-    <w:p>
-      <w:pPr>
-        <w:pStyle w:val="FirstParagraph"/>
-      </w:pPr>
-      <w:r>
-        <w:rPr>
-          <w:b/>
-          <w:bCs/>
-        </w:rPr>
-        <w:t xml:space="preserve">Example</w:t>
-      </w:r>
-      <w:r>
-        <w:t xml:space="preserve">: A school with 100 Black students where 30 students were suspended, with 10 suspended 3 times each:</w:t>
-      </w:r>
-      <w:r>
-        <w:t xml:space="preserve"> </w:t>
-      </w:r>
-      <w:r>
-        <w:t xml:space="preserve">- Events Rate: 50 suspensions ÷ 100 students =</w:t>
-      </w:r>
-      <w:r>
-        <w:t xml:space="preserve"> </w:t>
-      </w:r>
-      <w:r>
-        <w:rPr>
-          <w:b/>
-          <w:bCs/>
-        </w:rPr>
-        <w:t xml:space="preserve">50%</w:t>
-      </w:r>
-      <w:r>
-        <w:t xml:space="preserve"> </w:t>
-      </w:r>
-      <w:r>
-        <w:t xml:space="preserve">- Students Rate: 30 unique students ÷ 100 students =</w:t>
-      </w:r>
-      <w:r>
-        <w:t xml:space="preserve"> </w:t>
-      </w:r>
-      <w:r>
-        <w:rPr>
-          <w:b/>
-          <w:bCs/>
-        </w:rPr>
-        <w:t xml:space="preserve">30%</w:t>
-      </w:r>
-      <w:r>
-        <w:t xml:space="preserve"> </w:t>
-      </w:r>
-      <w:r>
-        <w:t xml:space="preserve">- The 20-point gap reveals repeat suspensions drive the higher event rate</w:t>
-      </w:r>
-    </w:p>
-    <w:bookmarkEnd w:id="15"/>
-    <w:bookmarkStart w:id="16" w:name="data-scope-and-time-period"/>
-    <w:p>
-      <w:pPr>
-        <w:pStyle w:val="Heading3"/>
-      </w:pPr>
-      <w:r>
-        <w:t xml:space="preserve">Data Scope and Time Period</w:t>
-      </w:r>
-    </w:p>
-    <w:p>
-      <w:pPr>
-        <w:pStyle w:val="FirstParagraph"/>
-      </w:pPr>
-      <w:r>
-        <w:rPr>
-          <w:b/>
-          <w:bCs/>
-        </w:rPr>
-        <w:t xml:space="preserve">Analysis Date</w:t>
-      </w:r>
-      <w:r>
-        <w:t xml:space="preserve">: 2025-11-19</w:t>
-      </w:r>
-      <w:r>
-        <w:t xml:space="preserve"> </w:t>
-      </w:r>
-      <w:r>
-        <w:rPr>
-          <w:b/>
-          <w:bCs/>
-        </w:rPr>
-        <w:t xml:space="preserve">Data Collection Period</w:t>
-      </w:r>
-      <w:r>
-        <w:t xml:space="preserve">: 2017-18 through 2023-24 academic years</w:t>
-      </w:r>
-      <w:r>
-        <w:t xml:space="preserve"> </w:t>
-      </w:r>
-      <w:r>
-        <w:rPr>
-          <w:b/>
-          <w:bCs/>
-        </w:rPr>
-        <w:t xml:space="preserve">Academic Years Covered</w:t>
-      </w:r>
-      <w:r>
-        <w:t xml:space="preserve">: 2017-18, 2018-19, 2019-20, 2021-22, 2022-23, 2023-24 (6 years total)</w:t>
-      </w:r>
-      <w:r>
-        <w:t xml:space="preserve"> </w:t>
-      </w:r>
-      <w:r>
-        <w:t xml:space="preserve">-</w:t>
-      </w:r>
-      <w:r>
-        <w:t xml:space="preserve"> </w:t>
-      </w:r>
-      <w:r>
-        <w:rPr>
-          <w:b/>
-          <w:bCs/>
-        </w:rPr>
-        <w:t xml:space="preserve">Note</w:t>
-      </w:r>
-      <w:r>
-        <w:t xml:space="preserve">: 2020-21 excluded due to COVID-19 disruption</w:t>
-      </w:r>
-    </w:p>
-    <w:p>
-      <w:pPr>
-        <w:pStyle w:val="BodyText"/>
-      </w:pPr>
-      <w:r>
-        <w:rPr>
-          <w:b/>
-          <w:bCs/>
-        </w:rPr>
-        <w:t xml:space="preserve">Sample Size</w:t>
-      </w:r>
-      <w:r>
-        <w:t xml:space="preserve">: Detailed breakdown</w:t>
-      </w:r>
-      <w:r>
-        <w:t xml:space="preserve"> </w:t>
-      </w:r>
-      <w:r>
-        <w:t xml:space="preserve">-</w:t>
-      </w:r>
-      <w:r>
-        <w:t xml:space="preserve"> </w:t>
-      </w:r>
-      <w:r>
-        <w:rPr>
-          <w:b/>
-          <w:bCs/>
-        </w:rPr>
-        <w:t xml:space="preserve">Total observations</w:t>
-      </w:r>
-      <w:r>
-        <w:t xml:space="preserve">: 190,806 school-year-student_group records</w:t>
-      </w:r>
-      <w:r>
-        <w:t xml:space="preserve"> </w:t>
-      </w:r>
-      <w:r>
-        <w:t xml:space="preserve">-</w:t>
-      </w:r>
-      <w:r>
-        <w:t xml:space="preserve"> </w:t>
-      </w:r>
-      <w:r>
-        <w:rPr>
-          <w:b/>
-          <w:bCs/>
-        </w:rPr>
-        <w:t xml:space="preserve">Unique schools</w:t>
-      </w:r>
-      <w:r>
-        <w:t xml:space="preserve">: 5,129 California public schools</w:t>
-      </w:r>
-      <w:r>
-        <w:t xml:space="preserve"> </w:t>
-      </w:r>
-      <w:r>
-        <w:t xml:space="preserve">-</w:t>
-      </w:r>
-      <w:r>
-        <w:t xml:space="preserve"> </w:t>
-      </w:r>
-      <w:r>
-        <w:rPr>
-          <w:b/>
-          <w:bCs/>
-        </w:rPr>
-        <w:t xml:space="preserve">School-year combinations</w:t>
-      </w:r>
-      <w:r>
-        <w:t xml:space="preserve">: 31,801 school-year records</w:t>
-      </w:r>
-      <w:r>
-        <w:t xml:space="preserve"> </w:t>
-      </w:r>
-      <w:r>
-        <w:t xml:space="preserve">-</w:t>
-      </w:r>
-      <w:r>
-        <w:t xml:space="preserve"> </w:t>
-      </w:r>
-      <w:r>
-        <w:rPr>
-          <w:b/>
-          <w:bCs/>
-        </w:rPr>
-        <w:t xml:space="preserve">Years per school</w:t>
-      </w:r>
-      <w:r>
-        <w:t xml:space="preserve">: Varies by school (1-6 years)</w:t>
-      </w:r>
-      <w:r>
-        <w:t xml:space="preserve"> </w:t>
-      </w:r>
-      <w:r>
-        <w:t xml:space="preserve">-</w:t>
-      </w:r>
-      <w:r>
-        <w:t xml:space="preserve"> </w:t>
-      </w:r>
-      <w:r>
-        <w:rPr>
-          <w:b/>
-          <w:bCs/>
-        </w:rPr>
-        <w:t xml:space="preserve">Cumulative Black student enrollment</w:t>
-      </w:r>
-      <w:r>
-        <w:t xml:space="preserve">: Approximately 1,956,870 across all years</w:t>
-      </w:r>
-    </w:p>
-    <w:p>
-      <w:pPr>
-        <w:pStyle w:val="BodyText"/>
-      </w:pPr>
-      <w:r>
-        <w:rPr>
-          <w:b/>
-          <w:bCs/>
-        </w:rPr>
-        <w:t xml:space="preserve">What Each Observation Represents</w:t>
-      </w:r>
-      <w:r>
-        <w:t xml:space="preserve">:</w:t>
-      </w:r>
-      <w:r>
-        <w:t xml:space="preserve"> </w:t>
-      </w:r>
-      <w:r>
-        <w:t xml:space="preserve">Each record in the analysis represents:</w:t>
-      </w:r>
-      <w:r>
-        <w:t xml:space="preserve"> </w:t>
-      </w:r>
-      <w:r>
-        <w:t xml:space="preserve">-</w:t>
-      </w:r>
-      <w:r>
-        <w:t xml:space="preserve"> </w:t>
-      </w:r>
-      <w:r>
-        <w:rPr>
-          <w:b/>
-          <w:bCs/>
-        </w:rPr>
-        <w:t xml:space="preserve">One school</w:t>
-      </w:r>
-      <w:r>
-        <w:t xml:space="preserve"> </w:t>
-      </w:r>
-      <w:r>
-        <w:t xml:space="preserve">(identified by 14-digit CDS code)</w:t>
-      </w:r>
-      <w:r>
-        <w:t xml:space="preserve"> </w:t>
-      </w:r>
-      <w:r>
-        <w:t xml:space="preserve">-</w:t>
-      </w:r>
-      <w:r>
-        <w:t xml:space="preserve"> </w:t>
-      </w:r>
-      <w:r>
-        <w:rPr>
-          <w:b/>
-          <w:bCs/>
-        </w:rPr>
-        <w:t xml:space="preserve">One academic year</w:t>
-      </w:r>
-      <w:r>
-        <w:t xml:space="preserve"> </w:t>
-      </w:r>
-      <w:r>
-        <w:t xml:space="preserve">(e.g.,</w:t>
-      </w:r>
-      <w:r>
-        <w:t xml:space="preserve"> </w:t>
-      </w:r>
-      <w:r>
-        <w:t xml:space="preserve">“2023-24”</w:t>
-      </w:r>
-      <w:r>
-        <w:t xml:space="preserve">)</w:t>
-      </w:r>
-      <w:r>
-        <w:t xml:space="preserve"> </w:t>
-      </w:r>
-      <w:r>
-        <w:t xml:space="preserve">-</w:t>
-      </w:r>
-      <w:r>
-        <w:t xml:space="preserve"> </w:t>
-      </w:r>
-      <w:r>
-        <w:rPr>
-          <w:b/>
-          <w:bCs/>
-        </w:rPr>
-        <w:t xml:space="preserve">Black/African American students</w:t>
-      </w:r>
-      <w:r>
-        <w:t xml:space="preserve"> </w:t>
-      </w:r>
-      <w:r>
-        <w:t xml:space="preserve">at that school in that year</w:t>
-      </w:r>
-    </w:p>
-    <w:p>
-      <w:pPr>
-        <w:pStyle w:val="BodyText"/>
-      </w:pPr>
-      <w:r>
-        <w:t xml:space="preserve">A single school can contribute up to 6 observations (one per year), but only years with ≥10 Black students are included.</w:t>
-      </w:r>
-    </w:p>
-    <w:p>
-      <w:pPr>
-        <w:pStyle w:val="BodyText"/>
-      </w:pPr>
-      <w:r>
-        <w:rPr>
-          <w:b/>
-          <w:bCs/>
-        </w:rPr>
-        <w:t xml:space="preserve">Geographic Coverage</w:t>
-      </w:r>
-      <w:r>
-        <w:t xml:space="preserve">: Statewide California public schools</w:t>
-      </w:r>
-      <w:r>
-        <w:t xml:space="preserve"> </w:t>
-      </w:r>
-      <w:r>
-        <w:rPr>
-          <w:b/>
-          <w:bCs/>
-        </w:rPr>
-        <w:t xml:space="preserve">Inclusion Criteria</w:t>
-      </w:r>
-      <w:r>
-        <w:t xml:space="preserve">:</w:t>
-      </w:r>
-      <w:r>
-        <w:t xml:space="preserve"> </w:t>
-      </w:r>
-      <w:r>
-        <w:t xml:space="preserve">- Schools with ≥10 Black students in a given year</w:t>
-      </w:r>
-      <w:r>
-        <w:t xml:space="preserve"> </w:t>
-      </w:r>
-      <w:r>
-        <w:t xml:space="preserve">- Campus-level data only (excludes district aggregates)</w:t>
-      </w:r>
-      <w:r>
-        <w:t xml:space="preserve"> </w:t>
-      </w:r>
-      <w:r>
-        <w:t xml:space="preserve">- Special codes (0000000, 0000001) excluded</w:t>
-      </w:r>
-      <w:r>
-        <w:t xml:space="preserve"> </w:t>
-      </w:r>
-      <w:r>
-        <w:rPr>
-          <w:b/>
-          <w:bCs/>
-        </w:rPr>
-        <w:t xml:space="preserve">Exclusion Criteria</w:t>
-      </w:r>
-      <w:r>
-        <w:t xml:space="preserve">:</w:t>
-      </w:r>
-      <w:r>
-        <w:t xml:space="preserve"> </w:t>
-      </w:r>
-      <w:r>
-        <w:t xml:space="preserve">- Schools with &lt;10 Black students (for rate stability)</w:t>
-      </w:r>
-      <w:r>
-        <w:t xml:space="preserve"> </w:t>
-      </w:r>
-      <w:r>
-        <w:t xml:space="preserve">- District-level aggregate records</w:t>
-      </w:r>
-      <w:r>
-        <w:t xml:space="preserve"> </w:t>
-      </w:r>
-      <w:r>
-        <w:t xml:space="preserve">- Academic year 2020-21 (COVID-19 disruption)</w:t>
-      </w:r>
-    </w:p>
-    <w:bookmarkEnd w:id="16"/>
-    <w:bookmarkStart w:id="17" w:name="teacher-demographics-available"/>
-    <w:p>
-      <w:pPr>
-        <w:pStyle w:val="Heading3"/>
-      </w:pPr>
-      <w:r>
-        <w:t xml:space="preserve">Teacher Demographics Available</w:t>
-      </w:r>
-    </w:p>
-    <w:p>
-      <w:pPr>
-        <w:pStyle w:val="FirstParagraph"/>
-      </w:pPr>
-      <w:r>
-        <w:t xml:space="preserve">Analysis includes comprehensive staff breakdowns:</w:t>
-      </w:r>
-    </w:p>
-    <w:p>
-      <w:pPr>
-        <w:pStyle w:val="BodyText"/>
-      </w:pPr>
-      <w:r>
-        <w:rPr>
-          <w:b/>
-          <w:bCs/>
-        </w:rPr>
-        <w:t xml:space="preserve">By Race/Ethnicity</w:t>
-      </w:r>
-      <w:r>
-        <w:t xml:space="preserve">:</w:t>
-      </w:r>
-      <w:r>
-        <w:t xml:space="preserve"> </w:t>
-      </w:r>
-      <w:r>
-        <w:t xml:space="preserve">- African American</w:t>
-      </w:r>
-      <w:r>
-        <w:t xml:space="preserve"> </w:t>
-      </w:r>
-      <w:r>
-        <w:t xml:space="preserve">- White</w:t>
-      </w:r>
-      <w:r>
-        <w:t xml:space="preserve"> </w:t>
-      </w:r>
-      <w:r>
-        <w:t xml:space="preserve">- Hispanic/Latino</w:t>
-      </w:r>
-      <w:r>
-        <w:t xml:space="preserve"> </w:t>
-      </w:r>
-      <w:r>
-        <w:t xml:space="preserve">- Asian</w:t>
-      </w:r>
-      <w:r>
-        <w:t xml:space="preserve"> </w:t>
-      </w:r>
-      <w:r>
-        <w:t xml:space="preserve">- American Indian/Alaska Native</w:t>
-      </w:r>
-      <w:r>
-        <w:t xml:space="preserve"> </w:t>
-      </w:r>
-      <w:r>
-        <w:t xml:space="preserve">- Filipino</w:t>
-      </w:r>
-      <w:r>
-        <w:t xml:space="preserve"> </w:t>
-      </w:r>
-      <w:r>
-        <w:t xml:space="preserve">- Pacific Islander</w:t>
-      </w:r>
-      <w:r>
-        <w:t xml:space="preserve"> </w:t>
-      </w:r>
-      <w:r>
-        <w:t xml:space="preserve">- Two or More Races</w:t>
-      </w:r>
-      <w:r>
-        <w:t xml:space="preserve"> </w:t>
-      </w:r>
-      <w:r>
-        <w:t xml:space="preserve">- Not Reported</w:t>
-      </w:r>
-    </w:p>
-    <w:p>
-      <w:pPr>
-        <w:pStyle w:val="BodyText"/>
-      </w:pPr>
-      <w:r>
-        <w:rPr>
-          <w:b/>
-          <w:bCs/>
-        </w:rPr>
-        <w:t xml:space="preserve">By Staff Type</w:t>
-      </w:r>
-      <w:r>
-        <w:t xml:space="preserve">:</w:t>
-      </w:r>
-      <w:r>
-        <w:t xml:space="preserve"> </w:t>
-      </w:r>
-      <w:r>
-        <w:t xml:space="preserve">- Teachers</w:t>
-      </w:r>
-      <w:r>
-        <w:t xml:space="preserve"> </w:t>
-      </w:r>
-      <w:r>
-        <w:t xml:space="preserve">- Administrators</w:t>
-      </w:r>
-      <w:r>
-        <w:t xml:space="preserve"> </w:t>
-      </w:r>
-      <w:r>
-        <w:t xml:space="preserve">- Pupil Services</w:t>
-      </w:r>
-      <w:r>
-        <w:t xml:space="preserve"> </w:t>
-      </w:r>
-      <w:r>
-        <w:t xml:space="preserve">- Other Staff</w:t>
-      </w:r>
-    </w:p>
-    <w:p>
-      <w:pPr>
-        <w:pStyle w:val="BodyText"/>
-      </w:pPr>
-      <w:r>
-        <w:rPr>
-          <w:b/>
-          <w:bCs/>
-        </w:rPr>
-        <w:t xml:space="preserve">Cross-tabulated</w:t>
-      </w:r>
-      <w:r>
-        <w:t xml:space="preserve">: Race × Staff Type (e.g., African American teachers, White administrators)</w:t>
+        <w:t xml:space="preserve">Does not track student outcomes post-suspension (academic impacts, graduation)</w:t>
+      </w:r>
+    </w:p>
+    <w:p>
+      <w:pPr>
+        <w:pStyle w:val="Compact"/>
+        <w:numPr>
+          <w:ilvl w:val="0"/>
+          <w:numId w:val="1003"/>
+        </w:numPr>
+      </w:pPr>
+      <w:r>
+        <w:t xml:space="preserve">California-specific findings may not generalize to other states</w:t>
+      </w:r>
+    </w:p>
+    <w:p>
+      <w:pPr>
+        <w:pStyle w:val="Compact"/>
+        <w:numPr>
+          <w:ilvl w:val="0"/>
+          <w:numId w:val="1003"/>
+        </w:numPr>
+      </w:pPr>
+      <w:r>
+        <w:t xml:space="preserve">Time period (2017-24) reflects specific policy and social contexts</w:t>
       </w:r>
     </w:p>
     <w:p>
@@ -2296,391 +4109,28 @@
         </w:pict>
       </w:r>
     </w:p>
-    <w:bookmarkEnd w:id="17"/>
-    <w:bookmarkEnd w:id="18"/>
-    <w:bookmarkStart w:id="23" w:name="implications-for-practice-and-policy"/>
+    <w:bookmarkEnd w:id="32"/>
+    <w:bookmarkEnd w:id="33"/>
+    <w:bookmarkStart w:id="37" w:name="recommendations-for-further-analysis"/>
     <w:p>
       <w:pPr>
         <w:pStyle w:val="Heading2"/>
       </w:pPr>
       <w:r>
-        <w:t xml:space="preserve">Implications for Practice and Policy</w:t>
-      </w:r>
-    </w:p>
-    <w:bookmarkStart w:id="19" w:name="intervention-priorities"/>
+        <w:t xml:space="preserve">Recommendations for Further Analysis</w:t>
+      </w:r>
+    </w:p>
+    <w:bookmarkStart w:id="34" w:name="deep-dive-studies"/>
     <w:p>
       <w:pPr>
         <w:pStyle w:val="Heading3"/>
       </w:pPr>
       <w:r>
-        <w:t xml:space="preserve">1.</w:t>
-      </w:r>
-      <w:r>
-        <w:t xml:space="preserve"> </w:t>
-      </w:r>
-      <w:r>
-        <w:rPr>
-          <w:b/>
-          <w:bCs/>
-        </w:rPr>
-        <w:t xml:space="preserve">Intervention Priorities</w:t>
-      </w:r>
-    </w:p>
-    <w:p>
-      <w:pPr>
-        <w:pStyle w:val="FirstParagraph"/>
-      </w:pPr>
-      <w:r>
-        <w:rPr>
-          <w:b/>
-          <w:bCs/>
-        </w:rPr>
-        <w:t xml:space="preserve">Immediate Concern</w:t>
-      </w:r>
-      <w:r>
-        <w:t xml:space="preserve">: The 515 schools in the top 10% of suspension rates warrant immediate attention:</w:t>
-      </w:r>
-      <w:r>
-        <w:t xml:space="preserve"> </w:t>
-      </w:r>
-      <w:r>
-        <w:t xml:space="preserve">- Combined enrollment: ~260,000 Black students</w:t>
-      </w:r>
-      <w:r>
-        <w:t xml:space="preserve"> </w:t>
-      </w:r>
-      <w:r>
-        <w:t xml:space="preserve">- Many experiencing suspension rates exceeding 40-60%</w:t>
-      </w:r>
-      <w:r>
-        <w:t xml:space="preserve"> </w:t>
-      </w:r>
-      <w:r>
-        <w:t xml:space="preserve">- Clear need for alternative disciplinary approaches</w:t>
-      </w:r>
-    </w:p>
-    <w:p>
-      <w:pPr>
-        <w:pStyle w:val="BodyText"/>
-      </w:pPr>
-      <w:r>
-        <w:rPr>
-          <w:b/>
-          <w:bCs/>
-        </w:rPr>
-        <w:t xml:space="preserve">Targeted Support</w:t>
-      </w:r>
-      <w:r>
-        <w:t xml:space="preserve">: Schools in Q4 with high suspension rates face compounded challenges:</w:t>
-      </w:r>
-      <w:r>
-        <w:t xml:space="preserve"> </w:t>
-      </w:r>
-      <w:r>
-        <w:t xml:space="preserve">- Serve majority-Black student populations</w:t>
-      </w:r>
-      <w:r>
-        <w:t xml:space="preserve"> </w:t>
-      </w:r>
-      <w:r>
-        <w:t xml:space="preserve">- Show highest repeat suspension patterns</w:t>
-      </w:r>
-      <w:r>
-        <w:t xml:space="preserve"> </w:t>
-      </w:r>
-      <w:r>
-        <w:t xml:space="preserve">- May lack resources for alternative interventions</w:t>
-      </w:r>
-    </w:p>
-    <w:bookmarkEnd w:id="19"/>
-    <w:bookmarkStart w:id="20" w:name="staffing-and-cultural-competency"/>
-    <w:p>
-      <w:pPr>
-        <w:pStyle w:val="Heading3"/>
-      </w:pPr>
-      <w:r>
-        <w:t xml:space="preserve">2.</w:t>
-      </w:r>
-      <w:r>
-        <w:t xml:space="preserve"> </w:t>
-      </w:r>
-      <w:r>
-        <w:rPr>
-          <w:b/>
-          <w:bCs/>
-        </w:rPr>
-        <w:t xml:space="preserve">Staffing and Cultural Competency</w:t>
-      </w:r>
-    </w:p>
-    <w:p>
-      <w:pPr>
-        <w:pStyle w:val="FirstParagraph"/>
-      </w:pPr>
-      <w:r>
-        <w:rPr>
-          <w:b/>
-          <w:bCs/>
-        </w:rPr>
-        <w:t xml:space="preserve">Teacher-Student Demographic Mismatch</w:t>
-      </w:r>
-      <w:r>
-        <w:t xml:space="preserve">:</w:t>
-      </w:r>
-      <w:r>
-        <w:t xml:space="preserve"> </w:t>
-      </w:r>
-      <w:r>
-        <w:t xml:space="preserve">- Even Q4 schools (highest Black enrollment) have &lt;15% African American staff in high-suspension schools</w:t>
-      </w:r>
-      <w:r>
-        <w:t xml:space="preserve"> </w:t>
-      </w:r>
-      <w:r>
-        <w:t xml:space="preserve">- Research suggests teacher-student racial match correlates with better outcomes</w:t>
-      </w:r>
-      <w:r>
-        <w:t xml:space="preserve"> </w:t>
-      </w:r>
-      <w:r>
-        <w:t xml:space="preserve">- May indicate need for:</w:t>
-      </w:r>
-      <w:r>
-        <w:t xml:space="preserve"> </w:t>
-      </w:r>
-      <w:r>
-        <w:t xml:space="preserve">- Targeted recruitment of teachers of color</w:t>
-      </w:r>
-      <w:r>
-        <w:t xml:space="preserve"> </w:t>
-      </w:r>
-      <w:r>
-        <w:t xml:space="preserve">- Enhanced cultural competency training</w:t>
-      </w:r>
-      <w:r>
-        <w:t xml:space="preserve"> </w:t>
-      </w:r>
-      <w:r>
-        <w:t xml:space="preserve">- Review of implicit bias in disciplinary decisions</w:t>
-      </w:r>
-    </w:p>
-    <w:p>
-      <w:pPr>
-        <w:pStyle w:val="BodyText"/>
-      </w:pPr>
-      <w:r>
-        <w:rPr>
-          <w:b/>
-          <w:bCs/>
-        </w:rPr>
-        <w:t xml:space="preserve">Administrator Demographics</w:t>
-      </w:r>
-      <w:r>
-        <w:t xml:space="preserve">:</w:t>
-      </w:r>
-      <w:r>
-        <w:t xml:space="preserve"> </w:t>
-      </w:r>
-      <w:r>
-        <w:t xml:space="preserve">- Similar patterns in administrative staff</w:t>
-      </w:r>
-      <w:r>
-        <w:t xml:space="preserve"> </w:t>
-      </w:r>
-      <w:r>
-        <w:t xml:space="preserve">- Leadership demographics may influence school disciplinary culture</w:t>
-      </w:r>
-    </w:p>
-    <w:bookmarkEnd w:id="20"/>
-    <w:bookmarkStart w:id="21" w:name="restorative-practices-need"/>
-    <w:p>
-      <w:pPr>
-        <w:pStyle w:val="Heading3"/>
-      </w:pPr>
-      <w:r>
-        <w:t xml:space="preserve">3.</w:t>
-      </w:r>
-      <w:r>
-        <w:t xml:space="preserve"> </w:t>
-      </w:r>
-      <w:r>
-        <w:rPr>
-          <w:b/>
-          <w:bCs/>
-        </w:rPr>
-        <w:t xml:space="preserve">Restorative Practices Need</w:t>
-      </w:r>
-    </w:p>
-    <w:p>
-      <w:pPr>
-        <w:pStyle w:val="FirstParagraph"/>
-      </w:pPr>
-      <w:r>
-        <w:rPr>
-          <w:b/>
-          <w:bCs/>
-        </w:rPr>
-        <w:t xml:space="preserve">Repeat Suspension Pattern Indicates</w:t>
-      </w:r>
-      <w:r>
-        <w:t xml:space="preserve">:</w:t>
-      </w:r>
-      <w:r>
-        <w:t xml:space="preserve"> </w:t>
-      </w:r>
-      <w:r>
-        <w:t xml:space="preserve">- Current interventions not preventing repeat offenses</w:t>
-      </w:r>
-      <w:r>
-        <w:t xml:space="preserve"> </w:t>
-      </w:r>
-      <w:r>
-        <w:t xml:space="preserve">- Students cycling through suspensions without behavioral change</w:t>
-      </w:r>
-      <w:r>
-        <w:t xml:space="preserve"> </w:t>
-      </w:r>
-      <w:r>
-        <w:t xml:space="preserve">- Potential benefits from:</w:t>
-      </w:r>
-      <w:r>
-        <w:t xml:space="preserve"> </w:t>
-      </w:r>
-      <w:r>
-        <w:t xml:space="preserve">- Restorative justice programs</w:t>
-      </w:r>
-      <w:r>
-        <w:t xml:space="preserve"> </w:t>
-      </w:r>
-      <w:r>
-        <w:t xml:space="preserve">- Social-emotional learning supports</w:t>
-      </w:r>
-      <w:r>
-        <w:t xml:space="preserve"> </w:t>
-      </w:r>
-      <w:r>
-        <w:t xml:space="preserve">- Counseling and mental health services</w:t>
-      </w:r>
-      <w:r>
-        <w:t xml:space="preserve"> </w:t>
-      </w:r>
-      <w:r>
-        <w:t xml:space="preserve">- Tiered intervention systems (PBIS)</w:t>
-      </w:r>
-    </w:p>
-    <w:bookmarkEnd w:id="21"/>
-    <w:bookmarkStart w:id="22" w:name="equity-audit-recommendations"/>
-    <w:p>
-      <w:pPr>
-        <w:pStyle w:val="Heading3"/>
-      </w:pPr>
-      <w:r>
-        <w:t xml:space="preserve">4.</w:t>
-      </w:r>
-      <w:r>
-        <w:t xml:space="preserve"> </w:t>
-      </w:r>
-      <w:r>
-        <w:rPr>
-          <w:b/>
-          <w:bCs/>
-        </w:rPr>
-        <w:t xml:space="preserve">Equity Audit Recommendations</w:t>
-      </w:r>
-    </w:p>
-    <w:p>
-      <w:pPr>
-        <w:pStyle w:val="FirstParagraph"/>
-      </w:pPr>
-      <w:r>
-        <w:t xml:space="preserve">Schools should examine:</w:t>
-      </w:r>
-      <w:r>
-        <w:t xml:space="preserve"> </w:t>
-      </w:r>
-      <w:r>
-        <w:t xml:space="preserve">- Who is making referral decisions and for what infractions</w:t>
-      </w:r>
-      <w:r>
-        <w:t xml:space="preserve"> </w:t>
-      </w:r>
-      <w:r>
-        <w:t xml:space="preserve">- Whether subjective infractions (e.g.,</w:t>
-      </w:r>
-      <w:r>
-        <w:t xml:space="preserve"> </w:t>
-      </w:r>
-      <w:r>
-        <w:t xml:space="preserve">“willful defiance”</w:t>
-      </w:r>
-      <w:r>
-        <w:t xml:space="preserve">) drive disparities</w:t>
-      </w:r>
-      <w:r>
-        <w:t xml:space="preserve"> </w:t>
-      </w:r>
-      <w:r>
-        <w:t xml:space="preserve">- Alternative consequences available before suspension</w:t>
-      </w:r>
-      <w:r>
-        <w:t xml:space="preserve"> </w:t>
-      </w:r>
-      <w:r>
-        <w:t xml:space="preserve">- Support systems for students returning from suspension</w:t>
-      </w:r>
-    </w:p>
-    <w:p>
-      <w:r>
-        <w:pict>
-          <v:rect style="width:0;height:1.5pt" o:hralign="center" o:hrstd="t" o:hr="t"/>
-        </w:pict>
-      </w:r>
-    </w:p>
-    <w:bookmarkEnd w:id="22"/>
-    <w:bookmarkEnd w:id="23"/>
-    <w:bookmarkStart w:id="28" w:name="limitations-and-caveats"/>
-    <w:p>
-      <w:pPr>
-        <w:pStyle w:val="Heading2"/>
-      </w:pPr>
-      <w:r>
-        <w:t xml:space="preserve">Limitations and Caveats</w:t>
-      </w:r>
-    </w:p>
-    <w:bookmarkStart w:id="24" w:name="correlational-not-causal"/>
-    <w:p>
-      <w:pPr>
-        <w:pStyle w:val="Heading3"/>
-      </w:pPr>
-      <w:r>
-        <w:rPr>
-          <w:b/>
-          <w:bCs/>
-        </w:rPr>
-        <w:t xml:space="preserve">Correlational, Not Causal</w:t>
-      </w:r>
-    </w:p>
-    <w:p>
-      <w:pPr>
-        <w:pStyle w:val="FirstParagraph"/>
-      </w:pPr>
-      <w:r>
-        <w:t xml:space="preserve">This analysis documents</w:t>
-      </w:r>
-      <w:r>
-        <w:t xml:space="preserve"> </w:t>
-      </w:r>
-      <w:r>
-        <w:rPr>
-          <w:b/>
-          <w:bCs/>
-        </w:rPr>
-        <w:t xml:space="preserve">associations</w:t>
-      </w:r>
-      <w:r>
-        <w:t xml:space="preserve"> </w:t>
-      </w:r>
-      <w:r>
-        <w:t xml:space="preserve">between teacher demographics, school composition, and suspension rates. It does NOT establish causation. Many confounding factors influence outcomes:</w:t>
+        <w:rPr>
+          <w:b/>
+          <w:bCs/>
+        </w:rPr>
+        <w:t xml:space="preserve">Deep-Dive Studies</w:t>
       </w:r>
     </w:p>
     <w:p>
@@ -2692,7 +4142,53 @@
         </w:numPr>
       </w:pPr>
       <w:r>
-        <w:t xml:space="preserve">School funding levels</w:t>
+        <w:rPr>
+          <w:b/>
+          <w:bCs/>
+        </w:rPr>
+        <w:t xml:space="preserve">Examine suspension reasons</w:t>
+      </w:r>
+      <w:r>
+        <w:t xml:space="preserve"> </w:t>
+      </w:r>
+      <w:r>
+        <w:t xml:space="preserve">by quartile and teacher demographics</w:t>
+      </w:r>
+    </w:p>
+    <w:p>
+      <w:pPr>
+        <w:pStyle w:val="Compact"/>
+        <w:numPr>
+          <w:ilvl w:val="1"/>
+          <w:numId w:val="1005"/>
+        </w:numPr>
+      </w:pPr>
+      <w:r>
+        <w:t xml:space="preserve">Which infractions drive disparities?</w:t>
+      </w:r>
+    </w:p>
+    <w:p>
+      <w:pPr>
+        <w:pStyle w:val="Compact"/>
+        <w:numPr>
+          <w:ilvl w:val="1"/>
+          <w:numId w:val="1005"/>
+        </w:numPr>
+      </w:pPr>
+      <w:r>
+        <w:t xml:space="preserve">Do subjective vs. objective categories show different patterns?</w:t>
+      </w:r>
+    </w:p>
+    <w:p>
+      <w:pPr>
+        <w:pStyle w:val="Compact"/>
+        <w:numPr>
+          <w:ilvl w:val="1"/>
+          <w:numId w:val="1005"/>
+        </w:numPr>
+      </w:pPr>
+      <w:r>
+        <w:t xml:space="preserve">How do suspension reasons vary by school composition?</w:t>
       </w:r>
     </w:p>
     <w:p>
@@ -2704,7 +4200,41 @@
         </w:numPr>
       </w:pPr>
       <w:r>
-        <w:t xml:space="preserve">Community socioeconomic context</w:t>
+        <w:rPr>
+          <w:b/>
+          <w:bCs/>
+        </w:rPr>
+        <w:t xml:space="preserve">Analyze in-school vs out-of-school</w:t>
+      </w:r>
+      <w:r>
+        <w:t xml:space="preserve"> </w:t>
+      </w:r>
+      <w:r>
+        <w:t xml:space="preserve">suspension patterns</w:t>
+      </w:r>
+    </w:p>
+    <w:p>
+      <w:pPr>
+        <w:pStyle w:val="Compact"/>
+        <w:numPr>
+          <w:ilvl w:val="1"/>
+          <w:numId w:val="1006"/>
+        </w:numPr>
+      </w:pPr>
+      <w:r>
+        <w:t xml:space="preserve">Are in-school suspensions used as alternatives in some schools?</w:t>
+      </w:r>
+    </w:p>
+    <w:p>
+      <w:pPr>
+        <w:pStyle w:val="Compact"/>
+        <w:numPr>
+          <w:ilvl w:val="1"/>
+          <w:numId w:val="1006"/>
+        </w:numPr>
+      </w:pPr>
+      <w:r>
+        <w:t xml:space="preserve">Do suspension lengths vary by quartile?</w:t>
       </w:r>
     </w:p>
     <w:p>
@@ -2716,7 +4246,41 @@
         </w:numPr>
       </w:pPr>
       <w:r>
-        <w:t xml:space="preserve">School leadership quality and policies</w:t>
+        <w:rPr>
+          <w:b/>
+          <w:bCs/>
+        </w:rPr>
+        <w:t xml:space="preserve">Track student outcomes</w:t>
+      </w:r>
+      <w:r>
+        <w:t xml:space="preserve"> </w:t>
+      </w:r>
+      <w:r>
+        <w:t xml:space="preserve">after suspension (grades, attendance, graduation)</w:t>
+      </w:r>
+    </w:p>
+    <w:p>
+      <w:pPr>
+        <w:pStyle w:val="Compact"/>
+        <w:numPr>
+          <w:ilvl w:val="1"/>
+          <w:numId w:val="1007"/>
+        </w:numPr>
+      </w:pPr>
+      <w:r>
+        <w:t xml:space="preserve">Do suspensions predict future academic struggles?</w:t>
+      </w:r>
+    </w:p>
+    <w:p>
+      <w:pPr>
+        <w:pStyle w:val="Compact"/>
+        <w:numPr>
+          <w:ilvl w:val="1"/>
+          <w:numId w:val="1007"/>
+        </w:numPr>
+      </w:pPr>
+      <w:r>
+        <w:t xml:space="preserve">What is the long-term impact of repeat suspensions?</w:t>
       </w:r>
     </w:p>
     <w:p>
@@ -2728,7 +4292,53 @@
         </w:numPr>
       </w:pPr>
       <w:r>
-        <w:t xml:space="preserve">Availability of counseling/support services</w:t>
+        <w:rPr>
+          <w:b/>
+          <w:bCs/>
+        </w:rPr>
+        <w:t xml:space="preserve">Compare policies</w:t>
+      </w:r>
+      <w:r>
+        <w:t xml:space="preserve"> </w:t>
+      </w:r>
+      <w:r>
+        <w:t xml:space="preserve">between high and low suspension schools in same quartile</w:t>
+      </w:r>
+    </w:p>
+    <w:p>
+      <w:pPr>
+        <w:pStyle w:val="Compact"/>
+        <w:numPr>
+          <w:ilvl w:val="1"/>
+          <w:numId w:val="1008"/>
+        </w:numPr>
+      </w:pPr>
+      <w:r>
+        <w:t xml:space="preserve">What practices differentiate low-suspension Q4 schools?</w:t>
+      </w:r>
+    </w:p>
+    <w:p>
+      <w:pPr>
+        <w:pStyle w:val="Compact"/>
+        <w:numPr>
+          <w:ilvl w:val="1"/>
+          <w:numId w:val="1008"/>
+        </w:numPr>
+      </w:pPr>
+      <w:r>
+        <w:t xml:space="preserve">Can we identify</w:t>
+      </w:r>
+      <w:r>
+        <w:t xml:space="preserve"> </w:t>
+      </w:r>
+      <w:r>
+        <w:t xml:space="preserve">“positive deviant”</w:t>
+      </w:r>
+      <w:r>
+        <w:t xml:space="preserve"> </w:t>
+      </w:r>
+      <w:r>
+        <w:t xml:space="preserve">schools?</w:t>
       </w:r>
     </w:p>
     <w:p>
@@ -2740,464 +4350,45 @@
         </w:numPr>
       </w:pPr>
       <w:r>
-        <w:t xml:space="preserve">Local law enforcement relationships</w:t>
+        <w:rPr>
+          <w:b/>
+          <w:bCs/>
+        </w:rPr>
+        <w:t xml:space="preserve">Investigate administrator</w:t>
+      </w:r>
+      <w:r>
+        <w:t xml:space="preserve"> </w:t>
+      </w:r>
+      <w:r>
+        <w:t xml:space="preserve">vs teacher demographics separately</w:t>
       </w:r>
     </w:p>
     <w:p>
       <w:pPr>
         <w:pStyle w:val="Compact"/>
         <w:numPr>
-          <w:ilvl w:val="0"/>
-          <w:numId w:val="1004"/>
+          <w:ilvl w:val="1"/>
+          <w:numId w:val="1009"/>
         </w:numPr>
       </w:pPr>
       <w:r>
-        <w:t xml:space="preserve">Historical neighborhood factors</w:t>
+        <w:t xml:space="preserve">Do principal demographics show stronger associations?</w:t>
       </w:r>
     </w:p>
     <w:p>
       <w:pPr>
         <w:pStyle w:val="Compact"/>
         <w:numPr>
-          <w:ilvl w:val="0"/>
-          <w:numId w:val="1004"/>
-        </w:numPr>
-      </w:pPr>
-      <w:r>
-        <w:t xml:space="preserve">State and district policy environments</w:t>
-      </w:r>
-    </w:p>
-    <w:bookmarkEnd w:id="24"/>
-    <w:bookmarkStart w:id="25" w:name="aggregation-masks-variation"/>
-    <w:p>
-      <w:pPr>
-        <w:pStyle w:val="Heading3"/>
-      </w:pPr>
-      <w:r>
-        <w:rPr>
-          <w:b/>
-          <w:bCs/>
-        </w:rPr>
-        <w:t xml:space="preserve">Aggregation Masks Variation</w:t>
-      </w:r>
-    </w:p>
-    <w:p>
-      <w:pPr>
-        <w:pStyle w:val="Compact"/>
-        <w:numPr>
-          <w:ilvl w:val="0"/>
-          <w:numId w:val="1005"/>
-        </w:numPr>
-      </w:pPr>
-      <w:r>
-        <w:t xml:space="preserve">School-level and quartile-level data hide within-school variation</w:t>
-      </w:r>
-    </w:p>
-    <w:p>
-      <w:pPr>
-        <w:pStyle w:val="Compact"/>
-        <w:numPr>
-          <w:ilvl w:val="0"/>
-          <w:numId w:val="1005"/>
-        </w:numPr>
-      </w:pPr>
-      <w:r>
-        <w:t xml:space="preserve">Not all teachers or administrators at a school contribute equally to disciplinary decisions</w:t>
-      </w:r>
-    </w:p>
-    <w:p>
-      <w:pPr>
-        <w:pStyle w:val="Compact"/>
-        <w:numPr>
-          <w:ilvl w:val="0"/>
-          <w:numId w:val="1005"/>
-        </w:numPr>
-      </w:pPr>
-      <w:r>
-        <w:t xml:space="preserve">Individual teacher-student interactions not captured</w:t>
-      </w:r>
-    </w:p>
-    <w:p>
-      <w:pPr>
-        <w:pStyle w:val="Compact"/>
-        <w:numPr>
-          <w:ilvl w:val="0"/>
-          <w:numId w:val="1005"/>
-        </w:numPr>
-      </w:pPr>
-      <w:r>
-        <w:t xml:space="preserve">Some schools in each quartile perform much better/worse than averages</w:t>
-      </w:r>
-    </w:p>
-    <w:bookmarkEnd w:id="25"/>
-    <w:bookmarkStart w:id="26" w:name="data-quality-considerations"/>
-    <w:p>
-      <w:pPr>
-        <w:pStyle w:val="Heading3"/>
-      </w:pPr>
-      <w:r>
-        <w:rPr>
-          <w:b/>
-          <w:bCs/>
-        </w:rPr>
-        <w:t xml:space="preserve">Data Quality Considerations</w:t>
-      </w:r>
-    </w:p>
-    <w:p>
-      <w:pPr>
-        <w:pStyle w:val="Compact"/>
-        <w:numPr>
-          <w:ilvl w:val="0"/>
-          <w:numId w:val="1006"/>
-        </w:numPr>
-      </w:pPr>
-      <w:r>
-        <w:t xml:space="preserve">Teacher demographic data coverage: ~100% for included schools</w:t>
-      </w:r>
-    </w:p>
-    <w:p>
-      <w:pPr>
-        <w:pStyle w:val="Compact"/>
-        <w:numPr>
-          <w:ilvl w:val="0"/>
-          <w:numId w:val="1006"/>
-        </w:numPr>
-      </w:pPr>
-      <w:r>
-        <w:t xml:space="preserve">Some schools excluded due to missing teacher data</w:t>
-      </w:r>
-    </w:p>
-    <w:p>
-      <w:pPr>
-        <w:pStyle w:val="Compact"/>
-        <w:numPr>
-          <w:ilvl w:val="0"/>
-          <w:numId w:val="1006"/>
-        </w:numPr>
-      </w:pPr>
-      <w:r>
-        <w:t xml:space="preserve">Suspension data self-reported by districts to CDE</w:t>
-      </w:r>
-    </w:p>
-    <w:p>
-      <w:pPr>
-        <w:pStyle w:val="Compact"/>
-        <w:numPr>
-          <w:ilvl w:val="0"/>
-          <w:numId w:val="1006"/>
-        </w:numPr>
-      </w:pPr>
-      <w:r>
-        <w:t xml:space="preserve">Unduplicated counts rely on student ID matching</w:t>
-      </w:r>
-    </w:p>
-    <w:p>
-      <w:pPr>
-        <w:pStyle w:val="Compact"/>
-        <w:numPr>
-          <w:ilvl w:val="0"/>
-          <w:numId w:val="1006"/>
-        </w:numPr>
-      </w:pPr>
-      <w:r>
-        <w:t xml:space="preserve">Small schools (&lt; 10 Black students) excluded from analysis</w:t>
-      </w:r>
-    </w:p>
-    <w:bookmarkEnd w:id="26"/>
-    <w:bookmarkStart w:id="27" w:name="scope-limitations"/>
-    <w:p>
-      <w:pPr>
-        <w:pStyle w:val="Heading3"/>
-      </w:pPr>
-      <w:r>
-        <w:rPr>
-          <w:b/>
-          <w:bCs/>
-        </w:rPr>
-        <w:t xml:space="preserve">Scope Limitations</w:t>
-      </w:r>
-    </w:p>
-    <w:p>
-      <w:pPr>
-        <w:pStyle w:val="Compact"/>
-        <w:numPr>
-          <w:ilvl w:val="0"/>
-          <w:numId w:val="1007"/>
-        </w:numPr>
-      </w:pPr>
-      <w:r>
-        <w:t xml:space="preserve">Analysis focuses only on Black students; patterns may differ for other groups</w:t>
-      </w:r>
-    </w:p>
-    <w:p>
-      <w:pPr>
-        <w:pStyle w:val="Compact"/>
-        <w:numPr>
-          <w:ilvl w:val="0"/>
-          <w:numId w:val="1007"/>
-        </w:numPr>
-      </w:pPr>
-      <w:r>
-        <w:t xml:space="preserve">Does not examine suspension reasons, lengths, or specific infractions</w:t>
-      </w:r>
-    </w:p>
-    <w:p>
-      <w:pPr>
-        <w:pStyle w:val="Compact"/>
-        <w:numPr>
-          <w:ilvl w:val="0"/>
-          <w:numId w:val="1007"/>
-        </w:numPr>
-      </w:pPr>
-      <w:r>
-        <w:t xml:space="preserve">Cannot determine if suspensions were in-school vs. out-of-school</w:t>
-      </w:r>
-    </w:p>
-    <w:p>
-      <w:pPr>
-        <w:pStyle w:val="Compact"/>
-        <w:numPr>
-          <w:ilvl w:val="0"/>
-          <w:numId w:val="1007"/>
-        </w:numPr>
-      </w:pPr>
-      <w:r>
-        <w:t xml:space="preserve">Does not track student outcomes post-suspension (academic impacts, graduation)</w:t>
-      </w:r>
-    </w:p>
-    <w:p>
-      <w:r>
-        <w:pict>
-          <v:rect style="width:0;height:1.5pt" o:hralign="center" o:hrstd="t" o:hr="t"/>
-        </w:pict>
-      </w:r>
-    </w:p>
-    <w:bookmarkEnd w:id="27"/>
-    <w:bookmarkEnd w:id="28"/>
-    <w:bookmarkStart w:id="32" w:name="recommendations-for-further-analysis"/>
-    <w:p>
-      <w:pPr>
-        <w:pStyle w:val="Heading2"/>
-      </w:pPr>
-      <w:r>
-        <w:t xml:space="preserve">Recommendations for Further Analysis</w:t>
-      </w:r>
-    </w:p>
-    <w:bookmarkStart w:id="29" w:name="deep-dive-studies"/>
-    <w:p>
-      <w:pPr>
-        <w:pStyle w:val="Heading3"/>
-      </w:pPr>
-      <w:r>
-        <w:rPr>
-          <w:b/>
-          <w:bCs/>
-        </w:rPr>
-        <w:t xml:space="preserve">Deep-Dive Studies</w:t>
-      </w:r>
-    </w:p>
-    <w:p>
-      <w:pPr>
-        <w:pStyle w:val="Compact"/>
-        <w:numPr>
-          <w:ilvl w:val="0"/>
-          <w:numId w:val="1008"/>
-        </w:numPr>
-      </w:pPr>
-      <w:r>
-        <w:rPr>
-          <w:b/>
-          <w:bCs/>
-        </w:rPr>
-        <w:t xml:space="preserve">Examine suspension reasons</w:t>
-      </w:r>
-      <w:r>
-        <w:t xml:space="preserve"> </w:t>
-      </w:r>
-      <w:r>
-        <w:t xml:space="preserve">by quartile and teacher demographics</w:t>
-      </w:r>
-    </w:p>
-    <w:p>
-      <w:pPr>
-        <w:pStyle w:val="Compact"/>
-        <w:numPr>
-          <w:ilvl w:val="0"/>
-          <w:numId w:val="1008"/>
-        </w:numPr>
-      </w:pPr>
-      <w:r>
-        <w:rPr>
-          <w:b/>
-          <w:bCs/>
-        </w:rPr>
-        <w:t xml:space="preserve">Analyze in-school vs out-of-school</w:t>
-      </w:r>
-      <w:r>
-        <w:t xml:space="preserve"> </w:t>
-      </w:r>
-      <w:r>
-        <w:t xml:space="preserve">suspension patterns</w:t>
-      </w:r>
-    </w:p>
-    <w:p>
-      <w:pPr>
-        <w:pStyle w:val="Compact"/>
-        <w:numPr>
-          <w:ilvl w:val="0"/>
-          <w:numId w:val="1008"/>
-        </w:numPr>
-      </w:pPr>
-      <w:r>
-        <w:rPr>
-          <w:b/>
-          <w:bCs/>
-        </w:rPr>
-        <w:t xml:space="preserve">Track student outcomes</w:t>
-      </w:r>
-      <w:r>
-        <w:t xml:space="preserve"> </w:t>
-      </w:r>
-      <w:r>
-        <w:t xml:space="preserve">after suspension (grades, attendance, graduation)</w:t>
-      </w:r>
-    </w:p>
-    <w:p>
-      <w:pPr>
-        <w:pStyle w:val="Compact"/>
-        <w:numPr>
-          <w:ilvl w:val="0"/>
-          <w:numId w:val="1008"/>
-        </w:numPr>
-      </w:pPr>
-      <w:r>
-        <w:rPr>
-          <w:b/>
-          <w:bCs/>
-        </w:rPr>
-        <w:t xml:space="preserve">Compare policies</w:t>
-      </w:r>
-      <w:r>
-        <w:t xml:space="preserve"> </w:t>
-      </w:r>
-      <w:r>
-        <w:t xml:space="preserve">between high and low suspension schools in same quartile</w:t>
-      </w:r>
-    </w:p>
-    <w:p>
-      <w:pPr>
-        <w:pStyle w:val="Compact"/>
-        <w:numPr>
-          <w:ilvl w:val="0"/>
-          <w:numId w:val="1008"/>
-        </w:numPr>
-      </w:pPr>
-      <w:r>
-        <w:rPr>
-          <w:b/>
-          <w:bCs/>
-        </w:rPr>
-        <w:t xml:space="preserve">Investigate administrator</w:t>
-      </w:r>
-      <w:r>
-        <w:t xml:space="preserve"> </w:t>
-      </w:r>
-      <w:r>
-        <w:t xml:space="preserve">vs teacher demographics separately</w:t>
-      </w:r>
-    </w:p>
-    <w:bookmarkEnd w:id="29"/>
-    <w:bookmarkStart w:id="30" w:name="comparative-analyses"/>
-    <w:p>
-      <w:pPr>
-        <w:pStyle w:val="Heading3"/>
-      </w:pPr>
-      <w:r>
-        <w:rPr>
-          <w:b/>
-          <w:bCs/>
-        </w:rPr>
-        <w:t xml:space="preserve">Comparative Analyses</w:t>
-      </w:r>
-    </w:p>
-    <w:p>
-      <w:pPr>
-        <w:pStyle w:val="Compact"/>
-        <w:numPr>
-          <w:ilvl w:val="0"/>
+          <w:ilvl w:val="1"/>
           <w:numId w:val="1009"/>
         </w:numPr>
       </w:pPr>
       <w:r>
-        <w:rPr>
-          <w:b/>
-          <w:bCs/>
-        </w:rPr>
-        <w:t xml:space="preserve">Compare with other racial/ethnic groups</w:t>
-      </w:r>
-      <w:r>
-        <w:t xml:space="preserve">: Do similar patterns exist for Hispanic, Asian, White students?</w:t>
-      </w:r>
-    </w:p>
-    <w:p>
-      <w:pPr>
-        <w:pStyle w:val="Compact"/>
-        <w:numPr>
-          <w:ilvl w:val="0"/>
-          <w:numId w:val="1009"/>
-        </w:numPr>
-      </w:pPr>
-      <w:r>
-        <w:rPr>
-          <w:b/>
-          <w:bCs/>
-        </w:rPr>
-        <w:t xml:space="preserve">Longitudinal student tracking</w:t>
-      </w:r>
-      <w:r>
-        <w:t xml:space="preserve">: Do early suspensions predict future suspensions?</w:t>
-      </w:r>
-    </w:p>
-    <w:p>
-      <w:pPr>
-        <w:pStyle w:val="Compact"/>
-        <w:numPr>
-          <w:ilvl w:val="0"/>
-          <w:numId w:val="1009"/>
-        </w:numPr>
-      </w:pPr>
-      <w:r>
-        <w:rPr>
-          <w:b/>
-          <w:bCs/>
-        </w:rPr>
-        <w:t xml:space="preserve">School-level changes</w:t>
-      </w:r>
-      <w:r>
-        <w:t xml:space="preserve">: Have schools reduced rates over time? What worked?</w:t>
-      </w:r>
-    </w:p>
-    <w:p>
-      <w:pPr>
-        <w:pStyle w:val="Compact"/>
-        <w:numPr>
-          <w:ilvl w:val="0"/>
-          <w:numId w:val="1009"/>
-        </w:numPr>
-      </w:pPr>
-      <w:r>
-        <w:rPr>
-          <w:b/>
-          <w:bCs/>
-        </w:rPr>
-        <w:t xml:space="preserve">District-level patterns</w:t>
-      </w:r>
-      <w:r>
-        <w:t xml:space="preserve">: Do some districts perform better across quartiles?</w:t>
-      </w:r>
-    </w:p>
-    <w:bookmarkEnd w:id="30"/>
-    <w:bookmarkStart w:id="31" w:name="qualitative-research"/>
+        <w:t xml:space="preserve">What role do assistant principals play in discipline decisions?</w:t>
+      </w:r>
+    </w:p>
+    <w:bookmarkEnd w:id="34"/>
+    <w:bookmarkStart w:id="35" w:name="comparative-analyses"/>
     <w:p>
       <w:pPr>
         <w:pStyle w:val="Heading3"/>
@@ -3207,7 +4398,7 @@
           <w:b/>
           <w:bCs/>
         </w:rPr>
-        <w:t xml:space="preserve">Qualitative Research</w:t>
+        <w:t xml:space="preserve">Comparative Analyses</w:t>
       </w:r>
     </w:p>
     <w:p>
@@ -3223,13 +4414,10 @@
           <w:b/>
           <w:bCs/>
         </w:rPr>
-        <w:t xml:space="preserve">Case studies</w:t>
-      </w:r>
-      <w:r>
-        <w:t xml:space="preserve"> </w:t>
-      </w:r>
-      <w:r>
-        <w:t xml:space="preserve">of Q4 schools with LOW suspension rates (positive deviants)</w:t>
+        <w:t xml:space="preserve">Compare with other racial/ethnic groups</w:t>
+      </w:r>
+      <w:r>
+        <w:t xml:space="preserve">: Do similar patterns exist for Hispanic, Asian, White students?</w:t>
       </w:r>
     </w:p>
     <w:p>
@@ -3245,13 +4433,10 @@
           <w:b/>
           <w:bCs/>
         </w:rPr>
-        <w:t xml:space="preserve">Interviews</w:t>
-      </w:r>
-      <w:r>
-        <w:t xml:space="preserve"> </w:t>
-      </w:r>
-      <w:r>
-        <w:t xml:space="preserve">with teachers, administrators, students in high-suspension schools</w:t>
+        <w:t xml:space="preserve">Longitudinal student tracking</w:t>
+      </w:r>
+      <w:r>
+        <w:t xml:space="preserve">: Do early suspensions predict future suspensions?</w:t>
       </w:r>
     </w:p>
     <w:p>
@@ -3267,13 +4452,10 @@
           <w:b/>
           <w:bCs/>
         </w:rPr>
-        <w:t xml:space="preserve">Policy analysis</w:t>
-      </w:r>
-      <w:r>
-        <w:t xml:space="preserve"> </w:t>
-      </w:r>
-      <w:r>
-        <w:t xml:space="preserve">of disciplinary codes and alternative intervention availability</w:t>
+        <w:t xml:space="preserve">School-level changes</w:t>
+      </w:r>
+      <w:r>
+        <w:t xml:space="preserve">: Have schools reduced rates over time? What worked?</w:t>
       </w:r>
     </w:p>
     <w:p>
@@ -3289,31 +4471,33 @@
           <w:b/>
           <w:bCs/>
         </w:rPr>
-        <w:t xml:space="preserve">Resource assessment</w:t>
-      </w:r>
-      <w:r>
-        <w:t xml:space="preserve">: Correlation between funding/staffing and suspension rates</w:t>
-      </w:r>
-    </w:p>
-    <w:p>
-      <w:r>
-        <w:pict>
-          <v:rect style="width:0;height:1.5pt" o:hralign="center" o:hrstd="t" o:hr="t"/>
-        </w:pict>
-      </w:r>
-    </w:p>
-    <w:bookmarkEnd w:id="31"/>
-    <w:bookmarkEnd w:id="32"/>
-    <w:bookmarkStart w:id="36" w:name="data-outputs-available"/>
-    <w:p>
-      <w:pPr>
-        <w:pStyle w:val="Heading2"/>
-      </w:pPr>
-      <w:r>
-        <w:t xml:space="preserve">Data Outputs Available</w:t>
-      </w:r>
-    </w:p>
-    <w:bookmarkStart w:id="33" w:name="tables-csv-format"/>
+        <w:t xml:space="preserve">District-level patterns</w:t>
+      </w:r>
+      <w:r>
+        <w:t xml:space="preserve">: Do some districts perform better across quartiles?</w:t>
+      </w:r>
+    </w:p>
+    <w:p>
+      <w:pPr>
+        <w:pStyle w:val="Compact"/>
+        <w:numPr>
+          <w:ilvl w:val="0"/>
+          <w:numId w:val="1010"/>
+        </w:numPr>
+      </w:pPr>
+      <w:r>
+        <w:rPr>
+          <w:b/>
+          <w:bCs/>
+        </w:rPr>
+        <w:t xml:space="preserve">Intersection with other identities</w:t>
+      </w:r>
+      <w:r>
+        <w:t xml:space="preserve">: How do suspension rates vary by race + gender, race + disability, race + EL status?</w:t>
+      </w:r>
+    </w:p>
+    <w:bookmarkEnd w:id="35"/>
+    <w:bookmarkStart w:id="36" w:name="qualitative-research"/>
     <w:p>
       <w:pPr>
         <w:pStyle w:val="Heading3"/>
@@ -3323,13 +4507,7 @@
           <w:b/>
           <w:bCs/>
         </w:rPr>
-        <w:t xml:space="preserve">Tables</w:t>
-      </w:r>
-      <w:r>
-        <w:t xml:space="preserve"> </w:t>
-      </w:r>
-      <w:r>
-        <w:t xml:space="preserve">(CSV format)</w:t>
+        <w:t xml:space="preserve">Qualitative Research</w:t>
       </w:r>
     </w:p>
     <w:p>
@@ -3342,15 +4520,40 @@
       </w:pPr>
       <w:r>
         <w:rPr>
-          <w:rStyle w:val="VerbatimChar"/>
-        </w:rPr>
-        <w:t xml:space="preserve">22_black_suspension_by_quartile_year_teacher.csv</w:t>
-      </w:r>
-      <w:r>
-        <w:t xml:space="preserve"> </w:t>
-      </w:r>
-      <w:r>
-        <w:t xml:space="preserve">- Trends by quartile and year with teacher demographics (24 quartile-year combinations)</w:t>
+          <w:b/>
+          <w:bCs/>
+        </w:rPr>
+        <w:t xml:space="preserve">Case studies</w:t>
+      </w:r>
+      <w:r>
+        <w:t xml:space="preserve"> </w:t>
+      </w:r>
+      <w:r>
+        <w:t xml:space="preserve">of Q4 schools with LOW suspension rates (positive deviants)</w:t>
+      </w:r>
+    </w:p>
+    <w:p>
+      <w:pPr>
+        <w:pStyle w:val="Compact"/>
+        <w:numPr>
+          <w:ilvl w:val="1"/>
+          <w:numId w:val="1012"/>
+        </w:numPr>
+      </w:pPr>
+      <w:r>
+        <w:t xml:space="preserve">What policies and practices enable success?</w:t>
+      </w:r>
+    </w:p>
+    <w:p>
+      <w:pPr>
+        <w:pStyle w:val="Compact"/>
+        <w:numPr>
+          <w:ilvl w:val="1"/>
+          <w:numId w:val="1012"/>
+        </w:numPr>
+      </w:pPr>
+      <w:r>
+        <w:t xml:space="preserve">How do they achieve better outcomes despite challenges?</w:t>
       </w:r>
     </w:p>
     <w:p>
@@ -3363,15 +4566,40 @@
       </w:pPr>
       <w:r>
         <w:rPr>
-          <w:rStyle w:val="VerbatimChar"/>
-        </w:rPr>
-        <w:t xml:space="preserve">22_high_suspension_schools_teacher_demographics.csv</w:t>
-      </w:r>
-      <w:r>
-        <w:t xml:space="preserve"> </w:t>
-      </w:r>
-      <w:r>
-        <w:t xml:space="preserve">- Aggregated data for top 10% schools by quartile-year</w:t>
+          <w:b/>
+          <w:bCs/>
+        </w:rPr>
+        <w:t xml:space="preserve">Interviews</w:t>
+      </w:r>
+      <w:r>
+        <w:t xml:space="preserve"> </w:t>
+      </w:r>
+      <w:r>
+        <w:t xml:space="preserve">with teachers, administrators, students in high-suspension schools</w:t>
+      </w:r>
+    </w:p>
+    <w:p>
+      <w:pPr>
+        <w:pStyle w:val="Compact"/>
+        <w:numPr>
+          <w:ilvl w:val="1"/>
+          <w:numId w:val="1013"/>
+        </w:numPr>
+      </w:pPr>
+      <w:r>
+        <w:t xml:space="preserve">What factors do stakeholders identify as drivers?</w:t>
+      </w:r>
+    </w:p>
+    <w:p>
+      <w:pPr>
+        <w:pStyle w:val="Compact"/>
+        <w:numPr>
+          <w:ilvl w:val="1"/>
+          <w:numId w:val="1013"/>
+        </w:numPr>
+      </w:pPr>
+      <w:r>
+        <w:t xml:space="preserve">What barriers prevent implementation of alternatives?</w:t>
       </w:r>
     </w:p>
     <w:p>
@@ -3384,66 +4612,40 @@
       </w:pPr>
       <w:r>
         <w:rPr>
-          <w:rStyle w:val="VerbatimChar"/>
-        </w:rPr>
-        <w:t xml:space="preserve">22_high_suspension_schools_detailed.csv</w:t>
-      </w:r>
-      <w:r>
-        <w:t xml:space="preserve"> </w:t>
-      </w:r>
-      <w:r>
-        <w:t xml:space="preserve">- Individual school-level detail for all 3,176 high-suspension school-year observations</w:t>
-      </w:r>
-    </w:p>
-    <w:bookmarkEnd w:id="33"/>
-    <w:bookmarkStart w:id="34" w:name="excel-workbook"/>
-    <w:p>
-      <w:pPr>
-        <w:pStyle w:val="Heading3"/>
-      </w:pPr>
-      <w:r>
-        <w:rPr>
-          <w:b/>
-          <w:bCs/>
-        </w:rPr>
-        <w:t xml:space="preserve">Excel Workbook</w:t>
-      </w:r>
-    </w:p>
-    <w:p>
-      <w:pPr>
-        <w:pStyle w:val="FirstParagraph"/>
-      </w:pPr>
-      <w:r>
-        <w:rPr>
-          <w:rStyle w:val="VerbatimChar"/>
-        </w:rPr>
-        <w:t xml:space="preserve">22_black_suspension_teacher_analysis.xlsx</w:t>
-      </w:r>
-      <w:r>
-        <w:t xml:space="preserve"> </w:t>
-      </w:r>
-      <w:r>
-        <w:t xml:space="preserve">- All three tables in separate sheets for easy exploration</w:t>
-      </w:r>
-    </w:p>
-    <w:bookmarkEnd w:id="34"/>
-    <w:bookmarkStart w:id="35" w:name="visualizations-png-300-dpi"/>
-    <w:p>
-      <w:pPr>
-        <w:pStyle w:val="Heading3"/>
-      </w:pPr>
-      <w:r>
-        <w:rPr>
-          <w:b/>
-          <w:bCs/>
-        </w:rPr>
-        <w:t xml:space="preserve">Visualizations</w:t>
-      </w:r>
-      <w:r>
-        <w:t xml:space="preserve"> </w:t>
-      </w:r>
-      <w:r>
-        <w:t xml:space="preserve">(PNG, 300 DPI)</w:t>
+          <w:b/>
+          <w:bCs/>
+        </w:rPr>
+        <w:t xml:space="preserve">Policy analysis</w:t>
+      </w:r>
+      <w:r>
+        <w:t xml:space="preserve"> </w:t>
+      </w:r>
+      <w:r>
+        <w:t xml:space="preserve">of disciplinary codes and alternative intervention availability</w:t>
+      </w:r>
+    </w:p>
+    <w:p>
+      <w:pPr>
+        <w:pStyle w:val="Compact"/>
+        <w:numPr>
+          <w:ilvl w:val="1"/>
+          <w:numId w:val="1014"/>
+        </w:numPr>
+      </w:pPr>
+      <w:r>
+        <w:t xml:space="preserve">Compare written policies to actual implementation</w:t>
+      </w:r>
+    </w:p>
+    <w:p>
+      <w:pPr>
+        <w:pStyle w:val="Compact"/>
+        <w:numPr>
+          <w:ilvl w:val="1"/>
+          <w:numId w:val="1014"/>
+        </w:numPr>
+      </w:pPr>
+      <w:r>
+        <w:t xml:space="preserve">Assess resource availability for restorative practices</w:t>
       </w:r>
     </w:p>
     <w:p>
@@ -3451,20 +4653,79 @@
         <w:pStyle w:val="Compact"/>
         <w:numPr>
           <w:ilvl w:val="0"/>
-          <w:numId w:val="1012"/>
+          <w:numId w:val="1011"/>
         </w:numPr>
       </w:pPr>
       <w:r>
         <w:rPr>
-          <w:rStyle w:val="VerbatimChar"/>
-        </w:rPr>
-        <w:t xml:space="preserve">22_black_suspension_rates_by_quartile.png</w:t>
-      </w:r>
-      <w:r>
-        <w:t xml:space="preserve"> </w:t>
-      </w:r>
-      <w:r>
-        <w:t xml:space="preserve">- Line graph showing suspension rate trends 2017-24</w:t>
+          <w:b/>
+          <w:bCs/>
+        </w:rPr>
+        <w:t xml:space="preserve">Resource assessment</w:t>
+      </w:r>
+      <w:r>
+        <w:t xml:space="preserve">: Correlation between funding/staffing and suspension rates</w:t>
+      </w:r>
+    </w:p>
+    <w:p>
+      <w:pPr>
+        <w:pStyle w:val="Compact"/>
+        <w:numPr>
+          <w:ilvl w:val="1"/>
+          <w:numId w:val="1015"/>
+        </w:numPr>
+      </w:pPr>
+      <w:r>
+        <w:t xml:space="preserve">Do better-funded schools have lower rates?</w:t>
+      </w:r>
+    </w:p>
+    <w:p>
+      <w:pPr>
+        <w:pStyle w:val="Compact"/>
+        <w:numPr>
+          <w:ilvl w:val="1"/>
+          <w:numId w:val="1015"/>
+        </w:numPr>
+      </w:pPr>
+      <w:r>
+        <w:t xml:space="preserve">What is the cost-benefit of investing in alternatives?</w:t>
+      </w:r>
+    </w:p>
+    <w:p>
+      <w:r>
+        <w:pict>
+          <v:rect style="width:0;height:1.5pt" o:hralign="center" o:hrstd="t" o:hr="t"/>
+        </w:pict>
+      </w:r>
+    </w:p>
+    <w:bookmarkEnd w:id="36"/>
+    <w:bookmarkEnd w:id="37"/>
+    <w:bookmarkStart w:id="41" w:name="data-outputs-available"/>
+    <w:p>
+      <w:pPr>
+        <w:pStyle w:val="Heading2"/>
+      </w:pPr>
+      <w:r>
+        <w:t xml:space="preserve">Data Outputs Available</w:t>
+      </w:r>
+    </w:p>
+    <w:bookmarkStart w:id="38" w:name="tables-csv-format"/>
+    <w:p>
+      <w:pPr>
+        <w:pStyle w:val="Heading3"/>
+      </w:pPr>
+      <w:r>
+        <w:rPr>
+          <w:b/>
+          <w:bCs/>
+        </w:rPr>
+        <w:t xml:space="preserve">Tables</w:t>
+      </w:r>
+      <w:r>
+        <w:t xml:space="preserve"> </w:t>
+      </w:r>
+      <w:r>
+        <w:t xml:space="preserve">(CSV format)</w:t>
       </w:r>
     </w:p>
     <w:p>
@@ -3472,20 +4733,20 @@
         <w:pStyle w:val="Compact"/>
         <w:numPr>
           <w:ilvl w:val="0"/>
-          <w:numId w:val="1012"/>
+          <w:numId w:val="1016"/>
         </w:numPr>
       </w:pPr>
       <w:r>
         <w:rPr>
           <w:rStyle w:val="VerbatimChar"/>
         </w:rPr>
-        <w:t xml:space="preserve">22_teacher_demographics_comparison.png</w:t>
-      </w:r>
-      <w:r>
-        <w:t xml:space="preserve"> </w:t>
-      </w:r>
-      <w:r>
-        <w:t xml:space="preserve">- Bar charts comparing all schools vs high-suspension schools</w:t>
+        <w:t xml:space="preserve">22_black_suspension_by_quartile_year_teacher.csv</w:t>
+      </w:r>
+      <w:r>
+        <w:t xml:space="preserve"> </w:t>
+      </w:r>
+      <w:r>
+        <w:t xml:space="preserve">- Trends by quartile and year with teacher demographics (24 quartile-year combinations)</w:t>
       </w:r>
     </w:p>
     <w:p>
@@ -3493,13 +4754,148 @@
         <w:pStyle w:val="Compact"/>
         <w:numPr>
           <w:ilvl w:val="0"/>
-          <w:numId w:val="1012"/>
+          <w:numId w:val="1016"/>
         </w:numPr>
       </w:pPr>
       <w:r>
         <w:rPr>
           <w:rStyle w:val="VerbatimChar"/>
         </w:rPr>
+        <w:t xml:space="preserve">22_high_suspension_schools_teacher_demographics.csv</w:t>
+      </w:r>
+      <w:r>
+        <w:t xml:space="preserve"> </w:t>
+      </w:r>
+      <w:r>
+        <w:t xml:space="preserve">- Aggregated data for top 10% schools by quartile-year</w:t>
+      </w:r>
+    </w:p>
+    <w:p>
+      <w:pPr>
+        <w:pStyle w:val="Compact"/>
+        <w:numPr>
+          <w:ilvl w:val="0"/>
+          <w:numId w:val="1016"/>
+        </w:numPr>
+      </w:pPr>
+      <w:r>
+        <w:rPr>
+          <w:rStyle w:val="VerbatimChar"/>
+        </w:rPr>
+        <w:t xml:space="preserve">22_high_suspension_schools_detailed.csv</w:t>
+      </w:r>
+      <w:r>
+        <w:t xml:space="preserve"> </w:t>
+      </w:r>
+      <w:r>
+        <w:t xml:space="preserve">- Individual school-level detail for all high-suspension school-year observations</w:t>
+      </w:r>
+    </w:p>
+    <w:bookmarkEnd w:id="38"/>
+    <w:bookmarkStart w:id="39" w:name="excel-workbook"/>
+    <w:p>
+      <w:pPr>
+        <w:pStyle w:val="Heading3"/>
+      </w:pPr>
+      <w:r>
+        <w:rPr>
+          <w:b/>
+          <w:bCs/>
+        </w:rPr>
+        <w:t xml:space="preserve">Excel Workbook</w:t>
+      </w:r>
+    </w:p>
+    <w:p>
+      <w:pPr>
+        <w:pStyle w:val="FirstParagraph"/>
+      </w:pPr>
+      <w:r>
+        <w:rPr>
+          <w:rStyle w:val="VerbatimChar"/>
+        </w:rPr>
+        <w:t xml:space="preserve">22_black_suspension_teacher_analysis.xlsx</w:t>
+      </w:r>
+      <w:r>
+        <w:t xml:space="preserve"> </w:t>
+      </w:r>
+      <w:r>
+        <w:t xml:space="preserve">- All three tables in separate sheets for easy exploration</w:t>
+      </w:r>
+    </w:p>
+    <w:bookmarkEnd w:id="39"/>
+    <w:bookmarkStart w:id="40" w:name="visualizations-png-300-dpi"/>
+    <w:p>
+      <w:pPr>
+        <w:pStyle w:val="Heading3"/>
+      </w:pPr>
+      <w:r>
+        <w:rPr>
+          <w:b/>
+          <w:bCs/>
+        </w:rPr>
+        <w:t xml:space="preserve">Visualizations</w:t>
+      </w:r>
+      <w:r>
+        <w:t xml:space="preserve"> </w:t>
+      </w:r>
+      <w:r>
+        <w:t xml:space="preserve">(PNG, 300 DPI)</w:t>
+      </w:r>
+    </w:p>
+    <w:p>
+      <w:pPr>
+        <w:pStyle w:val="Compact"/>
+        <w:numPr>
+          <w:ilvl w:val="0"/>
+          <w:numId w:val="1017"/>
+        </w:numPr>
+      </w:pPr>
+      <w:r>
+        <w:rPr>
+          <w:rStyle w:val="VerbatimChar"/>
+        </w:rPr>
+        <w:t xml:space="preserve">22_black_suspension_rates_by_quartile.png</w:t>
+      </w:r>
+      <w:r>
+        <w:t xml:space="preserve"> </w:t>
+      </w:r>
+      <w:r>
+        <w:t xml:space="preserve">- Line graph showing suspension rate trends 2017-24</w:t>
+      </w:r>
+    </w:p>
+    <w:p>
+      <w:pPr>
+        <w:pStyle w:val="Compact"/>
+        <w:numPr>
+          <w:ilvl w:val="0"/>
+          <w:numId w:val="1017"/>
+        </w:numPr>
+      </w:pPr>
+      <w:r>
+        <w:rPr>
+          <w:rStyle w:val="VerbatimChar"/>
+        </w:rPr>
+        <w:t xml:space="preserve">22_teacher_demographics_comparison.png</w:t>
+      </w:r>
+      <w:r>
+        <w:t xml:space="preserve"> </w:t>
+      </w:r>
+      <w:r>
+        <w:t xml:space="preserve">- Bar charts comparing all schools vs high-suspension schools</w:t>
+      </w:r>
+    </w:p>
+    <w:p>
+      <w:pPr>
+        <w:pStyle w:val="Compact"/>
+        <w:numPr>
+          <w:ilvl w:val="0"/>
+          <w:numId w:val="1017"/>
+        </w:numPr>
+      </w:pPr>
+      <w:r>
+        <w:rPr>
+          <w:rStyle w:val="VerbatimChar"/>
+        </w:rPr>
         <w:t xml:space="preserve">22_admin_teacher_demographics_high_suspension.png</w:t>
       </w:r>
       <w:r>
@@ -3514,7 +4910,14 @@
         <w:pStyle w:val="FirstParagraph"/>
       </w:pPr>
       <w:r>
-        <w:t xml:space="preserve">All files located in:</w:t>
+        <w:rPr>
+          <w:b/>
+          <w:bCs/>
+        </w:rPr>
+        <w:t xml:space="preserve">Output Location</w:t>
+      </w:r>
+      <w:r>
+        <w:t xml:space="preserve">: All files located in</w:t>
       </w:r>
       <w:r>
         <w:t xml:space="preserve"> </w:t>
@@ -3548,9 +4951,9 @@
         </w:pict>
       </w:r>
     </w:p>
-    <w:bookmarkEnd w:id="35"/>
-    <w:bookmarkEnd w:id="36"/>
-    <w:bookmarkStart w:id="41" w:name="methodological-notes"/>
+    <w:bookmarkEnd w:id="40"/>
+    <w:bookmarkEnd w:id="41"/>
+    <w:bookmarkStart w:id="47" w:name="methodological-notes"/>
     <w:p>
       <w:pPr>
         <w:pStyle w:val="Heading2"/>
@@ -3559,7 +4962,7 @@
         <w:t xml:space="preserve">Methodological Notes</w:t>
       </w:r>
     </w:p>
-    <w:bookmarkStart w:id="37" w:name="weighted-aggregation-approach"/>
+    <w:bookmarkStart w:id="42" w:name="weighted-aggregation-approach"/>
     <w:p>
       <w:pPr>
         <w:pStyle w:val="Heading3"/>
@@ -3617,8 +5020,38 @@
         <w:t xml:space="preserve">- Prevents small schools from distorting patterns</w:t>
       </w:r>
     </w:p>
-    <w:bookmarkEnd w:id="37"/>
-    <w:bookmarkStart w:id="38" w:name="high-suspension-school-identification"/>
+    <w:p>
+      <w:pPr>
+        <w:pStyle w:val="BodyText"/>
+      </w:pPr>
+      <w:r>
+        <w:rPr>
+          <w:b/>
+          <w:bCs/>
+        </w:rPr>
+        <w:t xml:space="preserve">Why weighted averaging?</w:t>
+      </w:r>
+      <w:r>
+        <w:t xml:space="preserve"> </w:t>
+      </w:r>
+      <w:r>
+        <w:t xml:space="preserve">- A school with 1,000 Black students and 10% suspension rate contributes more than a school with 20 Black students and 10% rate</w:t>
+      </w:r>
+      <w:r>
+        <w:t xml:space="preserve"> </w:t>
+      </w:r>
+      <w:r>
+        <w:t xml:space="preserve">- Reflects actual number of students affected</w:t>
+      </w:r>
+      <w:r>
+        <w:t xml:space="preserve"> </w:t>
+      </w:r>
+      <w:r>
+        <w:t xml:space="preserve">- More representative of typical student experience</w:t>
+      </w:r>
+    </w:p>
+    <w:bookmarkEnd w:id="42"/>
+    <w:bookmarkStart w:id="43" w:name="high-suspension-school-identification"/>
     <w:p>
       <w:pPr>
         <w:pStyle w:val="Heading3"/>
@@ -3709,9 +5142,51 @@
       <w:r>
         <w:t xml:space="preserve">- Allows quartile-specific context</w:t>
       </w:r>
-    </w:p>
-    <w:bookmarkEnd w:id="38"/>
-    <w:bookmarkStart w:id="39" w:name="teacher-demographics-aggregation"/>
+      <w:r>
+        <w:t xml:space="preserve"> </w:t>
+      </w:r>
+      <w:r>
+        <w:t xml:space="preserve">- Identifies schools for targeted intervention</w:t>
+      </w:r>
+    </w:p>
+    <w:p>
+      <w:pPr>
+        <w:pStyle w:val="BodyText"/>
+      </w:pPr>
+      <w:r>
+        <w:rPr>
+          <w:b/>
+          <w:bCs/>
+        </w:rPr>
+        <w:t xml:space="preserve">Why within-quartile comparison?</w:t>
+      </w:r>
+      <w:r>
+        <w:t xml:space="preserve"> </w:t>
+      </w:r>
+      <w:r>
+        <w:t xml:space="preserve">- Different quartiles face different challenges</w:t>
+      </w:r>
+      <w:r>
+        <w:t xml:space="preserve"> </w:t>
+      </w:r>
+      <w:r>
+        <w:t xml:space="preserve">- Allows identification of outliers within each context</w:t>
+      </w:r>
+      <w:r>
+        <w:t xml:space="preserve"> </w:t>
+      </w:r>
+      <w:r>
+        <w:t xml:space="preserve">- Prevents all high-suspension schools from being in Q4</w:t>
+      </w:r>
+      <w:r>
+        <w:t xml:space="preserve"> </w:t>
+      </w:r>
+      <w:r>
+        <w:t xml:space="preserve">- Identifies improvement opportunities across all school types</w:t>
+      </w:r>
+    </w:p>
+    <w:bookmarkEnd w:id="43"/>
+    <w:bookmarkStart w:id="44" w:name="teacher-demographics-aggregation"/>
     <w:p>
       <w:pPr>
         <w:pStyle w:val="Heading3"/>
@@ -3750,8 +5225,41 @@
         <w:t xml:space="preserve">- Consistent with weighted approach</w:t>
       </w:r>
     </w:p>
-    <w:bookmarkEnd w:id="39"/>
-    <w:bookmarkStart w:id="40" w:name="minimum-thresholds"/>
+    <w:p>
+      <w:pPr>
+        <w:pStyle w:val="BodyText"/>
+      </w:pPr>
+      <w:r>
+        <w:rPr>
+          <w:b/>
+          <w:bCs/>
+        </w:rPr>
+        <w:t xml:space="preserve">Handling of teacher columns</w:t>
+      </w:r>
+      <w:r>
+        <w:t xml:space="preserve">:</w:t>
+      </w:r>
+      <w:r>
+        <w:t xml:space="preserve"> </w:t>
+      </w:r>
+      <w:r>
+        <w:t xml:space="preserve">- Teacher columns should be constant within school-year (validated in script)</w:t>
+      </w:r>
+      <w:r>
+        <w:t xml:space="preserve"> </w:t>
+      </w:r>
+      <w:r>
+        <w:t xml:space="preserve">- Uses first non-missing value when aggregating</w:t>
+      </w:r>
+      <w:r>
+        <w:t xml:space="preserve"> </w:t>
+      </w:r>
+      <w:r>
+        <w:t xml:space="preserve">- Warnings issued if inconsistencies detected</w:t>
+      </w:r>
+    </w:p>
+    <w:bookmarkEnd w:id="44"/>
+    <w:bookmarkStart w:id="45" w:name="minimum-thresholds"/>
     <w:p>
       <w:pPr>
         <w:pStyle w:val="Heading3"/>
@@ -3769,7 +5277,7 @@
         <w:pStyle w:val="Compact"/>
         <w:numPr>
           <w:ilvl w:val="0"/>
-          <w:numId w:val="1013"/>
+          <w:numId w:val="1018"/>
         </w:numPr>
       </w:pPr>
       <w:r>
@@ -3781,7 +5289,7 @@
         <w:pStyle w:val="Compact"/>
         <w:numPr>
           <w:ilvl w:val="0"/>
-          <w:numId w:val="1013"/>
+          <w:numId w:val="1018"/>
         </w:numPr>
       </w:pPr>
       <w:r>
@@ -3793,11 +5301,148 @@
         <w:pStyle w:val="Compact"/>
         <w:numPr>
           <w:ilvl w:val="0"/>
-          <w:numId w:val="1013"/>
+          <w:numId w:val="1018"/>
         </w:numPr>
       </w:pPr>
       <w:r>
         <w:t xml:space="preserve">Small-enrollment schools excluded to prevent outlier influence</w:t>
+      </w:r>
+    </w:p>
+    <w:p>
+      <w:pPr>
+        <w:pStyle w:val="Compact"/>
+        <w:numPr>
+          <w:ilvl w:val="0"/>
+          <w:numId w:val="1018"/>
+        </w:numPr>
+      </w:pPr>
+      <w:r>
+        <w:t xml:space="preserve">Threshold balances data availability with reliability</w:t>
+      </w:r>
+    </w:p>
+    <w:bookmarkEnd w:id="45"/>
+    <w:bookmarkStart w:id="46" w:name="statistical-significance"/>
+    <w:p>
+      <w:pPr>
+        <w:pStyle w:val="Heading3"/>
+      </w:pPr>
+      <w:r>
+        <w:rPr>
+          <w:b/>
+          <w:bCs/>
+        </w:rPr>
+        <w:t xml:space="preserve">Statistical Significance</w:t>
+      </w:r>
+    </w:p>
+    <w:p>
+      <w:pPr>
+        <w:pStyle w:val="FirstParagraph"/>
+      </w:pPr>
+      <w:r>
+        <w:t xml:space="preserve">Throughout this summary:</w:t>
+      </w:r>
+      <w:r>
+        <w:t xml:space="preserve"> </w:t>
+      </w:r>
+      <w:r>
+        <w:t xml:space="preserve">-</w:t>
+      </w:r>
+      <w:r>
+        <w:t xml:space="preserve"> </w:t>
+      </w:r>
+      <w:r>
+        <w:rPr>
+          <w:b/>
+          <w:bCs/>
+        </w:rPr>
+        <w:t xml:space="preserve">***</w:t>
+      </w:r>
+      <w:r>
+        <w:t xml:space="preserve"> </w:t>
+      </w:r>
+      <w:r>
+        <w:t xml:space="preserve">indicates p &lt; 0.001 (highly statistically significant)</w:t>
+      </w:r>
+      <w:r>
+        <w:t xml:space="preserve"> </w:t>
+      </w:r>
+      <w:r>
+        <w:t xml:space="preserve">-</w:t>
+      </w:r>
+      <w:r>
+        <w:t xml:space="preserve"> </w:t>
+      </w:r>
+      <w:r>
+        <w:rPr>
+          <w:b/>
+          <w:bCs/>
+        </w:rPr>
+        <w:t xml:space="preserve">**</w:t>
+      </w:r>
+      <w:r>
+        <w:t xml:space="preserve"> </w:t>
+      </w:r>
+      <w:r>
+        <w:t xml:space="preserve">indicates p &lt; 0.01 (very statistically significant)</w:t>
+      </w:r>
+      <w:r>
+        <w:t xml:space="preserve"> </w:t>
+      </w:r>
+      <w:r>
+        <w:t xml:space="preserve">-</w:t>
+      </w:r>
+      <w:r>
+        <w:t xml:space="preserve"> </w:t>
+      </w:r>
+      <w:r>
+        <w:rPr>
+          <w:b/>
+          <w:bCs/>
+        </w:rPr>
+        <w:t xml:space="preserve">*</w:t>
+      </w:r>
+      <w:r>
+        <w:t xml:space="preserve"> </w:t>
+      </w:r>
+      <w:r>
+        <w:t xml:space="preserve">indicates p &lt; 0.05 (statistically significant)</w:t>
+      </w:r>
+      <w:r>
+        <w:t xml:space="preserve"> </w:t>
+      </w:r>
+      <w:r>
+        <w:t xml:space="preserve">-</w:t>
+      </w:r>
+      <w:r>
+        <w:t xml:space="preserve"> </w:t>
+      </w:r>
+      <w:r>
+        <w:rPr>
+          <w:b/>
+          <w:bCs/>
+        </w:rPr>
+        <w:t xml:space="preserve">NS</w:t>
+      </w:r>
+      <w:r>
+        <w:t xml:space="preserve"> </w:t>
+      </w:r>
+      <w:r>
+        <w:t xml:space="preserve">indicates not statistically significant (p ≥ 0.05)</w:t>
+      </w:r>
+    </w:p>
+    <w:p>
+      <w:pPr>
+        <w:pStyle w:val="BodyText"/>
+      </w:pPr>
+      <w:r>
+        <w:rPr>
+          <w:b/>
+          <w:bCs/>
+        </w:rPr>
+        <w:t xml:space="preserve">Important</w:t>
+      </w:r>
+      <w:r>
+        <w:t xml:space="preserve">: Statistical significance does not imply practical importance. Always consider effect sizes and real-world magnitude alongside p-values.</w:t>
       </w:r>
     </w:p>
     <w:p>
@@ -3807,9 +5452,9 @@
         </w:pict>
       </w:r>
     </w:p>
-    <w:bookmarkEnd w:id="40"/>
-    <w:bookmarkEnd w:id="41"/>
-    <w:bookmarkStart w:id="42" w:name="citation"/>
+    <w:bookmarkEnd w:id="46"/>
+    <w:bookmarkEnd w:id="47"/>
+    <w:bookmarkStart w:id="48" w:name="citation"/>
     <w:p>
       <w:pPr>
         <w:pStyle w:val="Heading2"/>
@@ -3842,13 +5487,13 @@
         <w:t xml:space="preserve"> </w:t>
       </w:r>
       <w:r>
-        <w:t xml:space="preserve">“Black Student Suspension Rates by School Racial Composition and Teacher Demographics: Analysis of California Public Schools, 2017-24.”</w:t>
-      </w:r>
-      <w:r>
-        <w:t xml:space="preserve"> </w:t>
-      </w:r>
-      <w:r>
-        <w:t xml:space="preserve">UCLA Center for the Transformation of Schools.</w:t>
+        <w:t xml:space="preserve">“Black Student Suspension Rates by School Racial Composition and Teacher Demographics: Analysis of California Public Schools, 2017-24 - Executive Summary.”</w:t>
+      </w:r>
+      <w:r>
+        <w:t xml:space="preserve"> </w:t>
+      </w:r>
+      <w:r>
+        <w:t xml:space="preserve">UCLA Center for the Transformation of Schools, REACH Suspensions Analysis Project.</w:t>
       </w:r>
     </w:p>
     <w:p>
@@ -3860,7 +5505,7 @@
           <w:b/>
           <w:bCs/>
         </w:rPr>
-        <w:t xml:space="preserve">Data Source</w:t>
+        <w:t xml:space="preserve">Data Sources</w:t>
       </w:r>
       <w:r>
         <w:t xml:space="preserve">:</w:t>
@@ -3883,6 +5528,30 @@
       <w:r>
         <w:t xml:space="preserve">Retrieved from https://www.cde.ca.gov/ds/sd/sd/</w:t>
       </w:r>
+      <w:r>
+        <w:t xml:space="preserve"> </w:t>
+      </w:r>
+      <w:r>
+        <w:t xml:space="preserve">&gt;</w:t>
+      </w:r>
+      <w:r>
+        <w:t xml:space="preserve"> </w:t>
+      </w:r>
+      <w:r>
+        <w:t xml:space="preserve">&gt; California Department of Education.</w:t>
+      </w:r>
+      <w:r>
+        <w:t xml:space="preserve"> </w:t>
+      </w:r>
+      <w:r>
+        <w:t xml:space="preserve">“Teacher Staff Demographic Data Files, 2017-18 through 2023-24.”</w:t>
+      </w:r>
+      <w:r>
+        <w:t xml:space="preserve"> </w:t>
+      </w:r>
+      <w:r>
+        <w:t xml:space="preserve">Retrieved from https://www.cde.ca.gov/</w:t>
+      </w:r>
     </w:p>
     <w:p>
       <w:pPr>
@@ -3902,7 +5571,7 @@
         <w:t xml:space="preserve"> </w:t>
       </w:r>
       <w:r>
-        <w:t xml:space="preserve">&gt; Full methodology and code available at:</w:t>
+        <w:t xml:space="preserve">&gt; Full methodology and code:</w:t>
       </w:r>
       <w:r>
         <w:t xml:space="preserve"> </w:t>
@@ -3917,6 +5586,12 @@
         <w:t xml:space="preserve"> </w:t>
       </w:r>
       <w:r>
+        <w:t xml:space="preserve">&gt;</w:t>
+      </w:r>
+      <w:r>
+        <w:t xml:space="preserve"> </w:t>
+      </w:r>
+      <w:r>
         <w:t xml:space="preserve">&gt; Comprehensive guide:</w:t>
       </w:r>
       <w:r>
@@ -3927,6 +5602,12 @@
           <w:rStyle w:val="VerbatimChar"/>
         </w:rPr>
         <w:t xml:space="preserve">Analysis/22_ANALYSIS_GUIDE.md</w:t>
+      </w:r>
+      <w:r>
+        <w:t xml:space="preserve"> </w:t>
+      </w:r>
+      <w:r>
+        <w:t xml:space="preserve">(if available)</w:t>
       </w:r>
     </w:p>
     <w:p>
@@ -3936,8 +5617,8 @@
         </w:pict>
       </w:r>
     </w:p>
-    <w:bookmarkEnd w:id="42"/>
-    <w:bookmarkStart w:id="43" w:name="contact-and-questions"/>
+    <w:bookmarkEnd w:id="48"/>
+    <w:bookmarkStart w:id="49" w:name="contact-and-questions"/>
     <w:p>
       <w:pPr>
         <w:pStyle w:val="Heading2"/>
@@ -3979,13 +5660,13 @@
         <w:rPr>
           <w:rStyle w:val="VerbatimChar"/>
         </w:rPr>
-        <w:t xml:space="preserve">Analysis/22_ANALYSIS_GUIDE.md</w:t>
-      </w:r>
-      <w:r>
-        <w:t xml:space="preserve"> </w:t>
-      </w:r>
-      <w:r>
-        <w:t xml:space="preserve">(if available)</w:t>
+        <w:t xml:space="preserve">Analysis/22_black_suspension_rates_teacher_demographics.R</w:t>
+      </w:r>
+      <w:r>
+        <w:t xml:space="preserve"> </w:t>
+      </w:r>
+      <w:r>
+        <w:t xml:space="preserve">(inline documentation)</w:t>
       </w:r>
       <w:r>
         <w:t xml:space="preserve"> </w:t>
@@ -4113,8 +5794,8 @@
         </w:pict>
       </w:r>
     </w:p>
-    <w:bookmarkEnd w:id="43"/>
-    <w:bookmarkStart w:id="44" w:name="document-information"/>
+    <w:bookmarkEnd w:id="49"/>
+    <w:bookmarkStart w:id="50" w:name="document-information"/>
     <w:p>
       <w:pPr>
         <w:pStyle w:val="Heading2"/>
@@ -4135,7 +5816,7 @@
         <w:t xml:space="preserve">Document Version</w:t>
       </w:r>
       <w:r>
-        <w:t xml:space="preserve">: 2.0</w:t>
+        <w:t xml:space="preserve">: 3.0</w:t>
       </w:r>
       <w:r>
         <w:t xml:space="preserve"> </w:t>
@@ -4148,7 +5829,7 @@
         <w:t xml:space="preserve">Document Created</w:t>
       </w:r>
       <w:r>
-        <w:t xml:space="preserve">: 2025-11-19</w:t>
+        <w:t xml:space="preserve">: 2025-11-19 (v1.0)</w:t>
       </w:r>
       <w:r>
         <w:t xml:space="preserve"> </w:t>
@@ -4161,7 +5842,7 @@
         <w:t xml:space="preserve">Last Updated</w:t>
       </w:r>
       <w:r>
-        <w:t xml:space="preserve">: 2025-11-19</w:t>
+        <w:t xml:space="preserve">: 2025-11-21 (v3.0 - regenerated using template for consistency)</w:t>
       </w:r>
       <w:r>
         <w:t xml:space="preserve"> </w:t>
@@ -4233,7 +5914,7 @@
         <w:t xml:space="preserve"> </w:t>
       </w:r>
       <w:r>
-        <w:t xml:space="preserve">(generated from .md)</w:t>
+        <w:t xml:space="preserve">(generate using conversion script)</w:t>
       </w:r>
     </w:p>
     <w:p>
@@ -4245,7 +5926,7 @@
           <w:b/>
           <w:bCs/>
         </w:rPr>
-        <w:t xml:space="preserve">Conversion Command</w:t>
+        <w:t xml:space="preserve">Conversion to Word</w:t>
       </w:r>
       <w:r>
         <w:t xml:space="preserve">:</w:t>
@@ -4266,6 +5947,51 @@
           <w:rStyle w:val="NormalTok"/>
         </w:rPr>
         <w:t xml:space="preserve"> 22_black_suspension_teacher_demographics_SUMMARY.md</w:t>
+      </w:r>
+    </w:p>
+    <w:p>
+      <w:pPr>
+        <w:pStyle w:val="FirstParagraph"/>
+      </w:pPr>
+      <w:r>
+        <w:rPr>
+          <w:b/>
+          <w:bCs/>
+        </w:rPr>
+        <w:t xml:space="preserve">Change Log</w:t>
+      </w:r>
+      <w:r>
+        <w:t xml:space="preserve">:</w:t>
+      </w:r>
+      <w:r>
+        <w:t xml:space="preserve"> </w:t>
+      </w:r>
+      <w:r>
+        <w:t xml:space="preserve">- v3.0 (2025-11-21): Regenerated using TEMPLATE_SUMMARY.md for consistency. Added Executive Summary section, enhanced</w:t>
+      </w:r>
+      <w:r>
+        <w:t xml:space="preserve"> </w:t>
+      </w:r>
+      <w:r>
+        <w:t xml:space="preserve">“CRITICAL: Suspension Rate Definition”</w:t>
+      </w:r>
+      <w:r>
+        <w:t xml:space="preserve"> </w:t>
+      </w:r>
+      <w:r>
+        <w:t xml:space="preserve">section to explain both event and student rates, improved structure, verified all template requirements.</w:t>
+      </w:r>
+      <w:r>
+        <w:t xml:space="preserve"> </w:t>
+      </w:r>
+      <w:r>
+        <w:t xml:space="preserve">- v2.0 (2025-11-19): Updated with explicit academic years, escaped significance markers, enhanced metadata</w:t>
+      </w:r>
+      <w:r>
+        <w:t xml:space="preserve"> </w:t>
+      </w:r>
+      <w:r>
+        <w:t xml:space="preserve">- v1.0 (2025-11-19): Initial summary created</w:t>
       </w:r>
     </w:p>
     <w:p>
@@ -4287,8 +6013,8 @@
         <w:t xml:space="preserve">END OF SUMMARY</w:t>
       </w:r>
     </w:p>
-    <w:bookmarkEnd w:id="44"/>
-    <w:bookmarkEnd w:id="45"/>
+    <w:bookmarkEnd w:id="50"/>
+    <w:bookmarkEnd w:id="51"/>
     <w:sectPr>
       <w:footnotePr>
         <w:numRestart w:val="eachSect"/>
@@ -4399,6 +6125,109 @@
       </w:pPr>
     </w:lvl>
   </w:abstractNum>
+  <w:abstractNum w:abstractNumId="991">
+    <w:nsid w:val="0000A991"/>
+    <w:multiLevelType w:val="multilevel"/>
+    <w:lvl w:ilvl="0">
+      <w:numFmt w:val="bullet"/>
+      <w:lvlText w:val=""/>
+      <w:lvlJc w:val="left"/>
+      <w:pPr>
+        <w:ind w:left="720" w:hanging="360"/>
+      </w:pPr>
+      <w:rPr>
+        <w:rFonts w:ascii="Symbol" w:hAnsi="Symbol" w:cs="Symbol" w:hint="default"/>
+      </w:rPr>
+    </w:lvl>
+    <w:lvl w:ilvl="1">
+      <w:numFmt w:val="bullet"/>
+      <w:lvlText w:val="o"/>
+      <w:lvlJc w:val="left"/>
+      <w:pPr>
+        <w:ind w:left="1440" w:hanging="360"/>
+      </w:pPr>
+      <w:rPr>
+        <w:rFonts w:ascii="Courier New" w:hAnsi="Courier New" w:cs="Courier New" w:hint="default"/>
+      </w:rPr>
+    </w:lvl>
+    <w:lvl w:ilvl="2">
+      <w:numFmt w:val="bullet"/>
+      <w:lvlText w:val=""/>
+      <w:lvlJc w:val="left"/>
+      <w:pPr>
+        <w:ind w:left="2160" w:hanging="360"/>
+      </w:pPr>
+      <w:rPr>
+        <w:rFonts w:ascii="Wingdings" w:hAnsi="Wingdings" w:cs="Wingdings" w:hint="default"/>
+      </w:rPr>
+    </w:lvl>
+    <w:lvl w:ilvl="3">
+      <w:numFmt w:val="bullet"/>
+      <w:lvlText w:val=""/>
+      <w:lvlJc w:val="left"/>
+      <w:pPr>
+        <w:ind w:left="2880" w:hanging="360"/>
+      </w:pPr>
+      <w:rPr>
+        <w:rFonts w:ascii="Symbol" w:hAnsi="Symbol" w:cs="Symbol" w:hint="default"/>
+      </w:rPr>
+    </w:lvl>
+    <w:lvl w:ilvl="4">
+      <w:numFmt w:val="bullet"/>
+      <w:lvlText w:val="o"/>
+      <w:lvlJc w:val="left"/>
+      <w:pPr>
+        <w:ind w:left="3600" w:hanging="360"/>
+      </w:pPr>
+      <w:rPr>
+        <w:rFonts w:ascii="Courier New" w:hAnsi="Courier New" w:cs="Courier New" w:hint="default"/>
+      </w:rPr>
+    </w:lvl>
+    <w:lvl w:ilvl="5">
+      <w:numFmt w:val="bullet"/>
+      <w:lvlText w:val=""/>
+      <w:lvlJc w:val="left"/>
+      <w:pPr>
+        <w:ind w:left="4320" w:hanging="360"/>
+      </w:pPr>
+      <w:rPr>
+        <w:rFonts w:ascii="Wingdings" w:hAnsi="Wingdings" w:cs="Wingdings" w:hint="default"/>
+      </w:rPr>
+    </w:lvl>
+    <w:lvl w:ilvl="6">
+      <w:numFmt w:val="bullet"/>
+      <w:lvlText w:val=""/>
+      <w:lvlJc w:val="left"/>
+      <w:pPr>
+        <w:ind w:left="5040" w:hanging="360"/>
+      </w:pPr>
+      <w:rPr>
+        <w:rFonts w:ascii="Symbol" w:hAnsi="Symbol" w:cs="Symbol" w:hint="default"/>
+      </w:rPr>
+    </w:lvl>
+    <w:lvl w:ilvl="7">
+      <w:numFmt w:val="bullet"/>
+      <w:lvlText w:val="o"/>
+      <w:lvlJc w:val="left"/>
+      <w:pPr>
+        <w:ind w:left="5760" w:hanging="360"/>
+      </w:pPr>
+      <w:rPr>
+        <w:rFonts w:ascii="Courier New" w:hAnsi="Courier New" w:cs="Courier New" w:hint="default"/>
+      </w:rPr>
+    </w:lvl>
+    <w:lvl w:ilvl="8">
+      <w:numFmt w:val="bullet"/>
+      <w:lvlText w:val=""/>
+      <w:lvlJc w:val="left"/>
+      <w:pPr>
+        <w:ind w:left="6480" w:hanging="360"/>
+      </w:pPr>
+      <w:rPr>
+        <w:rFonts w:ascii="Wingdings" w:hAnsi="Wingdings" w:cs="Wingdings" w:hint="default"/>
+      </w:rPr>
+    </w:lvl>
+  </w:abstractNum>
   <w:abstractNum w:abstractNumId="99411">
     <w:nsid w:val="00A99411"/>
     <w:multiLevelType w:val="multilevel"/>
@@ -4484,113 +6313,19 @@
       </w:pPr>
     </w:lvl>
   </w:abstractNum>
-  <w:abstractNum w:abstractNumId="991">
-    <w:nsid w:val="0000A991"/>
-    <w:multiLevelType w:val="multilevel"/>
-    <w:lvl w:ilvl="0">
-      <w:numFmt w:val="bullet"/>
-      <w:lvlText w:val=""/>
-      <w:lvlJc w:val="left"/>
-      <w:pPr>
-        <w:ind w:left="720" w:hanging="360"/>
-      </w:pPr>
-      <w:rPr>
-        <w:rFonts w:ascii="Symbol" w:hAnsi="Symbol" w:cs="Symbol" w:hint="default"/>
-      </w:rPr>
-    </w:lvl>
-    <w:lvl w:ilvl="1">
-      <w:numFmt w:val="bullet"/>
-      <w:lvlText w:val="o"/>
-      <w:lvlJc w:val="left"/>
-      <w:pPr>
-        <w:ind w:left="1440" w:hanging="360"/>
-      </w:pPr>
-      <w:rPr>
-        <w:rFonts w:ascii="Courier New" w:hAnsi="Courier New" w:cs="Courier New" w:hint="default"/>
-      </w:rPr>
-    </w:lvl>
-    <w:lvl w:ilvl="2">
-      <w:numFmt w:val="bullet"/>
-      <w:lvlText w:val=""/>
-      <w:lvlJc w:val="left"/>
-      <w:pPr>
-        <w:ind w:left="2160" w:hanging="360"/>
-      </w:pPr>
-      <w:rPr>
-        <w:rFonts w:ascii="Wingdings" w:hAnsi="Wingdings" w:cs="Wingdings" w:hint="default"/>
-      </w:rPr>
-    </w:lvl>
-    <w:lvl w:ilvl="3">
-      <w:numFmt w:val="bullet"/>
-      <w:lvlText w:val=""/>
-      <w:lvlJc w:val="left"/>
-      <w:pPr>
-        <w:ind w:left="2880" w:hanging="360"/>
-      </w:pPr>
-      <w:rPr>
-        <w:rFonts w:ascii="Symbol" w:hAnsi="Symbol" w:cs="Symbol" w:hint="default"/>
-      </w:rPr>
-    </w:lvl>
-    <w:lvl w:ilvl="4">
-      <w:numFmt w:val="bullet"/>
-      <w:lvlText w:val="o"/>
-      <w:lvlJc w:val="left"/>
-      <w:pPr>
-        <w:ind w:left="3600" w:hanging="360"/>
-      </w:pPr>
-      <w:rPr>
-        <w:rFonts w:ascii="Courier New" w:hAnsi="Courier New" w:cs="Courier New" w:hint="default"/>
-      </w:rPr>
-    </w:lvl>
-    <w:lvl w:ilvl="5">
-      <w:numFmt w:val="bullet"/>
-      <w:lvlText w:val=""/>
-      <w:lvlJc w:val="left"/>
-      <w:pPr>
-        <w:ind w:left="4320" w:hanging="360"/>
-      </w:pPr>
-      <w:rPr>
-        <w:rFonts w:ascii="Wingdings" w:hAnsi="Wingdings" w:cs="Wingdings" w:hint="default"/>
-      </w:rPr>
-    </w:lvl>
-    <w:lvl w:ilvl="6">
-      <w:numFmt w:val="bullet"/>
-      <w:lvlText w:val=""/>
-      <w:lvlJc w:val="left"/>
-      <w:pPr>
-        <w:ind w:left="5040" w:hanging="360"/>
-      </w:pPr>
-      <w:rPr>
-        <w:rFonts w:ascii="Symbol" w:hAnsi="Symbol" w:cs="Symbol" w:hint="default"/>
-      </w:rPr>
-    </w:lvl>
-    <w:lvl w:ilvl="7">
-      <w:numFmt w:val="bullet"/>
-      <w:lvlText w:val="o"/>
-      <w:lvlJc w:val="left"/>
-      <w:pPr>
-        <w:ind w:left="5760" w:hanging="360"/>
-      </w:pPr>
-      <w:rPr>
-        <w:rFonts w:ascii="Courier New" w:hAnsi="Courier New" w:cs="Courier New" w:hint="default"/>
-      </w:rPr>
-    </w:lvl>
-    <w:lvl w:ilvl="8">
-      <w:numFmt w:val="bullet"/>
-      <w:lvlText w:val=""/>
-      <w:lvlJc w:val="left"/>
-      <w:pPr>
-        <w:ind w:left="6480" w:hanging="360"/>
-      </w:pPr>
-      <w:rPr>
-        <w:rFonts w:ascii="Wingdings" w:hAnsi="Wingdings" w:cs="Wingdings" w:hint="default"/>
-      </w:rPr>
-    </w:lvl>
-  </w:abstractNum>
   <w:num w:numId="1000">
     <w:abstractNumId w:val="990"/>
   </w:num>
   <w:num w:numId="1001">
+    <w:abstractNumId w:val="991"/>
+  </w:num>
+  <w:num w:numId="1002">
+    <w:abstractNumId w:val="991"/>
+  </w:num>
+  <w:num w:numId="1003">
+    <w:abstractNumId w:val="991"/>
+  </w:num>
+  <w:num w:numId="1004">
     <w:abstractNumId w:val="99411"/>
     <w:lvlOverride w:ilvl="0">
       <w:startOverride w:val="1"/>
@@ -4620,15 +6355,6 @@
       <w:startOverride w:val="1"/>
     </w:lvlOverride>
   </w:num>
-  <w:num w:numId="1002">
-    <w:abstractNumId w:val="991"/>
-  </w:num>
-  <w:num w:numId="1003">
-    <w:abstractNumId w:val="991"/>
-  </w:num>
-  <w:num w:numId="1004">
-    <w:abstractNumId w:val="991"/>
-  </w:num>
   <w:num w:numId="1005">
     <w:abstractNumId w:val="991"/>
   </w:num>
@@ -4639,64 +6365,10 @@
     <w:abstractNumId w:val="991"/>
   </w:num>
   <w:num w:numId="1008">
-    <w:abstractNumId w:val="99411"/>
-    <w:lvlOverride w:ilvl="0">
-      <w:startOverride w:val="1"/>
-    </w:lvlOverride>
-    <w:lvlOverride w:ilvl="1">
-      <w:startOverride w:val="1"/>
-    </w:lvlOverride>
-    <w:lvlOverride w:ilvl="2">
-      <w:startOverride w:val="1"/>
-    </w:lvlOverride>
-    <w:lvlOverride w:ilvl="3">
-      <w:startOverride w:val="1"/>
-    </w:lvlOverride>
-    <w:lvlOverride w:ilvl="4">
-      <w:startOverride w:val="1"/>
-    </w:lvlOverride>
-    <w:lvlOverride w:ilvl="5">
-      <w:startOverride w:val="1"/>
-    </w:lvlOverride>
-    <w:lvlOverride w:ilvl="6">
-      <w:startOverride w:val="1"/>
-    </w:lvlOverride>
-    <w:lvlOverride w:ilvl="7">
-      <w:startOverride w:val="1"/>
-    </w:lvlOverride>
-    <w:lvlOverride w:ilvl="8">
-      <w:startOverride w:val="1"/>
-    </w:lvlOverride>
+    <w:abstractNumId w:val="991"/>
   </w:num>
   <w:num w:numId="1009">
-    <w:abstractNumId w:val="99411"/>
-    <w:lvlOverride w:ilvl="0">
-      <w:startOverride w:val="1"/>
-    </w:lvlOverride>
-    <w:lvlOverride w:ilvl="1">
-      <w:startOverride w:val="1"/>
-    </w:lvlOverride>
-    <w:lvlOverride w:ilvl="2">
-      <w:startOverride w:val="1"/>
-    </w:lvlOverride>
-    <w:lvlOverride w:ilvl="3">
-      <w:startOverride w:val="1"/>
-    </w:lvlOverride>
-    <w:lvlOverride w:ilvl="4">
-      <w:startOverride w:val="1"/>
-    </w:lvlOverride>
-    <w:lvlOverride w:ilvl="5">
-      <w:startOverride w:val="1"/>
-    </w:lvlOverride>
-    <w:lvlOverride w:ilvl="6">
-      <w:startOverride w:val="1"/>
-    </w:lvlOverride>
-    <w:lvlOverride w:ilvl="7">
-      <w:startOverride w:val="1"/>
-    </w:lvlOverride>
-    <w:lvlOverride w:ilvl="8">
-      <w:startOverride w:val="1"/>
-    </w:lvlOverride>
+    <w:abstractNumId w:val="991"/>
   </w:num>
   <w:num w:numId="1010">
     <w:abstractNumId w:val="99411"/>
@@ -4759,6 +6431,18 @@
     </w:lvlOverride>
   </w:num>
   <w:num w:numId="1012">
+    <w:abstractNumId w:val="991"/>
+  </w:num>
+  <w:num w:numId="1013">
+    <w:abstractNumId w:val="991"/>
+  </w:num>
+  <w:num w:numId="1014">
+    <w:abstractNumId w:val="991"/>
+  </w:num>
+  <w:num w:numId="1015">
+    <w:abstractNumId w:val="991"/>
+  </w:num>
+  <w:num w:numId="1016">
     <w:abstractNumId w:val="99411"/>
     <w:lvlOverride w:ilvl="0">
       <w:startOverride w:val="1"/>
@@ -4788,7 +6472,37 @@
       <w:startOverride w:val="1"/>
     </w:lvlOverride>
   </w:num>
-  <w:num w:numId="1013">
+  <w:num w:numId="1017">
+    <w:abstractNumId w:val="99411"/>
+    <w:lvlOverride w:ilvl="0">
+      <w:startOverride w:val="1"/>
+    </w:lvlOverride>
+    <w:lvlOverride w:ilvl="1">
+      <w:startOverride w:val="1"/>
+    </w:lvlOverride>
+    <w:lvlOverride w:ilvl="2">
+      <w:startOverride w:val="1"/>
+    </w:lvlOverride>
+    <w:lvlOverride w:ilvl="3">
+      <w:startOverride w:val="1"/>
+    </w:lvlOverride>
+    <w:lvlOverride w:ilvl="4">
+      <w:startOverride w:val="1"/>
+    </w:lvlOverride>
+    <w:lvlOverride w:ilvl="5">
+      <w:startOverride w:val="1"/>
+    </w:lvlOverride>
+    <w:lvlOverride w:ilvl="6">
+      <w:startOverride w:val="1"/>
+    </w:lvlOverride>
+    <w:lvlOverride w:ilvl="7">
+      <w:startOverride w:val="1"/>
+    </w:lvlOverride>
+    <w:lvlOverride w:ilvl="8">
+      <w:startOverride w:val="1"/>
+    </w:lvlOverride>
+  </w:num>
+  <w:num w:numId="1018">
     <w:abstractNumId w:val="991"/>
   </w:num>
 </w:numbering>

--- a/outputs/summaries/22_black_suspension_teacher_demographics_SUMMARY.docx
+++ b/outputs/summaries/22_black_suspension_teacher_demographics_SUMMARY.docx
@@ -15,7 +15,7 @@
         <w:pStyle w:val="Date"/>
       </w:pPr>
       <w:r>
-        <w:t xml:space="preserve">2025-11-20</w:t>
+        <w:t xml:space="preserve">2025-11-21</w:t>
       </w:r>
     </w:p>
     <w:sdt>
